--- a/05-数字电路/03-单片机及嵌入式接口/SPI接口电路/SPI接口电路.docx
+++ b/05-数字电路/03-单片机及嵌入式接口/SPI接口电路/SPI接口电路.docx
@@ -2173,6 +2173,20 @@
     </w:p>
     <w:bookmarkEnd w:id="26"/>
     <w:bookmarkEnd w:id="27"/>
+    <w:p>
+      <w:pPr>
+        <w:spacing w:before="360"/>
+        <w:jc w:val="center"/>
+      </w:pPr>
+      <w:r>
+        <w:rPr>
+          <w:rFonts w:ascii="Times New Roman" w:hAnsi="Times New Roman"/>
+          <w:color w:val="555555"/>
+          <w:sz w:val="21"/>
+        </w:rPr>
+        <w:t>材料收集者：杜文杰</w:t>
+      </w:r>
+    </w:p>
     <w:sectPr>
       <w:headerReference r:id="rId9" w:type="default"/>
       <w:footerReference r:id="rId10" w:type="default"/>

--- a/05-数字电路/03-单片机及嵌入式接口/SPI接口电路/SPI接口电路.docx
+++ b/05-数字电路/03-单片机及嵌入式接口/SPI接口电路/SPI接口电路.docx
@@ -1,6 +1,6 @@
 
 <file path=word/document.xml><?xml version="1.0" encoding="utf-8"?>
-<w:document xmlns:w="http://schemas.openxmlformats.org/wordprocessingml/2006/main" xmlns:m="http://schemas.openxmlformats.org/officeDocument/2006/math" xmlns:r="http://schemas.openxmlformats.org/officeDocument/2006/relationships" xmlns:o="urn:schemas-microsoft-com:office:office" xmlns:v="urn:schemas-microsoft-com:vml" xmlns:w10="urn:schemas-microsoft-com:office:word" xmlns:a="http://schemas.openxmlformats.org/drawingml/2006/main" xmlns:pic="http://schemas.openxmlformats.org/drawingml/2006/picture" xmlns:wp="http://schemas.openxmlformats.org/drawingml/2006/wordprocessingDrawing">
+<w:document xmlns:m="http://schemas.openxmlformats.org/officeDocument/2006/math" xmlns:r="http://schemas.openxmlformats.org/officeDocument/2006/relationships" xmlns:w="http://schemas.openxmlformats.org/wordprocessingml/2006/main" xmlns:o="urn:schemas-microsoft-com:office:office" xmlns:v="urn:schemas-microsoft-com:vml" xmlns:w10="urn:schemas-microsoft-com:office:word" xmlns:a="http://schemas.openxmlformats.org/drawingml/2006/main" xmlns:pic="http://schemas.openxmlformats.org/drawingml/2006/picture" xmlns:wp="http://schemas.openxmlformats.org/drawingml/2006/wordprocessingDrawing">
   <w:body>
     <w:bookmarkStart w:id="27" w:name="spi-接口电路"/>
     <w:p>
@@ -8,11 +8,14 @@
         <w:pStyle w:val="Heading1"/>
       </w:pPr>
       <w:r>
+        <w:rPr>
+          <w:rFonts w:eastAsia="黑体"/>
+        </w:rPr>
         <w:t xml:space="preserve">SPI </w:t>
       </w:r>
       <w:r>
         <w:rPr>
-          <w:rFonts w:hint="eastAsia"/>
+          <w:rFonts w:hint="eastAsia" w:eastAsia="黑体"/>
         </w:rPr>
         <w:t xml:space="preserve">接口电路</w:t>
       </w:r>
@@ -24,7 +27,7 @@
       </w:pPr>
       <w:r>
         <w:rPr>
-          <w:rFonts w:hint="eastAsia"/>
+          <w:rFonts w:hint="eastAsia" w:eastAsia="黑体"/>
         </w:rPr>
         <w:t xml:space="preserve">拓扑描述</w:t>
       </w:r>
@@ -35,16 +38,19 @@
       </w:pPr>
       <w:r>
         <w:rPr>
-          <w:rFonts w:hint="eastAsia"/>
+          <w:rFonts w:hint="eastAsia" w:eastAsia="黑体"/>
         </w:rPr>
         <w:t xml:space="preserve">由</w:t>
       </w:r>
       <w:r>
+        <w:rPr>
+          <w:rFonts w:eastAsia="黑体"/>
+        </w:rPr>
         <w:t xml:space="preserve"> </w:t>
       </w:r>
       <w:r>
         <w:rPr>
-          <w:rFonts w:hint="eastAsia"/>
+          <w:rFonts w:hint="eastAsia" w:eastAsia="黑体"/>
           <w:b/>
           <w:bCs/>
         </w:rPr>
@@ -52,6 +58,7 @@
       </w:r>
       <w:r>
         <w:rPr>
+          <w:rFonts w:eastAsia="黑体"/>
           <w:b/>
           <w:bCs/>
         </w:rPr>
@@ -59,27 +66,33 @@
       </w:r>
       <w:r>
         <w:rPr>
-          <w:rFonts w:hint="eastAsia"/>
+          <w:rFonts w:hint="eastAsia" w:eastAsia="黑体"/>
           <w:b/>
           <w:bCs/>
         </w:rPr>
         <w:t xml:space="preserve">MCU（主机）</w:t>
       </w:r>
       <w:r>
+        <w:rPr>
+          <w:rFonts w:eastAsia="黑体"/>
+        </w:rPr>
         <w:t xml:space="preserve"> </w:t>
       </w:r>
       <w:r>
         <w:rPr>
-          <w:rFonts w:hint="eastAsia"/>
+          <w:rFonts w:hint="eastAsia" w:eastAsia="黑体"/>
         </w:rPr>
         <w:t xml:space="preserve">与</w:t>
       </w:r>
       <w:r>
+        <w:rPr>
+          <w:rFonts w:eastAsia="黑体"/>
+        </w:rPr>
         <w:t xml:space="preserve"> </w:t>
       </w:r>
       <w:r>
         <w:rPr>
-          <w:rFonts w:hint="eastAsia"/>
+          <w:rFonts w:hint="eastAsia" w:eastAsia="黑体"/>
           <w:b/>
           <w:bCs/>
         </w:rPr>
@@ -87,6 +100,7 @@
       </w:r>
       <w:r>
         <w:rPr>
+          <w:rFonts w:eastAsia="黑体"/>
           <w:b/>
           <w:bCs/>
         </w:rPr>
@@ -94,31 +108,37 @@
       </w:r>
       <w:r>
         <w:rPr>
-          <w:rFonts w:hint="eastAsia"/>
+          <w:rFonts w:hint="eastAsia" w:eastAsia="黑体"/>
         </w:rPr>
         <w:t xml:space="preserve">（如</w:t>
       </w:r>
       <w:r>
+        <w:rPr>
+          <w:rFonts w:eastAsia="黑体"/>
+        </w:rPr>
         <w:t xml:space="preserve"> W25Q64 </w:t>
       </w:r>
       <w:r>
         <w:rPr>
-          <w:rFonts w:hint="eastAsia"/>
+          <w:rFonts w:hint="eastAsia" w:eastAsia="黑体"/>
         </w:rPr>
         <w:t xml:space="preserve">Flash、ADXL345）组成的高速同步串行总线。电路共有</w:t>
       </w:r>
       <w:r>
+        <w:rPr>
+          <w:rFonts w:eastAsia="黑体"/>
+        </w:rPr>
         <w:t xml:space="preserve"> 4 </w:t>
       </w:r>
       <w:r>
         <w:rPr>
-          <w:rFonts w:hint="eastAsia"/>
+          <w:rFonts w:hint="eastAsia" w:eastAsia="黑体"/>
         </w:rPr>
         <w:t xml:space="preserve">类关键节点：</w:t>
       </w:r>
       <w:r>
         <w:rPr>
-          <w:rFonts w:hint="eastAsia"/>
+          <w:rFonts w:hint="eastAsia" w:eastAsia="黑体"/>
           <w:b/>
           <w:bCs/>
         </w:rPr>
@@ -126,6 +146,7 @@
       </w:r>
       <w:r>
         <w:rPr>
+          <w:rFonts w:eastAsia="黑体"/>
           <w:b/>
           <w:bCs/>
         </w:rPr>
@@ -133,7 +154,7 @@
       </w:r>
       <w:r>
         <w:rPr>
-          <w:rFonts w:hint="eastAsia"/>
+          <w:rFonts w:hint="eastAsia" w:eastAsia="黑体"/>
           <w:b/>
           <w:bCs/>
         </w:rPr>
@@ -141,6 +162,7 @@
       </w:r>
       <w:r>
         <w:rPr>
+          <w:rFonts w:eastAsia="黑体"/>
           <w:b/>
           <w:bCs/>
         </w:rPr>
@@ -148,40 +170,49 @@
       </w:r>
       <w:r>
         <w:rPr>
-          <w:rFonts w:hint="eastAsia"/>
+          <w:rFonts w:hint="eastAsia" w:eastAsia="黑体"/>
         </w:rPr>
         <w:t xml:space="preserve">（MCU</w:t>
       </w:r>
       <w:r>
+        <w:rPr>
+          <w:rFonts w:eastAsia="黑体"/>
+        </w:rPr>
         <w:t xml:space="preserve"> </w:t>
       </w:r>
       <w:r>
         <w:rPr>
-          <w:rFonts w:hint="eastAsia"/>
+          <w:rFonts w:hint="eastAsia" w:eastAsia="黑体"/>
         </w:rPr>
         <w:t xml:space="preserve">的</w:t>
       </w:r>
       <w:r>
+        <w:rPr>
+          <w:rFonts w:eastAsia="黑体"/>
+        </w:rPr>
         <w:t xml:space="preserve"> SCK </w:t>
       </w:r>
       <w:r>
         <w:rPr>
-          <w:rFonts w:hint="eastAsia"/>
+          <w:rFonts w:hint="eastAsia" w:eastAsia="黑体"/>
         </w:rPr>
         <w:t xml:space="preserve">脚与各从机</w:t>
       </w:r>
       <w:r>
+        <w:rPr>
+          <w:rFonts w:eastAsia="黑体"/>
+        </w:rPr>
         <w:t xml:space="preserve"> SCK </w:t>
       </w:r>
       <w:r>
         <w:rPr>
-          <w:rFonts w:hint="eastAsia"/>
+          <w:rFonts w:hint="eastAsia" w:eastAsia="黑体"/>
         </w:rPr>
         <w:t xml:space="preserve">脚相连）；</w:t>
       </w:r>
       <w:r>
         <w:rPr>
-          <w:rFonts w:hint="eastAsia"/>
+          <w:rFonts w:hint="eastAsia" w:eastAsia="黑体"/>
           <w:b/>
           <w:bCs/>
         </w:rPr>
@@ -189,6 +220,7 @@
       </w:r>
       <w:r>
         <w:rPr>
+          <w:rFonts w:eastAsia="黑体"/>
           <w:b/>
           <w:bCs/>
         </w:rPr>
@@ -196,7 +228,7 @@
       </w:r>
       <w:r>
         <w:rPr>
-          <w:rFonts w:hint="eastAsia"/>
+          <w:rFonts w:hint="eastAsia" w:eastAsia="黑体"/>
           <w:b/>
           <w:bCs/>
         </w:rPr>
@@ -204,6 +236,7 @@
       </w:r>
       <w:r>
         <w:rPr>
+          <w:rFonts w:eastAsia="黑体"/>
           <w:b/>
           <w:bCs/>
         </w:rPr>
@@ -211,40 +244,49 @@
       </w:r>
       <w:r>
         <w:rPr>
-          <w:rFonts w:hint="eastAsia"/>
+          <w:rFonts w:hint="eastAsia" w:eastAsia="黑体"/>
         </w:rPr>
         <w:t xml:space="preserve">（主出从入，MCU</w:t>
       </w:r>
       <w:r>
+        <w:rPr>
+          <w:rFonts w:eastAsia="黑体"/>
+        </w:rPr>
         <w:t xml:space="preserve"> </w:t>
       </w:r>
       <w:r>
         <w:rPr>
-          <w:rFonts w:hint="eastAsia"/>
+          <w:rFonts w:hint="eastAsia" w:eastAsia="黑体"/>
         </w:rPr>
         <w:t xml:space="preserve">的</w:t>
       </w:r>
       <w:r>
+        <w:rPr>
+          <w:rFonts w:eastAsia="黑体"/>
+        </w:rPr>
         <w:t xml:space="preserve"> MOSI </w:t>
       </w:r>
       <w:r>
         <w:rPr>
-          <w:rFonts w:hint="eastAsia"/>
+          <w:rFonts w:hint="eastAsia" w:eastAsia="黑体"/>
         </w:rPr>
         <w:t xml:space="preserve">脚与各从机</w:t>
       </w:r>
       <w:r>
+        <w:rPr>
+          <w:rFonts w:eastAsia="黑体"/>
+        </w:rPr>
         <w:t xml:space="preserve"> MOSI </w:t>
       </w:r>
       <w:r>
         <w:rPr>
-          <w:rFonts w:hint="eastAsia"/>
+          <w:rFonts w:hint="eastAsia" w:eastAsia="黑体"/>
         </w:rPr>
         <w:t xml:space="preserve">脚相连）；</w:t>
       </w:r>
       <w:r>
         <w:rPr>
-          <w:rFonts w:hint="eastAsia"/>
+          <w:rFonts w:hint="eastAsia" w:eastAsia="黑体"/>
           <w:b/>
           <w:bCs/>
         </w:rPr>
@@ -252,6 +294,7 @@
       </w:r>
       <w:r>
         <w:rPr>
+          <w:rFonts w:eastAsia="黑体"/>
           <w:b/>
           <w:bCs/>
         </w:rPr>
@@ -259,7 +302,7 @@
       </w:r>
       <w:r>
         <w:rPr>
-          <w:rFonts w:hint="eastAsia"/>
+          <w:rFonts w:hint="eastAsia" w:eastAsia="黑体"/>
           <w:b/>
           <w:bCs/>
         </w:rPr>
@@ -267,6 +310,7 @@
       </w:r>
       <w:r>
         <w:rPr>
+          <w:rFonts w:eastAsia="黑体"/>
           <w:b/>
           <w:bCs/>
         </w:rPr>
@@ -274,40 +318,49 @@
       </w:r>
       <w:r>
         <w:rPr>
-          <w:rFonts w:hint="eastAsia"/>
+          <w:rFonts w:hint="eastAsia" w:eastAsia="黑体"/>
         </w:rPr>
         <w:t xml:space="preserve">（主入从出，各从机</w:t>
       </w:r>
       <w:r>
+        <w:rPr>
+          <w:rFonts w:eastAsia="黑体"/>
+        </w:rPr>
         <w:t xml:space="preserve"> MISO </w:t>
       </w:r>
       <w:r>
         <w:rPr>
-          <w:rFonts w:hint="eastAsia"/>
+          <w:rFonts w:hint="eastAsia" w:eastAsia="黑体"/>
         </w:rPr>
         <w:t xml:space="preserve">脚与</w:t>
       </w:r>
       <w:r>
+        <w:rPr>
+          <w:rFonts w:eastAsia="黑体"/>
+        </w:rPr>
         <w:t xml:space="preserve"> MCU </w:t>
       </w:r>
       <w:r>
         <w:rPr>
-          <w:rFonts w:hint="eastAsia"/>
+          <w:rFonts w:hint="eastAsia" w:eastAsia="黑体"/>
         </w:rPr>
         <w:t xml:space="preserve">的</w:t>
       </w:r>
       <w:r>
+        <w:rPr>
+          <w:rFonts w:eastAsia="黑体"/>
+        </w:rPr>
         <w:t xml:space="preserve"> MISO </w:t>
       </w:r>
       <w:r>
         <w:rPr>
-          <w:rFonts w:hint="eastAsia"/>
+          <w:rFonts w:hint="eastAsia" w:eastAsia="黑体"/>
         </w:rPr>
         <w:t xml:space="preserve">脚相连）；</w:t>
       </w:r>
       <w:r>
         <w:rPr>
-          <w:rFonts w:hint="eastAsia"/>
+          <w:rFonts w:hint="eastAsia" w:eastAsia="黑体"/>
           <w:b/>
           <w:bCs/>
         </w:rPr>
@@ -315,6 +368,7 @@
       </w:r>
       <w:r>
         <w:rPr>
+          <w:rFonts w:eastAsia="黑体"/>
           <w:b/>
           <w:bCs/>
         </w:rPr>
@@ -322,7 +376,7 @@
       </w:r>
       <w:r>
         <w:rPr>
-          <w:rFonts w:hint="eastAsia"/>
+          <w:rFonts w:hint="eastAsia" w:eastAsia="黑体"/>
           <w:b/>
           <w:bCs/>
         </w:rPr>
@@ -330,6 +384,7 @@
       </w:r>
       <w:r>
         <w:rPr>
+          <w:rFonts w:eastAsia="黑体"/>
           <w:b/>
           <w:bCs/>
         </w:rPr>
@@ -342,34 +397,43 @@
       </m:oMath>
       <w:r>
         <w:rPr>
-          <w:rFonts w:hint="eastAsia"/>
+          <w:rFonts w:hint="eastAsia" w:eastAsia="黑体"/>
         </w:rPr>
         <w:t xml:space="preserve">（MCU</w:t>
       </w:r>
       <w:r>
+        <w:rPr>
+          <w:rFonts w:eastAsia="黑体"/>
+        </w:rPr>
         <w:t xml:space="preserve"> </w:t>
       </w:r>
       <w:r>
         <w:rPr>
-          <w:rFonts w:hint="eastAsia"/>
+          <w:rFonts w:hint="eastAsia" w:eastAsia="黑体"/>
         </w:rPr>
         <w:t xml:space="preserve">对每个从机各配一根独立的</w:t>
       </w:r>
       <w:r>
+        <w:rPr>
+          <w:rFonts w:eastAsia="黑体"/>
+        </w:rPr>
         <w:t xml:space="preserve"> CS </w:t>
       </w:r>
       <w:r>
         <w:rPr>
-          <w:rFonts w:hint="eastAsia"/>
+          <w:rFonts w:hint="eastAsia" w:eastAsia="黑体"/>
         </w:rPr>
         <w:t xml:space="preserve">脚，分别接对应从机的</w:t>
       </w:r>
       <w:r>
+        <w:rPr>
+          <w:rFonts w:eastAsia="黑体"/>
+        </w:rPr>
         <w:t xml:space="preserve"> CS </w:t>
       </w:r>
       <w:r>
         <w:rPr>
-          <w:rFonts w:hint="eastAsia"/>
+          <w:rFonts w:hint="eastAsia" w:eastAsia="黑体"/>
         </w:rPr>
         <w:t xml:space="preserve">脚）。另配电源与地。</w:t>
       </w:r>
@@ -378,13 +442,13 @@
       <w:pPr/>
       <w:r>
         <w:rPr>
-          <w:rFonts w:hint="eastAsia"/>
+          <w:rFonts w:hint="eastAsia" w:eastAsia="黑体"/>
         </w:rPr>
         <w:t xml:space="preserve">各元件管脚连接：</w:t>
       </w:r>
       <w:r>
         <w:rPr>
-          <w:rFonts w:hint="eastAsia"/>
+          <w:rFonts w:hint="eastAsia" w:eastAsia="黑体"/>
           <w:b/>
           <w:bCs/>
         </w:rPr>
@@ -392,48 +456,64 @@
       </w:r>
       <w:r>
         <w:rPr>
+          <w:rFonts w:eastAsia="黑体"/>
           <w:b/>
           <w:bCs/>
         </w:rPr>
         <w:t xml:space="preserve"> MCU</w:t>
       </w:r>
       <w:r>
+        <w:rPr>
+          <w:rFonts w:eastAsia="黑体"/>
+        </w:rPr>
         <w:t xml:space="preserve"> </w:t>
       </w:r>
       <w:r>
         <w:rPr>
-          <w:rFonts w:hint="eastAsia"/>
+          <w:rFonts w:hint="eastAsia" w:eastAsia="黑体"/>
         </w:rPr>
         <w:t xml:space="preserve">的</w:t>
       </w:r>
       <w:r>
+        <w:rPr>
+          <w:rFonts w:eastAsia="黑体"/>
+        </w:rPr>
         <w:t xml:space="preserve"> SCK </w:t>
       </w:r>
       <w:r>
         <w:rPr>
-          <w:rFonts w:hint="eastAsia"/>
+          <w:rFonts w:hint="eastAsia" w:eastAsia="黑体"/>
         </w:rPr>
         <w:t xml:space="preserve">脚接节点①、MOSI</w:t>
       </w:r>
       <w:r>
+        <w:rPr>
+          <w:rFonts w:eastAsia="黑体"/>
+        </w:rPr>
         <w:t xml:space="preserve"> </w:t>
       </w:r>
       <w:r>
         <w:rPr>
-          <w:rFonts w:hint="eastAsia"/>
+          <w:rFonts w:hint="eastAsia" w:eastAsia="黑体"/>
         </w:rPr>
         <w:t xml:space="preserve">脚接节点②、MISO</w:t>
       </w:r>
       <w:r>
+        <w:rPr>
+          <w:rFonts w:eastAsia="黑体"/>
+        </w:rPr>
         <w:t xml:space="preserve"> </w:t>
       </w:r>
       <w:r>
         <w:rPr>
-          <w:rFonts w:hint="eastAsia"/>
+          <w:rFonts w:hint="eastAsia" w:eastAsia="黑体"/>
         </w:rPr>
         <w:t xml:space="preserve">脚接节点③、第</w:t>
       </w:r>
       <w:r>
+        <w:rPr>
+          <w:rFonts w:eastAsia="黑体"/>
+        </w:rPr>
         <w:t xml:space="preserve"> </w:t>
       </w:r>
       <m:oMath>
@@ -442,15 +522,21 @@
         </m:r>
       </m:oMath>
       <w:r>
+        <w:rPr>
+          <w:rFonts w:eastAsia="黑体"/>
+        </w:rPr>
         <w:t xml:space="preserve"> </w:t>
       </w:r>
       <w:r>
         <w:rPr>
-          <w:rFonts w:hint="eastAsia"/>
+          <w:rFonts w:hint="eastAsia" w:eastAsia="黑体"/>
         </w:rPr>
         <w:t xml:space="preserve">个从机的片选脚</w:t>
       </w:r>
       <w:r>
+        <w:rPr>
+          <w:rFonts w:eastAsia="黑体"/>
+        </w:rPr>
         <w:t xml:space="preserve"> CS</w:t>
       </w:r>
       <m:oMath>
@@ -459,24 +545,33 @@
         </m:r>
       </m:oMath>
       <w:r>
+        <w:rPr>
+          <w:rFonts w:eastAsia="黑体"/>
+        </w:rPr>
         <w:t xml:space="preserve"> </w:t>
       </w:r>
       <w:r>
         <w:rPr>
-          <w:rFonts w:hint="eastAsia"/>
+          <w:rFonts w:hint="eastAsia" w:eastAsia="黑体"/>
         </w:rPr>
         <w:t xml:space="preserve">接节点④、电源脚</w:t>
       </w:r>
       <w:r>
+        <w:rPr>
+          <w:rFonts w:eastAsia="黑体"/>
+        </w:rPr>
         <w:t xml:space="preserve"> VCC </w:t>
       </w:r>
       <w:r>
         <w:rPr>
-          <w:rFonts w:hint="eastAsia"/>
+          <w:rFonts w:hint="eastAsia" w:eastAsia="黑体"/>
         </w:rPr>
         <w:t xml:space="preserve">接</w:t>
       </w:r>
       <w:r>
+        <w:rPr>
+          <w:rFonts w:eastAsia="黑体"/>
+        </w:rPr>
         <w:t xml:space="preserve"> </w:t>
       </w:r>
       <m:oMath>
@@ -504,100 +599,130 @@
       </m:oMath>
       <w:r>
         <w:rPr>
-          <w:rFonts w:hint="eastAsia"/>
+          <w:rFonts w:hint="eastAsia" w:eastAsia="黑体"/>
         </w:rPr>
         <w:t xml:space="preserve">、地脚</w:t>
       </w:r>
       <w:r>
+        <w:rPr>
+          <w:rFonts w:eastAsia="黑体"/>
+        </w:rPr>
         <w:t xml:space="preserve"> GND </w:t>
       </w:r>
       <w:r>
         <w:rPr>
-          <w:rFonts w:hint="eastAsia"/>
+          <w:rFonts w:hint="eastAsia" w:eastAsia="黑体"/>
         </w:rPr>
         <w:t xml:space="preserve">接</w:t>
       </w:r>
       <w:r>
+        <w:rPr>
+          <w:rFonts w:eastAsia="黑体"/>
+        </w:rPr>
         <w:t xml:space="preserve"> </w:t>
       </w:r>
       <w:r>
         <w:rPr>
-          <w:rFonts w:hint="eastAsia"/>
+          <w:rFonts w:hint="eastAsia" w:eastAsia="黑体"/>
         </w:rPr>
         <w:t xml:space="preserve">GND；</w:t>
       </w:r>
       <w:r>
         <w:rPr>
-          <w:rFonts w:hint="eastAsia"/>
+          <w:rFonts w:hint="eastAsia" w:eastAsia="黑体"/>
           <w:b/>
           <w:bCs/>
         </w:rPr>
         <w:t xml:space="preserve">每个从机</w:t>
       </w:r>
       <w:r>
+        <w:rPr>
+          <w:rFonts w:eastAsia="黑体"/>
+        </w:rPr>
         <w:t xml:space="preserve"> </w:t>
       </w:r>
       <w:r>
         <w:rPr>
-          <w:rFonts w:hint="eastAsia"/>
+          <w:rFonts w:hint="eastAsia" w:eastAsia="黑体"/>
         </w:rPr>
         <w:t xml:space="preserve">的</w:t>
       </w:r>
       <w:r>
+        <w:rPr>
+          <w:rFonts w:eastAsia="黑体"/>
+        </w:rPr>
         <w:t xml:space="preserve"> SCK </w:t>
       </w:r>
       <w:r>
         <w:rPr>
-          <w:rFonts w:hint="eastAsia"/>
+          <w:rFonts w:hint="eastAsia" w:eastAsia="黑体"/>
         </w:rPr>
         <w:t xml:space="preserve">脚接节点①、MOSI</w:t>
       </w:r>
       <w:r>
+        <w:rPr>
+          <w:rFonts w:eastAsia="黑体"/>
+        </w:rPr>
         <w:t xml:space="preserve"> </w:t>
       </w:r>
       <w:r>
         <w:rPr>
-          <w:rFonts w:hint="eastAsia"/>
+          <w:rFonts w:hint="eastAsia" w:eastAsia="黑体"/>
         </w:rPr>
         <w:t xml:space="preserve">脚接节点②、MISO</w:t>
       </w:r>
       <w:r>
+        <w:rPr>
+          <w:rFonts w:eastAsia="黑体"/>
+        </w:rPr>
         <w:t xml:space="preserve"> </w:t>
       </w:r>
       <w:r>
         <w:rPr>
-          <w:rFonts w:hint="eastAsia"/>
+          <w:rFonts w:hint="eastAsia" w:eastAsia="黑体"/>
         </w:rPr>
         <w:t xml:space="preserve">脚接节点③、CS</w:t>
       </w:r>
       <w:r>
+        <w:rPr>
+          <w:rFonts w:eastAsia="黑体"/>
+        </w:rPr>
         <w:t xml:space="preserve"> </w:t>
       </w:r>
       <w:r>
         <w:rPr>
-          <w:rFonts w:hint="eastAsia"/>
+          <w:rFonts w:hint="eastAsia" w:eastAsia="黑体"/>
         </w:rPr>
         <w:t xml:space="preserve">脚接属于它的节点④</w:t>
       </w:r>
       <w:r>
+        <w:rPr>
+          <w:rFonts w:eastAsia="黑体"/>
+        </w:rPr>
         <w:t xml:space="preserve"> </w:t>
       </w:r>
       <w:r>
         <w:rPr>
-          <w:rFonts w:hint="eastAsia"/>
+          <w:rFonts w:hint="eastAsia" w:eastAsia="黑体"/>
         </w:rPr>
         <w:t xml:space="preserve">片选线、电源脚</w:t>
       </w:r>
       <w:r>
+        <w:rPr>
+          <w:rFonts w:eastAsia="黑体"/>
+        </w:rPr>
         <w:t xml:space="preserve"> VCC </w:t>
       </w:r>
       <w:r>
         <w:rPr>
-          <w:rFonts w:hint="eastAsia"/>
+          <w:rFonts w:hint="eastAsia" w:eastAsia="黑体"/>
         </w:rPr>
         <w:t xml:space="preserve">接</w:t>
       </w:r>
       <w:r>
+        <w:rPr>
+          <w:rFonts w:eastAsia="黑体"/>
+        </w:rPr>
         <w:t xml:space="preserve"> </w:t>
       </w:r>
       <m:oMath>
@@ -625,52 +750,67 @@
       </m:oMath>
       <w:r>
         <w:rPr>
-          <w:rFonts w:hint="eastAsia"/>
+          <w:rFonts w:hint="eastAsia" w:eastAsia="黑体"/>
         </w:rPr>
         <w:t xml:space="preserve">、地脚</w:t>
       </w:r>
       <w:r>
+        <w:rPr>
+          <w:rFonts w:eastAsia="黑体"/>
+        </w:rPr>
         <w:t xml:space="preserve"> GND </w:t>
       </w:r>
       <w:r>
         <w:rPr>
-          <w:rFonts w:hint="eastAsia"/>
+          <w:rFonts w:hint="eastAsia" w:eastAsia="黑体"/>
         </w:rPr>
         <w:t xml:space="preserve">接</w:t>
       </w:r>
       <w:r>
+        <w:rPr>
+          <w:rFonts w:eastAsia="黑体"/>
+        </w:rPr>
         <w:t xml:space="preserve"> </w:t>
       </w:r>
       <w:r>
         <w:rPr>
-          <w:rFonts w:hint="eastAsia"/>
+          <w:rFonts w:hint="eastAsia" w:eastAsia="黑体"/>
         </w:rPr>
         <w:t xml:space="preserve">GND。主机与从机的</w:t>
       </w:r>
       <w:r>
+        <w:rPr>
+          <w:rFonts w:eastAsia="黑体"/>
+        </w:rPr>
         <w:t xml:space="preserve"> MISO/MOSI </w:t>
       </w:r>
       <w:r>
         <w:rPr>
-          <w:rFonts w:hint="eastAsia"/>
+          <w:rFonts w:hint="eastAsia" w:eastAsia="黑体"/>
         </w:rPr>
         <w:t xml:space="preserve">直连形成全双工环形移位，主从两端共地；速率高时在信号线上串接端接/匹配电阻抑制反射，从机片选</w:t>
       </w:r>
       <w:r>
+        <w:rPr>
+          <w:rFonts w:eastAsia="黑体"/>
+        </w:rPr>
         <w:t xml:space="preserve"> CS </w:t>
       </w:r>
       <w:r>
         <w:rPr>
-          <w:rFonts w:hint="eastAsia"/>
+          <w:rFonts w:hint="eastAsia" w:eastAsia="黑体"/>
         </w:rPr>
         <w:t xml:space="preserve">通常低有效，未被选中的从机</w:t>
       </w:r>
       <w:r>
+        <w:rPr>
+          <w:rFonts w:eastAsia="黑体"/>
+        </w:rPr>
         <w:t xml:space="preserve"> CS </w:t>
       </w:r>
       <w:r>
         <w:rPr>
-          <w:rFonts w:hint="eastAsia"/>
+          <w:rFonts w:hint="eastAsia" w:eastAsia="黑体"/>
         </w:rPr>
         <w:t xml:space="preserve">应拉高以防误选中。</w:t>
       </w:r>
@@ -679,43 +819,55 @@
       <w:pPr/>
       <w:r>
         <w:rPr>
-          <w:rFonts w:hint="eastAsia"/>
+          <w:rFonts w:hint="eastAsia" w:eastAsia="黑体"/>
         </w:rPr>
         <w:t xml:space="preserve">由此构成”主机按片选逐从机选中、SCK</w:t>
       </w:r>
       <w:r>
+        <w:rPr>
+          <w:rFonts w:eastAsia="黑体"/>
+        </w:rPr>
         <w:t xml:space="preserve"> </w:t>
       </w:r>
       <w:r>
         <w:rPr>
-          <w:rFonts w:hint="eastAsia"/>
+          <w:rFonts w:hint="eastAsia" w:eastAsia="黑体"/>
         </w:rPr>
         <w:t xml:space="preserve">时钟同步移位、MOSI</w:t>
       </w:r>
       <w:r>
+        <w:rPr>
+          <w:rFonts w:eastAsia="黑体"/>
+        </w:rPr>
         <w:t xml:space="preserve"> </w:t>
       </w:r>
       <w:r>
         <w:rPr>
-          <w:rFonts w:hint="eastAsia"/>
+          <w:rFonts w:hint="eastAsia" w:eastAsia="黑体"/>
         </w:rPr>
         <w:t xml:space="preserve">与</w:t>
       </w:r>
       <w:r>
+        <w:rPr>
+          <w:rFonts w:eastAsia="黑体"/>
+        </w:rPr>
         <w:t xml:space="preserve"> MISO </w:t>
       </w:r>
       <w:r>
         <w:rPr>
-          <w:rFonts w:hint="eastAsia"/>
+          <w:rFonts w:hint="eastAsia" w:eastAsia="黑体"/>
         </w:rPr>
         <w:t xml:space="preserve">全双工收发”的主从</w:t>
       </w:r>
       <w:r>
+        <w:rPr>
+          <w:rFonts w:eastAsia="黑体"/>
+        </w:rPr>
         <w:t xml:space="preserve"> SPI </w:t>
       </w:r>
       <w:r>
         <w:rPr>
-          <w:rFonts w:hint="eastAsia"/>
+          <w:rFonts w:hint="eastAsia" w:eastAsia="黑体"/>
         </w:rPr>
         <w:t xml:space="preserve">组态，用于连接存储、传感器、显示等外设。</w:t>
       </w:r>
@@ -728,7 +880,7 @@
       </w:pPr>
       <w:r>
         <w:rPr>
-          <w:rFonts w:hint="eastAsia"/>
+          <w:rFonts w:hint="eastAsia" w:eastAsia="黑体"/>
         </w:rPr>
         <w:t xml:space="preserve">工作原理</w:t>
       </w:r>
@@ -739,43 +891,55 @@
       </w:pPr>
       <w:r>
         <w:rPr>
-          <w:rFonts w:hint="eastAsia"/>
+          <w:rFonts w:hint="eastAsia" w:eastAsia="黑体"/>
         </w:rPr>
         <w:t xml:space="preserve">主设备拉低对应从设备的</w:t>
       </w:r>
       <w:r>
+        <w:rPr>
+          <w:rFonts w:eastAsia="黑体"/>
+        </w:rPr>
         <w:t xml:space="preserve"> CS </w:t>
       </w:r>
       <w:r>
         <w:rPr>
-          <w:rFonts w:hint="eastAsia"/>
+          <w:rFonts w:hint="eastAsia" w:eastAsia="黑体"/>
         </w:rPr>
         <w:t xml:space="preserve">后，在</w:t>
       </w:r>
       <w:r>
+        <w:rPr>
+          <w:rFonts w:eastAsia="黑体"/>
+        </w:rPr>
         <w:t xml:space="preserve"> SCK </w:t>
       </w:r>
       <w:r>
         <w:rPr>
-          <w:rFonts w:hint="eastAsia"/>
+          <w:rFonts w:hint="eastAsia" w:eastAsia="黑体"/>
         </w:rPr>
         <w:t xml:space="preserve">时钟沿上同步移位收发数据：MOSI</w:t>
       </w:r>
       <w:r>
+        <w:rPr>
+          <w:rFonts w:eastAsia="黑体"/>
+        </w:rPr>
         <w:t xml:space="preserve"> </w:t>
       </w:r>
       <w:r>
         <w:rPr>
-          <w:rFonts w:hint="eastAsia"/>
+          <w:rFonts w:hint="eastAsia" w:eastAsia="黑体"/>
         </w:rPr>
         <w:t xml:space="preserve">由主向从发送，MISO</w:t>
       </w:r>
       <w:r>
+        <w:rPr>
+          <w:rFonts w:eastAsia="黑体"/>
+        </w:rPr>
         <w:t xml:space="preserve"> </w:t>
       </w:r>
       <w:r>
         <w:rPr>
-          <w:rFonts w:hint="eastAsia"/>
+          <w:rFonts w:hint="eastAsia" w:eastAsia="黑体"/>
         </w:rPr>
         <w:t xml:space="preserve">由从向主回传，每个时钟周期收发一位，寄存器环形移位实现全双工交换。</w:t>
       </w:r>
@@ -788,7 +952,7 @@
       </w:pPr>
       <w:r>
         <w:rPr>
-          <w:rFonts w:hint="eastAsia"/>
+          <w:rFonts w:hint="eastAsia" w:eastAsia="黑体"/>
         </w:rPr>
         <w:t xml:space="preserve">关键计算公式</w:t>
       </w:r>
@@ -802,7 +966,7 @@
       </w:pPr>
       <w:r>
         <w:rPr>
-          <w:rFonts w:hint="eastAsia"/>
+          <w:rFonts w:hint="eastAsia" w:eastAsia="黑体"/>
         </w:rPr>
         <w:t xml:space="preserve">最大总线时钟（受最高外设限制）：</w:t>
       </w:r>
@@ -925,16 +1089,19 @@
       </w:pPr>
       <w:r>
         <w:rPr>
-          <w:rFonts w:hint="eastAsia"/>
+          <w:rFonts w:hint="eastAsia" w:eastAsia="黑体"/>
         </w:rPr>
         <w:t xml:space="preserve">一个事务的传输时间（N</w:t>
       </w:r>
       <w:r>
+        <w:rPr>
+          <w:rFonts w:eastAsia="黑体"/>
+        </w:rPr>
         <w:t xml:space="preserve"> </w:t>
       </w:r>
       <w:r>
         <w:rPr>
-          <w:rFonts w:hint="eastAsia"/>
+          <w:rFonts w:hint="eastAsia" w:eastAsia="黑体"/>
         </w:rPr>
         <w:t xml:space="preserve">位数据）：</w:t>
       </w:r>
@@ -1063,7 +1230,7 @@
       </w:pPr>
       <w:r>
         <w:rPr>
-          <w:rFonts w:hint="eastAsia"/>
+          <w:rFonts w:hint="eastAsia" w:eastAsia="黑体"/>
         </w:rPr>
         <w:t xml:space="preserve">带宽：</w:t>
       </w:r>
@@ -1165,7 +1332,7 @@
             </w:pPr>
             <w:r>
               <w:rPr>
-                <w:rFonts w:hint="eastAsia"/>
+                <w:rFonts w:hint="eastAsia" w:eastAsia="黑体"/>
               </w:rPr>
               <w:t xml:space="preserve">符号</w:t>
             </w:r>
@@ -1179,7 +1346,7 @@
             </w:pPr>
             <w:r>
               <w:rPr>
-                <w:rFonts w:hint="eastAsia"/>
+                <w:rFonts w:hint="eastAsia" w:eastAsia="黑体"/>
               </w:rPr>
               <w:t xml:space="preserve">含义</w:t>
             </w:r>
@@ -1193,7 +1360,7 @@
             </w:pPr>
             <w:r>
               <w:rPr>
-                <w:rFonts w:hint="eastAsia"/>
+                <w:rFonts w:hint="eastAsia" w:eastAsia="黑体"/>
               </w:rPr>
               <w:t xml:space="preserve">单位</w:t>
             </w:r>
@@ -1228,6 +1395,9 @@
               </m:sSub>
             </m:oMath>
             <w:r>
+              <w:rPr>
+                <w:rFonts w:eastAsia="黑体"/>
+              </w:rPr>
               <w:t xml:space="preserve">​</w:t>
             </w:r>
           </w:p>
@@ -1240,7 +1410,7 @@
             </w:pPr>
             <w:r>
               <w:rPr>
-                <w:rFonts w:hint="eastAsia"/>
+                <w:rFonts w:hint="eastAsia" w:eastAsia="黑体"/>
               </w:rPr>
               <w:t xml:space="preserve">串行时钟频率</w:t>
             </w:r>
@@ -1253,6 +1423,9 @@
               <w:pStyle w:val="Compact"/>
             </w:pPr>
             <w:r>
+              <w:rPr>
+                <w:rFonts w:eastAsia="黑体"/>
+              </w:rPr>
               <w:t xml:space="preserve">Hz</w:t>
             </w:r>
           </w:p>
@@ -1286,6 +1459,9 @@
               </m:sSub>
             </m:oMath>
             <w:r>
+              <w:rPr>
+                <w:rFonts w:eastAsia="黑体"/>
+              </w:rPr>
               <w:t xml:space="preserve">​</w:t>
             </w:r>
           </w:p>
@@ -1298,7 +1474,7 @@
             </w:pPr>
             <w:r>
               <w:rPr>
-                <w:rFonts w:hint="eastAsia"/>
+                <w:rFonts w:hint="eastAsia" w:eastAsia="黑体"/>
               </w:rPr>
               <w:t xml:space="preserve">时钟周期</w:t>
             </w:r>
@@ -1311,6 +1487,9 @@
               <w:pStyle w:val="Compact"/>
             </w:pPr>
             <w:r>
+              <w:rPr>
+                <w:rFonts w:eastAsia="黑体"/>
+              </w:rPr>
               <w:t xml:space="preserve">s</w:t>
             </w:r>
           </w:p>
@@ -1329,6 +1508,9 @@
               </m:r>
             </m:oMath>
             <w:r>
+              <w:rPr>
+                <w:rFonts w:eastAsia="黑体"/>
+              </w:rPr>
               <w:t xml:space="preserve">​</w:t>
             </w:r>
           </w:p>
@@ -1341,7 +1523,7 @@
             </w:pPr>
             <w:r>
               <w:rPr>
-                <w:rFonts w:hint="eastAsia"/>
+                <w:rFonts w:hint="eastAsia" w:eastAsia="黑体"/>
               </w:rPr>
               <w:t xml:space="preserve">传输位数</w:t>
             </w:r>
@@ -1354,6 +1536,9 @@
               <w:pStyle w:val="Compact"/>
             </w:pPr>
             <w:r>
+              <w:rPr>
+                <w:rFonts w:eastAsia="黑体"/>
+              </w:rPr>
               <w:t xml:space="preserve">—</w:t>
             </w:r>
           </w:p>
@@ -1402,6 +1587,9 @@
               </m:sSub>
             </m:oMath>
             <w:r>
+              <w:rPr>
+                <w:rFonts w:eastAsia="黑体"/>
+              </w:rPr>
               <w:t xml:space="preserve">​</w:t>
             </w:r>
           </w:p>
@@ -1414,7 +1602,7 @@
             </w:pPr>
             <w:r>
               <w:rPr>
-                <w:rFonts w:hint="eastAsia"/>
+                <w:rFonts w:hint="eastAsia" w:eastAsia="黑体"/>
               </w:rPr>
               <w:t xml:space="preserve">一个事务耗时</w:t>
             </w:r>
@@ -1427,6 +1615,9 @@
               <w:pStyle w:val="Compact"/>
             </w:pPr>
             <w:r>
+              <w:rPr>
+                <w:rFonts w:eastAsia="黑体"/>
+              </w:rPr>
               <w:t xml:space="preserve">s</w:t>
             </w:r>
           </w:p>
@@ -1441,7 +1632,7 @@
       </w:pPr>
       <w:r>
         <w:rPr>
-          <w:rFonts w:hint="eastAsia"/>
+          <w:rFonts w:hint="eastAsia" w:eastAsia="黑体"/>
         </w:rPr>
         <w:t xml:space="preserve">元件调整影响</w:t>
       </w:r>
@@ -1456,6 +1647,7 @@
       </w:pPr>
       <w:r>
         <w:rPr>
+          <w:rFonts w:eastAsia="黑体"/>
           <w:b/>
           <w:bCs/>
         </w:rPr>
@@ -1463,21 +1655,27 @@
       </w:r>
       <w:r>
         <w:rPr>
-          <w:rFonts w:hint="eastAsia"/>
+          <w:rFonts w:hint="eastAsia" w:eastAsia="黑体"/>
           <w:b/>
           <w:bCs/>
         </w:rPr>
         <w:t xml:space="preserve">时钟频率↑</w:t>
       </w:r>
       <w:r>
+        <w:rPr>
+          <w:rFonts w:eastAsia="黑体"/>
+        </w:rPr>
         <w:t xml:space="preserve"> </w:t>
       </w:r>
       <w:r>
+        <w:rPr>
+          <w:rFonts w:eastAsia="黑体"/>
+        </w:rPr>
         <w:t xml:space="preserve">→ </w:t>
       </w:r>
       <w:r>
         <w:rPr>
-          <w:rFonts w:hint="eastAsia"/>
+          <w:rFonts w:hint="eastAsia" w:eastAsia="黑体"/>
         </w:rPr>
         <w:t xml:space="preserve">传输更快，但对布线、串扰、从设备建立/保持时间要求更高。</w:t>
       </w:r>
@@ -1492,21 +1690,27 @@
       </w:pPr>
       <w:r>
         <w:rPr>
-          <w:rFonts w:hint="eastAsia"/>
+          <w:rFonts w:hint="eastAsia" w:eastAsia="黑体"/>
           <w:b/>
           <w:bCs/>
         </w:rPr>
         <w:t xml:space="preserve">片上拉/终端电阻改变</w:t>
       </w:r>
       <w:r>
+        <w:rPr>
+          <w:rFonts w:eastAsia="黑体"/>
+        </w:rPr>
         <w:t xml:space="preserve"> </w:t>
       </w:r>
       <w:r>
+        <w:rPr>
+          <w:rFonts w:eastAsia="黑体"/>
+        </w:rPr>
         <w:t xml:space="preserve">→ </w:t>
       </w:r>
       <w:r>
         <w:rPr>
-          <w:rFonts w:hint="eastAsia"/>
+          <w:rFonts w:hint="eastAsia" w:eastAsia="黑体"/>
         </w:rPr>
         <w:t xml:space="preserve">影响边沿斜率，阻值小则边沿陡、反射减小但功耗增加。</w:t>
       </w:r>
@@ -1521,21 +1725,27 @@
       </w:pPr>
       <w:r>
         <w:rPr>
-          <w:rFonts w:hint="eastAsia"/>
+          <w:rFonts w:hint="eastAsia" w:eastAsia="黑体"/>
           <w:b/>
           <w:bCs/>
         </w:rPr>
         <w:t xml:space="preserve">走线长度↑</w:t>
       </w:r>
       <w:r>
+        <w:rPr>
+          <w:rFonts w:eastAsia="黑体"/>
+        </w:rPr>
         <w:t xml:space="preserve"> </w:t>
       </w:r>
       <w:r>
+        <w:rPr>
+          <w:rFonts w:eastAsia="黑体"/>
+        </w:rPr>
         <w:t xml:space="preserve">→ </w:t>
       </w:r>
       <w:r>
         <w:rPr>
-          <w:rFonts w:hint="eastAsia"/>
+          <w:rFonts w:hint="eastAsia" w:eastAsia="黑体"/>
         </w:rPr>
         <w:t xml:space="preserve">寄生电容增大，最高可用时钟频率下降。</w:t>
       </w:r>
@@ -1550,30 +1760,39 @@
       </w:pPr>
       <w:r>
         <w:rPr>
-          <w:rFonts w:hint="eastAsia"/>
+          <w:rFonts w:hint="eastAsia" w:eastAsia="黑体"/>
           <w:b/>
           <w:bCs/>
         </w:rPr>
         <w:t xml:space="preserve">从设备数量↑</w:t>
       </w:r>
       <w:r>
+        <w:rPr>
+          <w:rFonts w:eastAsia="黑体"/>
+        </w:rPr>
         <w:t xml:space="preserve"> </w:t>
       </w:r>
       <w:r>
+        <w:rPr>
+          <w:rFonts w:eastAsia="黑体"/>
+        </w:rPr>
         <w:t xml:space="preserve">→ </w:t>
       </w:r>
       <w:r>
         <w:rPr>
-          <w:rFonts w:hint="eastAsia"/>
+          <w:rFonts w:hint="eastAsia" w:eastAsia="黑体"/>
         </w:rPr>
         <w:t xml:space="preserve">需要更多</w:t>
       </w:r>
       <w:r>
+        <w:rPr>
+          <w:rFonts w:eastAsia="黑体"/>
+        </w:rPr>
         <w:t xml:space="preserve"> CS </w:t>
       </w:r>
       <w:r>
         <w:rPr>
-          <w:rFonts w:hint="eastAsia"/>
+          <w:rFonts w:hint="eastAsia" w:eastAsia="黑体"/>
         </w:rPr>
         <w:t xml:space="preserve">线，且总线负载电容增大。</w:t>
       </w:r>
@@ -1586,7 +1805,7 @@
       </w:pPr>
       <w:r>
         <w:rPr>
-          <w:rFonts w:hint="eastAsia"/>
+          <w:rFonts w:hint="eastAsia" w:eastAsia="黑体"/>
         </w:rPr>
         <w:t xml:space="preserve">典型参数示例</w:t>
       </w:r>
@@ -1640,11 +1859,14 @@
       </m:oMath>
       <w:r>
         <w:rPr>
-          <w:rFonts w:hint="eastAsia"/>
+          <w:rFonts w:hint="eastAsia" w:eastAsia="黑体"/>
         </w:rPr>
         <w:t xml:space="preserve">、单次传输</w:t>
       </w:r>
       <w:r>
+        <w:rPr>
+          <w:rFonts w:eastAsia="黑体"/>
+        </w:rPr>
         <w:t xml:space="preserve"> </w:t>
       </w:r>
       <m:oMath>
@@ -1662,11 +1884,14 @@
         </m:r>
       </m:oMath>
       <w:r>
+        <w:rPr>
+          <w:rFonts w:eastAsia="黑体"/>
+        </w:rPr>
         <w:t xml:space="preserve"> </w:t>
       </w:r>
       <w:r>
         <w:rPr>
-          <w:rFonts w:hint="eastAsia"/>
+          <w:rFonts w:hint="eastAsia" w:eastAsia="黑体"/>
         </w:rPr>
         <w:t xml:space="preserve">位：</w:t>
       </w:r>
@@ -1767,6 +1992,9 @@
         </m:r>
       </m:oMath>
       <w:r>
+        <w:rPr>
+          <w:rFonts w:eastAsia="黑体"/>
+        </w:rPr>
         <w:t xml:space="preserve">。</w:t>
       </w:r>
     </w:p>
@@ -1780,16 +2008,19 @@
       </w:pPr>
       <w:r>
         <w:rPr>
-          <w:rFonts w:hint="eastAsia"/>
+          <w:rFonts w:hint="eastAsia" w:eastAsia="黑体"/>
         </w:rPr>
         <w:t xml:space="preserve">传输</w:t>
       </w:r>
       <w:r>
+        <w:rPr>
+          <w:rFonts w:eastAsia="黑体"/>
+        </w:rPr>
         <w:t xml:space="preserve"> 4096 </w:t>
       </w:r>
       <w:r>
         <w:rPr>
-          <w:rFonts w:hint="eastAsia"/>
+          <w:rFonts w:hint="eastAsia" w:eastAsia="黑体"/>
         </w:rPr>
         <w:t xml:space="preserve">字节（</w:t>
       </w:r>
@@ -1808,11 +2039,14 @@
         </m:r>
       </m:oMath>
       <w:r>
+        <w:rPr>
+          <w:rFonts w:eastAsia="黑体"/>
+        </w:rPr>
         <w:t xml:space="preserve"> </w:t>
       </w:r>
       <w:r>
         <w:rPr>
-          <w:rFonts w:hint="eastAsia"/>
+          <w:rFonts w:hint="eastAsia" w:eastAsia="黑体"/>
         </w:rPr>
         <w:t xml:space="preserve">位）、</w:t>
       </w:r>
@@ -1857,7 +2091,7 @@
       </m:oMath>
       <w:r>
         <w:rPr>
-          <w:rFonts w:hint="eastAsia"/>
+          <w:rFonts w:hint="eastAsia" w:eastAsia="黑体"/>
         </w:rPr>
         <w:t xml:space="preserve">：</w:t>
       </w:r>
@@ -1916,6 +2150,9 @@
         </m:r>
       </m:oMath>
       <w:r>
+        <w:rPr>
+          <w:rFonts w:eastAsia="黑体"/>
+        </w:rPr>
         <w:t xml:space="preserve">。</w:t>
       </w:r>
     </w:p>
@@ -1927,7 +2164,7 @@
       </w:pPr>
       <w:r>
         <w:rPr>
-          <w:rFonts w:hint="eastAsia"/>
+          <w:rFonts w:hint="eastAsia" w:eastAsia="黑体"/>
         </w:rPr>
         <w:t xml:space="preserve">常见器件型号</w:t>
       </w:r>
@@ -1942,25 +2179,31 @@
       </w:pPr>
       <w:r>
         <w:rPr>
-          <w:rFonts w:hint="eastAsia"/>
+          <w:rFonts w:hint="eastAsia" w:eastAsia="黑体"/>
         </w:rPr>
         <w:t xml:space="preserve">主设备：STM32F1/F4</w:t>
       </w:r>
       <w:r>
+        <w:rPr>
+          <w:rFonts w:eastAsia="黑体"/>
+        </w:rPr>
         <w:t xml:space="preserve"> </w:t>
       </w:r>
       <w:r>
         <w:rPr>
-          <w:rFonts w:hint="eastAsia"/>
+          <w:rFonts w:hint="eastAsia" w:eastAsia="黑体"/>
         </w:rPr>
         <w:t xml:space="preserve">系列、通用</w:t>
       </w:r>
       <w:r>
+        <w:rPr>
+          <w:rFonts w:eastAsia="黑体"/>
+        </w:rPr>
         <w:t xml:space="preserve"> GPIO </w:t>
       </w:r>
       <w:r>
         <w:rPr>
-          <w:rFonts w:hint="eastAsia"/>
+          <w:rFonts w:hint="eastAsia" w:eastAsia="黑体"/>
         </w:rPr>
         <w:t xml:space="preserve">软件模拟。</w:t>
       </w:r>
@@ -1975,7 +2218,7 @@
       </w:pPr>
       <w:r>
         <w:rPr>
-          <w:rFonts w:hint="eastAsia"/>
+          <w:rFonts w:hint="eastAsia" w:eastAsia="黑体"/>
         </w:rPr>
         <w:t xml:space="preserve">从设备：W25Q64（Flash）、ADXL345（加速度计）、MCP3008（ADC）。</w:t>
       </w:r>
@@ -1990,16 +2233,19 @@
       </w:pPr>
       <w:r>
         <w:rPr>
-          <w:rFonts w:hint="eastAsia"/>
+          <w:rFonts w:hint="eastAsia" w:eastAsia="黑体"/>
         </w:rPr>
         <w:t xml:space="preserve">电平转换：74LVC245、TXB0104（3.3</w:t>
       </w:r>
       <w:r>
+        <w:rPr>
+          <w:rFonts w:eastAsia="黑体"/>
+        </w:rPr>
         <w:t xml:space="preserve"> V↔5 </w:t>
       </w:r>
       <w:r>
         <w:rPr>
-          <w:rFonts w:hint="eastAsia"/>
+          <w:rFonts w:hint="eastAsia" w:eastAsia="黑体"/>
         </w:rPr>
         <w:t xml:space="preserve">V）。</w:t>
       </w:r>
@@ -2012,7 +2258,7 @@
       </w:pPr>
       <w:r>
         <w:rPr>
-          <w:rFonts w:hint="eastAsia"/>
+          <w:rFonts w:hint="eastAsia" w:eastAsia="黑体"/>
         </w:rPr>
         <w:t xml:space="preserve">注意事项</w:t>
       </w:r>
@@ -2027,7 +2273,7 @@
       </w:pPr>
       <w:r>
         <w:rPr>
-          <w:rFonts w:hint="eastAsia"/>
+          <w:rFonts w:hint="eastAsia" w:eastAsia="黑体"/>
         </w:rPr>
         <w:t xml:space="preserve">需确认时钟极性（CPOL）与相位（CPHA）共四种模式与从设备一致。</w:t>
       </w:r>
@@ -2042,25 +2288,31 @@
       </w:pPr>
       <w:r>
         <w:rPr>
-          <w:rFonts w:hint="eastAsia"/>
+          <w:rFonts w:hint="eastAsia" w:eastAsia="黑体"/>
         </w:rPr>
         <w:t xml:space="preserve">片选</w:t>
       </w:r>
       <w:r>
+        <w:rPr>
+          <w:rFonts w:eastAsia="黑体"/>
+        </w:rPr>
         <w:t xml:space="preserve"> CS </w:t>
       </w:r>
       <w:r>
         <w:rPr>
-          <w:rFonts w:hint="eastAsia"/>
+          <w:rFonts w:hint="eastAsia" w:eastAsia="黑体"/>
         </w:rPr>
         <w:t xml:space="preserve">通常低有效，多从机时各从机独占一根</w:t>
       </w:r>
       <w:r>
+        <w:rPr>
+          <w:rFonts w:eastAsia="黑体"/>
+        </w:rPr>
         <w:t xml:space="preserve"> CS </w:t>
       </w:r>
       <w:r>
         <w:rPr>
-          <w:rFonts w:hint="eastAsia"/>
+          <w:rFonts w:hint="eastAsia" w:eastAsia="黑体"/>
         </w:rPr>
         <w:t xml:space="preserve">线。</w:t>
       </w:r>
@@ -2075,7 +2327,7 @@
       </w:pPr>
       <w:r>
         <w:rPr>
-          <w:rFonts w:hint="eastAsia"/>
+          <w:rFonts w:hint="eastAsia" w:eastAsia="黑体"/>
         </w:rPr>
         <w:t xml:space="preserve">速率高时注意串扰与走线等长，必要时加端接电阻。</w:t>
       </w:r>
@@ -2090,16 +2342,19 @@
       </w:pPr>
       <w:r>
         <w:rPr>
-          <w:rFonts w:hint="eastAsia"/>
+          <w:rFonts w:hint="eastAsia" w:eastAsia="黑体"/>
         </w:rPr>
         <w:t xml:space="preserve">未使用的从机</w:t>
       </w:r>
       <w:r>
+        <w:rPr>
+          <w:rFonts w:eastAsia="黑体"/>
+        </w:rPr>
         <w:t xml:space="preserve"> CS </w:t>
       </w:r>
       <w:r>
         <w:rPr>
-          <w:rFonts w:hint="eastAsia"/>
+          <w:rFonts w:hint="eastAsia" w:eastAsia="黑体"/>
         </w:rPr>
         <w:t xml:space="preserve">需拉高，防止误选中。</w:t>
       </w:r>
@@ -2112,7 +2367,7 @@
       </w:pPr>
       <w:r>
         <w:rPr>
-          <w:rFonts w:hint="eastAsia"/>
+          <w:rFonts w:hint="eastAsia" w:eastAsia="黑体"/>
         </w:rPr>
         <w:t xml:space="preserve">参考资料</w:t>
       </w:r>
@@ -2126,6 +2381,9 @@
         </w:numPr>
       </w:pPr>
       <w:r>
+        <w:rPr>
+          <w:rFonts w:eastAsia="黑体"/>
+        </w:rPr>
         <w:t xml:space="preserve">Wikipedia: Serial Peripheral Interface。</w:t>
       </w:r>
     </w:p>
@@ -2138,20 +2396,26 @@
         </w:numPr>
       </w:pPr>
       <w:r>
+        <w:rPr>
+          <w:rFonts w:eastAsia="黑体"/>
+        </w:rPr>
         <w:t xml:space="preserve">STM32 </w:t>
       </w:r>
       <w:r>
         <w:rPr>
-          <w:rFonts w:hint="eastAsia"/>
+          <w:rFonts w:hint="eastAsia" w:eastAsia="黑体"/>
         </w:rPr>
         <w:t xml:space="preserve">参考手册（SPI</w:t>
       </w:r>
       <w:r>
+        <w:rPr>
+          <w:rFonts w:eastAsia="黑体"/>
+        </w:rPr>
         <w:t xml:space="preserve"> </w:t>
       </w:r>
       <w:r>
         <w:rPr>
-          <w:rFonts w:hint="eastAsia"/>
+          <w:rFonts w:hint="eastAsia" w:eastAsia="黑体"/>
         </w:rPr>
         <w:t xml:space="preserve">章节）。</w:t>
       </w:r>
@@ -2166,7 +2430,7 @@
       </w:pPr>
       <w:r>
         <w:rPr>
-          <w:rFonts w:hint="eastAsia"/>
+          <w:rFonts w:hint="eastAsia" w:eastAsia="黑体"/>
         </w:rPr>
         <w:t xml:space="preserve">《嵌入式系统接口技术》相关章节。</w:t>
       </w:r>
@@ -2180,11 +2444,11 @@
       </w:pPr>
       <w:r>
         <w:rPr>
-          <w:rFonts w:ascii="Times New Roman" w:hAnsi="Times New Roman"/>
+          <w:rFonts w:ascii="Times New Roman" w:hAnsi="Times New Roman" w:eastAsia="黑体"/>
           <w:color w:val="555555"/>
           <w:sz w:val="21"/>
         </w:rPr>
-        <w:t>材料收集者：杜文杰</w:t>
+        <w:t>材料收集者：杜文杰，WX手机：19519196569，QQ:3478827729</w:t>
       </w:r>
     </w:p>
     <w:sectPr>
@@ -2204,7 +2468,7 @@
 </file>
 
 <file path=word/footer1.xml><?xml version="1.0" encoding="utf-8"?>
-<w:ftr xmlns:m="http://schemas.openxmlformats.org/officeDocument/2006/math" xmlns:mc="http://schemas.openxmlformats.org/markup-compatibility/2006" xmlns:mo="http://schemas.microsoft.com/office/mac/office/2008/main" xmlns:mv="urn:schemas-microsoft-com:mac:vml" xmlns:o="urn:schemas-microsoft-com:office:office" xmlns:r="http://schemas.openxmlformats.org/officeDocument/2006/relationships" xmlns:v="urn:schemas-microsoft-com:vml" xmlns:w10="urn:schemas-microsoft-com:office:word" xmlns:w14="http://schemas.microsoft.com/office/word/2010/wordml" xmlns:w="http://schemas.openxmlformats.org/wordprocessingml/2006/main" xmlns:wne="http://schemas.microsoft.com/office/word/2006/wordml" xmlns:wp14="http://schemas.microsoft.com/office/word/2010/wordprocessingDrawing" xmlns:wp="http://schemas.openxmlformats.org/drawingml/2006/wordprocessingDrawing" xmlns:wpc="http://schemas.microsoft.com/office/word/2010/wordprocessingCanvas" xmlns:wpg="http://schemas.microsoft.com/office/word/2010/wordprocessingGroup" xmlns:wpi="http://schemas.microsoft.com/office/word/2010/wordprocessingInk" xmlns:wps="http://schemas.microsoft.com/office/word/2010/wordprocessingShape" mc:Ignorable="w14 wp14">
+<w:ftr xmlns:mc="http://schemas.openxmlformats.org/markup-compatibility/2006" xmlns:w="http://schemas.openxmlformats.org/wordprocessingml/2006/main" xmlns:m="http://schemas.openxmlformats.org/officeDocument/2006/math" xmlns:mo="http://schemas.microsoft.com/office/mac/office/2008/main" xmlns:mv="urn:schemas-microsoft-com:mac:vml" xmlns:o="urn:schemas-microsoft-com:office:office" xmlns:r="http://schemas.openxmlformats.org/officeDocument/2006/relationships" xmlns:v="urn:schemas-microsoft-com:vml" xmlns:w10="urn:schemas-microsoft-com:office:word" xmlns:w14="http://schemas.microsoft.com/office/word/2010/wordml" xmlns:wne="http://schemas.microsoft.com/office/word/2006/wordml" xmlns:wp14="http://schemas.microsoft.com/office/word/2010/wordprocessingDrawing" xmlns:wp="http://schemas.openxmlformats.org/drawingml/2006/wordprocessingDrawing" xmlns:wpc="http://schemas.microsoft.com/office/word/2010/wordprocessingCanvas" xmlns:wpg="http://schemas.microsoft.com/office/word/2010/wordprocessingGroup" xmlns:wpi="http://schemas.microsoft.com/office/word/2010/wordprocessingInk" xmlns:wps="http://schemas.microsoft.com/office/word/2010/wordprocessingShape" mc:Ignorable="w14 wp14">
   <w:p>
     <w:pPr>
       <w:pStyle w:val="Footer"/>
@@ -2212,12 +2476,14 @@
     </w:pPr>
     <w:r>
       <w:rPr>
+        <w:rFonts w:eastAsia="黑体"/>
         <w:sz w:val="18"/>
       </w:rPr>
       <w:t xml:space="preserve">第 </w:t>
     </w:r>
     <w:r>
       <w:rPr>
+        <w:rFonts w:eastAsia="黑体"/>
         <w:sz w:val="18"/>
       </w:rPr>
       <w:fldChar w:fldCharType="begin"/>
@@ -2226,6 +2492,7 @@
     </w:r>
     <w:r>
       <w:rPr>
+        <w:rFonts w:eastAsia="黑体"/>
         <w:sz w:val="18"/>
       </w:rPr>
       <w:t xml:space="preserve"> 页</w:t>
@@ -2239,6 +2506,9 @@
   <w:footnote w:type="continuationSeparator" w:id="0">
     <w:p>
       <w:r>
+        <w:rPr>
+          <w:rFonts w:eastAsia="黑体"/>
+        </w:rPr>
         <w:continuationSeparator/>
       </w:r>
     </w:p>
@@ -2246,6 +2516,9 @@
   <w:footnote w:type="separator" w:id="-1">
     <w:p>
       <w:r>
+        <w:rPr>
+          <w:rFonts w:eastAsia="黑体"/>
+        </w:rPr>
         <w:separator/>
       </w:r>
     </w:p>
@@ -2254,7 +2527,7 @@
 </file>
 
 <file path=word/header1.xml><?xml version="1.0" encoding="utf-8"?>
-<w:hdr xmlns:m="http://schemas.openxmlformats.org/officeDocument/2006/math" xmlns:mc="http://schemas.openxmlformats.org/markup-compatibility/2006" xmlns:mo="http://schemas.microsoft.com/office/mac/office/2008/main" xmlns:mv="urn:schemas-microsoft-com:mac:vml" xmlns:o="urn:schemas-microsoft-com:office:office" xmlns:r="http://schemas.openxmlformats.org/officeDocument/2006/relationships" xmlns:v="urn:schemas-microsoft-com:vml" xmlns:w10="urn:schemas-microsoft-com:office:word" xmlns:w14="http://schemas.microsoft.com/office/word/2010/wordml" xmlns:w="http://schemas.openxmlformats.org/wordprocessingml/2006/main" xmlns:wne="http://schemas.microsoft.com/office/word/2006/wordml" xmlns:wp14="http://schemas.microsoft.com/office/word/2010/wordprocessingDrawing" xmlns:wp="http://schemas.openxmlformats.org/drawingml/2006/wordprocessingDrawing" xmlns:wpc="http://schemas.microsoft.com/office/word/2010/wordprocessingCanvas" xmlns:wpg="http://schemas.microsoft.com/office/word/2010/wordprocessingGroup" xmlns:wpi="http://schemas.microsoft.com/office/word/2010/wordprocessingInk" xmlns:wps="http://schemas.microsoft.com/office/word/2010/wordprocessingShape" mc:Ignorable="w14 wp14">
+<w:hdr xmlns:mc="http://schemas.openxmlformats.org/markup-compatibility/2006" xmlns:w="http://schemas.openxmlformats.org/wordprocessingml/2006/main" xmlns:m="http://schemas.openxmlformats.org/officeDocument/2006/math" xmlns:mo="http://schemas.microsoft.com/office/mac/office/2008/main" xmlns:mv="urn:schemas-microsoft-com:mac:vml" xmlns:o="urn:schemas-microsoft-com:office:office" xmlns:r="http://schemas.openxmlformats.org/officeDocument/2006/relationships" xmlns:v="urn:schemas-microsoft-com:vml" xmlns:w10="urn:schemas-microsoft-com:office:word" xmlns:w14="http://schemas.microsoft.com/office/word/2010/wordml" xmlns:wne="http://schemas.microsoft.com/office/word/2006/wordml" xmlns:wp14="http://schemas.microsoft.com/office/word/2010/wordprocessingDrawing" xmlns:wp="http://schemas.openxmlformats.org/drawingml/2006/wordprocessingDrawing" xmlns:wpc="http://schemas.microsoft.com/office/word/2010/wordprocessingCanvas" xmlns:wpg="http://schemas.microsoft.com/office/word/2010/wordprocessingGroup" xmlns:wpi="http://schemas.microsoft.com/office/word/2010/wordprocessingInk" xmlns:wps="http://schemas.microsoft.com/office/word/2010/wordprocessingShape" mc:Ignorable="w14 wp14">
   <w:p>
     <w:pPr>
       <w:pStyle w:val="Header"/>
@@ -2262,7 +2535,7 @@
     </w:pPr>
     <w:r>
       <w:rPr>
-        <w:rFonts w:ascii="Times New Roman" w:hAnsi="Times New Roman"/>
+        <w:rFonts w:ascii="Times New Roman" w:hAnsi="Times New Roman" w:eastAsia="黑体"/>
         <w:sz w:val="18"/>
         <w:rFonts w:eastAsia="黑体"/>
         <w:rFonts w:eastAsia="黑体"/>
@@ -2274,7 +2547,7 @@
 </file>
 
 <file path=word/numbering.xml><?xml version="1.0" encoding="utf-8"?>
-<w:numbering xmlns:m="http://schemas.openxmlformats.org/officeDocument/2006/math" xmlns:mc="http://schemas.openxmlformats.org/markup-compatibility/2006" xmlns:mo="http://schemas.microsoft.com/office/mac/office/2008/main" xmlns:mv="urn:schemas-microsoft-com:mac:vml" xmlns:o="urn:schemas-microsoft-com:office:office" xmlns:r="http://schemas.openxmlformats.org/officeDocument/2006/relationships" xmlns:v="urn:schemas-microsoft-com:vml" xmlns:w="http://schemas.openxmlformats.org/wordprocessingml/2006/main" xmlns:w10="urn:schemas-microsoft-com:office:word" xmlns:w14="http://schemas.microsoft.com/office/word/2010/wordml" xmlns:wne="http://schemas.microsoft.com/office/word/2006/wordml" xmlns:wp="http://schemas.openxmlformats.org/drawingml/2006/wordprocessingDrawing" xmlns:wp14="http://schemas.microsoft.com/office/word/2010/wordprocessingDrawing" xmlns:wpc="http://schemas.microsoft.com/office/word/2010/wordprocessingCanvas" xmlns:wpg="http://schemas.microsoft.com/office/word/2010/wordprocessingGroup" xmlns:wpi="http://schemas.microsoft.com/office/word/2010/wordprocessingInk" xmlns:wps="http://schemas.microsoft.com/office/word/2010/wordprocessingShape" mc:Ignorable="w14 wp14">
+<w:numbering xmlns:mc="http://schemas.openxmlformats.org/markup-compatibility/2006" xmlns:w="http://schemas.openxmlformats.org/wordprocessingml/2006/main" xmlns:m="http://schemas.openxmlformats.org/officeDocument/2006/math" xmlns:mo="http://schemas.microsoft.com/office/mac/office/2008/main" xmlns:mv="urn:schemas-microsoft-com:mac:vml" xmlns:o="urn:schemas-microsoft-com:office:office" xmlns:r="http://schemas.openxmlformats.org/officeDocument/2006/relationships" xmlns:v="urn:schemas-microsoft-com:vml" xmlns:w10="urn:schemas-microsoft-com:office:word" xmlns:w14="http://schemas.microsoft.com/office/word/2010/wordml" xmlns:wne="http://schemas.microsoft.com/office/word/2006/wordml" xmlns:wp="http://schemas.openxmlformats.org/drawingml/2006/wordprocessingDrawing" xmlns:wp14="http://schemas.microsoft.com/office/word/2010/wordprocessingDrawing" xmlns:wpc="http://schemas.microsoft.com/office/word/2010/wordprocessingCanvas" xmlns:wpg="http://schemas.microsoft.com/office/word/2010/wordprocessingGroup" xmlns:wpi="http://schemas.microsoft.com/office/word/2010/wordprocessingInk" xmlns:wps="http://schemas.microsoft.com/office/word/2010/wordprocessingShape" mc:Ignorable="w14 wp14">
   <w:abstractNum w:abstractNumId="0">
     <w:nsid w:val="FFFFFF7C"/>
     <w:multiLevelType w:val="singleLevel"/>
@@ -2361,7 +2634,7 @@
         <w:ind w:hanging="360" w:left="1440"/>
       </w:pPr>
       <w:rPr>
-        <w:rFonts w:ascii="Symbol" w:hAnsi="Symbol" w:hint="default"/>
+        <w:rFonts w:ascii="Symbol" w:hAnsi="Symbol" w:hint="default" w:eastAsia="黑体"/>
       </w:rPr>
     </w:lvl>
   </w:abstractNum>
@@ -2382,7 +2655,7 @@
         <w:ind w:hanging="360" w:left="1080"/>
       </w:pPr>
       <w:rPr>
-        <w:rFonts w:ascii="Symbol" w:hAnsi="Symbol" w:hint="default"/>
+        <w:rFonts w:ascii="Symbol" w:hAnsi="Symbol" w:hint="default" w:eastAsia="黑体"/>
       </w:rPr>
     </w:lvl>
   </w:abstractNum>
@@ -2403,7 +2676,7 @@
         <w:ind w:hanging="360" w:left="720"/>
       </w:pPr>
       <w:rPr>
-        <w:rFonts w:ascii="Symbol" w:hAnsi="Symbol" w:hint="default"/>
+        <w:rFonts w:ascii="Symbol" w:hAnsi="Symbol" w:hint="default" w:eastAsia="黑体"/>
       </w:rPr>
     </w:lvl>
   </w:abstractNum>
@@ -2442,7 +2715,7 @@
         <w:ind w:hanging="360" w:left="360"/>
       </w:pPr>
       <w:rPr>
-        <w:rFonts w:ascii="Symbol" w:hAnsi="Symbol" w:hint="default"/>
+        <w:rFonts w:ascii="Symbol" w:hAnsi="Symbol" w:hint="default" w:eastAsia="黑体"/>
       </w:rPr>
     </w:lvl>
   </w:abstractNum>
@@ -2533,7 +2806,7 @@
         <w:ind w:left="720" w:hanging="360"/>
       </w:pPr>
       <w:rPr>
-        <w:rFonts w:ascii="Symbol" w:hAnsi="Symbol" w:cs="Symbol" w:hint="default"/>
+        <w:rFonts w:ascii="Symbol" w:hAnsi="Symbol" w:cs="Symbol" w:hint="default" w:eastAsia="黑体"/>
       </w:rPr>
     </w:lvl>
     <w:lvl w:ilvl="1">
@@ -2544,7 +2817,7 @@
         <w:ind w:left="1440" w:hanging="360"/>
       </w:pPr>
       <w:rPr>
-        <w:rFonts w:ascii="Courier New" w:hAnsi="Courier New" w:cs="Courier New" w:hint="default"/>
+        <w:rFonts w:ascii="Courier New" w:hAnsi="Courier New" w:cs="Courier New" w:hint="default" w:eastAsia="黑体"/>
       </w:rPr>
     </w:lvl>
     <w:lvl w:ilvl="2">
@@ -2555,7 +2828,7 @@
         <w:ind w:left="2160" w:hanging="360"/>
       </w:pPr>
       <w:rPr>
-        <w:rFonts w:ascii="Wingdings" w:hAnsi="Wingdings" w:cs="Wingdings" w:hint="default"/>
+        <w:rFonts w:ascii="Wingdings" w:hAnsi="Wingdings" w:cs="Wingdings" w:hint="default" w:eastAsia="黑体"/>
       </w:rPr>
     </w:lvl>
     <w:lvl w:ilvl="3">
@@ -2566,7 +2839,7 @@
         <w:ind w:left="2880" w:hanging="360"/>
       </w:pPr>
       <w:rPr>
-        <w:rFonts w:ascii="Symbol" w:hAnsi="Symbol" w:cs="Symbol" w:hint="default"/>
+        <w:rFonts w:ascii="Symbol" w:hAnsi="Symbol" w:cs="Symbol" w:hint="default" w:eastAsia="黑体"/>
       </w:rPr>
     </w:lvl>
     <w:lvl w:ilvl="4">
@@ -2577,7 +2850,7 @@
         <w:ind w:left="3600" w:hanging="360"/>
       </w:pPr>
       <w:rPr>
-        <w:rFonts w:ascii="Courier New" w:hAnsi="Courier New" w:cs="Courier New" w:hint="default"/>
+        <w:rFonts w:ascii="Courier New" w:hAnsi="Courier New" w:cs="Courier New" w:hint="default" w:eastAsia="黑体"/>
       </w:rPr>
     </w:lvl>
     <w:lvl w:ilvl="5">
@@ -2588,7 +2861,7 @@
         <w:ind w:left="4320" w:hanging="360"/>
       </w:pPr>
       <w:rPr>
-        <w:rFonts w:ascii="Wingdings" w:hAnsi="Wingdings" w:cs="Wingdings" w:hint="default"/>
+        <w:rFonts w:ascii="Wingdings" w:hAnsi="Wingdings" w:cs="Wingdings" w:hint="default" w:eastAsia="黑体"/>
       </w:rPr>
     </w:lvl>
     <w:lvl w:ilvl="6">
@@ -2599,7 +2872,7 @@
         <w:ind w:left="5040" w:hanging="360"/>
       </w:pPr>
       <w:rPr>
-        <w:rFonts w:ascii="Symbol" w:hAnsi="Symbol" w:cs="Symbol" w:hint="default"/>
+        <w:rFonts w:ascii="Symbol" w:hAnsi="Symbol" w:cs="Symbol" w:hint="default" w:eastAsia="黑体"/>
       </w:rPr>
     </w:lvl>
     <w:lvl w:ilvl="7">
@@ -2610,7 +2883,7 @@
         <w:ind w:left="5760" w:hanging="360"/>
       </w:pPr>
       <w:rPr>
-        <w:rFonts w:ascii="Courier New" w:hAnsi="Courier New" w:cs="Courier New" w:hint="default"/>
+        <w:rFonts w:ascii="Courier New" w:hAnsi="Courier New" w:cs="Courier New" w:hint="default" w:eastAsia="黑体"/>
       </w:rPr>
     </w:lvl>
     <w:lvl w:ilvl="8">
@@ -2621,7 +2894,7 @@
         <w:ind w:left="6480" w:hanging="360"/>
       </w:pPr>
       <w:rPr>
-        <w:rFonts w:ascii="Wingdings" w:hAnsi="Wingdings" w:cs="Wingdings" w:hint="default"/>
+        <w:rFonts w:ascii="Wingdings" w:hAnsi="Wingdings" w:cs="Wingdings" w:hint="default" w:eastAsia="黑体"/>
       </w:rPr>
     </w:lvl>
   </w:abstractNum>
@@ -2677,11 +2950,11 @@
 </file>
 
 <file path=word/styles.xml><?xml version="1.0" encoding="utf-8"?>
-<w:styles xmlns:mc="http://schemas.openxmlformats.org/markup-compatibility/2006" xmlns:r="http://schemas.openxmlformats.org/officeDocument/2006/relationships" xmlns:w="http://schemas.openxmlformats.org/wordprocessingml/2006/main" xmlns:w14="http://schemas.microsoft.com/office/word/2010/wordml" mc:Ignorable="w14">
+<w:styles xmlns:mc="http://schemas.openxmlformats.org/markup-compatibility/2006" xmlns:w="http://schemas.openxmlformats.org/wordprocessingml/2006/main" xmlns:r="http://schemas.openxmlformats.org/officeDocument/2006/relationships" xmlns:w14="http://schemas.microsoft.com/office/word/2010/wordml" mc:Ignorable="w14">
   <w:docDefaults>
     <w:rPrDefault>
       <w:rPr>
-        <w:rFonts w:asciiTheme="minorHAnsi" w:cstheme="minorBidi" w:eastAsiaTheme="minorEastAsia" w:hAnsiTheme="minorHAnsi"/>
+        <w:rFonts w:asciiTheme="minorHAnsi" w:cstheme="minorBidi" w:hAnsiTheme="minorHAnsi" w:eastAsia="黑体"/>
         <w:sz w:val="22"/>
         <w:szCs w:val="22"/>
         <w:lang w:bidi="ar-SA" w:eastAsia="en-US" w:val="en-US"/>
@@ -2903,7 +3176,7 @@
       <w:outlineLvl w:val="0"/>
     </w:pPr>
     <w:rPr>
-      <w:rFonts w:ascii="Times New Roman" w:asciiTheme="majorHAnsi" w:cstheme="majorBidi" w:eastAsia="黑体" w:eastAsiaTheme="majorEastAsia" w:hAnsi="Times New Roman" w:hAnsiTheme="majorHAnsi"/>
+      <w:rFonts w:ascii="Times New Roman" w:asciiTheme="majorHAnsi" w:cstheme="majorBidi" w:eastAsia="黑体" w:hAnsi="Times New Roman" w:hAnsiTheme="majorHAnsi"/>
       <w:b/>
       <w:bCs/>
       <w:color w:val="1F3864"/>
@@ -2927,7 +3200,7 @@
       <w:outlineLvl w:val="1"/>
     </w:pPr>
     <w:rPr>
-      <w:rFonts w:ascii="Times New Roman" w:asciiTheme="majorHAnsi" w:cstheme="majorBidi" w:eastAsia="黑体" w:eastAsiaTheme="majorEastAsia" w:hAnsi="Times New Roman" w:hAnsiTheme="majorHAnsi"/>
+      <w:rFonts w:ascii="Times New Roman" w:asciiTheme="majorHAnsi" w:cstheme="majorBidi" w:eastAsia="黑体" w:hAnsi="Times New Roman" w:hAnsiTheme="majorHAnsi"/>
       <w:b/>
       <w:bCs/>
       <w:color w:val="2E4E7E"/>
@@ -2951,7 +3224,7 @@
       <w:outlineLvl w:val="2"/>
     </w:pPr>
     <w:rPr>
-      <w:rFonts w:ascii="Times New Roman" w:asciiTheme="majorHAnsi" w:cstheme="majorBidi" w:eastAsia="黑体" w:eastAsiaTheme="majorEastAsia" w:hAnsi="Times New Roman" w:hAnsiTheme="majorHAnsi"/>
+      <w:rFonts w:ascii="Times New Roman" w:asciiTheme="majorHAnsi" w:cstheme="majorBidi" w:eastAsia="黑体" w:hAnsi="Times New Roman" w:hAnsiTheme="majorHAnsi"/>
       <w:b/>
       <w:bCs/>
       <w:color w:val="2E4E7E"/>
@@ -2975,7 +3248,7 @@
       <w:outlineLvl w:val="3"/>
     </w:pPr>
     <w:rPr>
-      <w:rFonts w:ascii="Times New Roman" w:asciiTheme="majorHAnsi" w:cstheme="majorBidi" w:eastAsia="黑体" w:eastAsiaTheme="majorEastAsia" w:hAnsi="Times New Roman" w:hAnsiTheme="majorHAnsi"/>
+      <w:rFonts w:ascii="Times New Roman" w:asciiTheme="majorHAnsi" w:cstheme="majorBidi" w:eastAsia="黑体" w:hAnsi="Times New Roman" w:hAnsiTheme="majorHAnsi"/>
       <w:b/>
       <w:bCs/>
       <w:i/>
@@ -3001,7 +3274,7 @@
       <w:outlineLvl w:val="4"/>
     </w:pPr>
     <w:rPr>
-      <w:rFonts w:ascii="Times New Roman" w:asciiTheme="majorHAnsi" w:cstheme="majorBidi" w:eastAsia="黑体" w:eastAsiaTheme="majorEastAsia" w:hAnsi="Times New Roman" w:hAnsiTheme="majorHAnsi"/>
+      <w:rFonts w:ascii="Times New Roman" w:asciiTheme="majorHAnsi" w:cstheme="majorBidi" w:eastAsia="黑体" w:hAnsi="Times New Roman" w:hAnsiTheme="majorHAnsi"/>
       <w:b/>
       <w:color w:val="333333"/>
       <w:sz w:val="22"/>
@@ -3024,7 +3297,7 @@
       <w:outlineLvl w:val="5"/>
     </w:pPr>
     <w:rPr>
-      <w:rFonts w:asciiTheme="majorHAnsi" w:cstheme="majorBidi" w:eastAsiaTheme="majorEastAsia" w:hAnsiTheme="majorHAnsi"/>
+      <w:rFonts w:asciiTheme="majorHAnsi" w:cstheme="majorBidi" w:hAnsiTheme="majorHAnsi" w:eastAsia="黑体"/>
       <w:i/>
       <w:iCs/>
       <w:color w:themeColor="accent1" w:themeShade="7F" w:val="243F60"/>
@@ -3047,7 +3320,7 @@
       <w:outlineLvl w:val="6"/>
     </w:pPr>
     <w:rPr>
-      <w:rFonts w:asciiTheme="majorHAnsi" w:cstheme="majorBidi" w:eastAsiaTheme="majorEastAsia" w:hAnsiTheme="majorHAnsi"/>
+      <w:rFonts w:asciiTheme="majorHAnsi" w:cstheme="majorBidi" w:hAnsiTheme="majorHAnsi" w:eastAsia="黑体"/>
       <w:i/>
       <w:iCs/>
       <w:color w:themeColor="text1" w:themeTint="BF" w:val="404040"/>
@@ -3070,7 +3343,7 @@
       <w:outlineLvl w:val="7"/>
     </w:pPr>
     <w:rPr>
-      <w:rFonts w:asciiTheme="majorHAnsi" w:cstheme="majorBidi" w:eastAsiaTheme="majorEastAsia" w:hAnsiTheme="majorHAnsi"/>
+      <w:rFonts w:asciiTheme="majorHAnsi" w:cstheme="majorBidi" w:hAnsiTheme="majorHAnsi" w:eastAsia="黑体"/>
       <w:color w:themeColor="accent1" w:val="4F81BD"/>
       <w:sz w:val="20"/>
       <w:szCs w:val="20"/>
@@ -3093,7 +3366,7 @@
       <w:outlineLvl w:val="8"/>
     </w:pPr>
     <w:rPr>
-      <w:rFonts w:asciiTheme="majorHAnsi" w:cstheme="majorBidi" w:eastAsiaTheme="majorEastAsia" w:hAnsiTheme="majorHAnsi"/>
+      <w:rFonts w:asciiTheme="majorHAnsi" w:cstheme="majorBidi" w:hAnsiTheme="majorHAnsi" w:eastAsia="黑体"/>
       <w:i/>
       <w:iCs/>
       <w:color w:themeColor="text1" w:themeTint="BF" w:val="404040"/>
@@ -3144,7 +3417,7 @@
     <w:uiPriority w:val="9"/>
     <w:rsid w:val="00FC693F"/>
     <w:rPr>
-      <w:rFonts w:asciiTheme="majorHAnsi" w:cstheme="majorBidi" w:eastAsiaTheme="majorEastAsia" w:hAnsiTheme="majorHAnsi"/>
+      <w:rFonts w:asciiTheme="majorHAnsi" w:cstheme="majorBidi" w:hAnsiTheme="majorHAnsi" w:eastAsia="黑体"/>
       <w:b/>
       <w:bCs/>
       <w:color w:themeColor="accent1" w:themeShade="BF" w:val="365F91"/>
@@ -3159,7 +3432,7 @@
     <w:uiPriority w:val="9"/>
     <w:rsid w:val="00FC693F"/>
     <w:rPr>
-      <w:rFonts w:asciiTheme="majorHAnsi" w:cstheme="majorBidi" w:eastAsiaTheme="majorEastAsia" w:hAnsiTheme="majorHAnsi"/>
+      <w:rFonts w:asciiTheme="majorHAnsi" w:cstheme="majorBidi" w:hAnsiTheme="majorHAnsi" w:eastAsia="黑体"/>
       <w:b/>
       <w:bCs/>
       <w:color w:themeColor="accent1" w:val="4F81BD"/>
@@ -3174,7 +3447,7 @@
     <w:uiPriority w:val="9"/>
     <w:rsid w:val="00FC693F"/>
     <w:rPr>
-      <w:rFonts w:asciiTheme="majorHAnsi" w:cstheme="majorBidi" w:eastAsiaTheme="majorEastAsia" w:hAnsiTheme="majorHAnsi"/>
+      <w:rFonts w:asciiTheme="majorHAnsi" w:cstheme="majorBidi" w:hAnsiTheme="majorHAnsi" w:eastAsia="黑体"/>
       <w:b/>
       <w:bCs/>
       <w:color w:themeColor="accent1" w:val="4F81BD"/>
@@ -3197,7 +3470,7 @@
       <w:contextualSpacing/>
     </w:pPr>
     <w:rPr>
-      <w:rFonts w:ascii="Times New Roman" w:asciiTheme="majorHAnsi" w:cstheme="majorBidi" w:eastAsia="黑体" w:eastAsiaTheme="majorEastAsia" w:hAnsi="Times New Roman" w:hAnsiTheme="majorHAnsi"/>
+      <w:rFonts w:ascii="Times New Roman" w:asciiTheme="majorHAnsi" w:cstheme="majorBidi" w:eastAsia="黑体" w:hAnsi="Times New Roman" w:hAnsiTheme="majorHAnsi"/>
       <w:b/>
       <w:color w:val="1F3864"/>
       <w:spacing w:val="5"/>
@@ -3213,7 +3486,7 @@
     <w:uiPriority w:val="10"/>
     <w:rsid w:val="00FC693F"/>
     <w:rPr>
-      <w:rFonts w:asciiTheme="majorHAnsi" w:cstheme="majorBidi" w:eastAsiaTheme="majorEastAsia" w:hAnsiTheme="majorHAnsi"/>
+      <w:rFonts w:asciiTheme="majorHAnsi" w:cstheme="majorBidi" w:hAnsiTheme="majorHAnsi" w:eastAsia="黑体"/>
       <w:color w:themeColor="text2" w:themeShade="BF" w:val="17365D"/>
       <w:spacing w:val="5"/>
       <w:kern w:val="28"/>
@@ -3235,7 +3508,7 @@
       </w:numPr>
     </w:pPr>
     <w:rPr>
-      <w:rFonts w:asciiTheme="majorHAnsi" w:cstheme="majorBidi" w:eastAsiaTheme="majorEastAsia" w:hAnsiTheme="majorHAnsi"/>
+      <w:rFonts w:asciiTheme="majorHAnsi" w:cstheme="majorBidi" w:hAnsiTheme="majorHAnsi" w:eastAsia="黑体"/>
       <w:i/>
       <w:iCs/>
       <w:color w:themeColor="accent1" w:val="4F81BD"/>
@@ -3251,7 +3524,7 @@
     <w:uiPriority w:val="11"/>
     <w:rsid w:val="00FC693F"/>
     <w:rPr>
-      <w:rFonts w:asciiTheme="majorHAnsi" w:cstheme="majorBidi" w:eastAsiaTheme="majorEastAsia" w:hAnsiTheme="majorHAnsi"/>
+      <w:rFonts w:asciiTheme="majorHAnsi" w:cstheme="majorBidi" w:hAnsiTheme="majorHAnsi" w:eastAsia="黑体"/>
       <w:i/>
       <w:iCs/>
       <w:color w:themeColor="accent1" w:val="4F81BD"/>
@@ -3318,6 +3591,7 @@
       <w:spacing w:after="120"/>
     </w:pPr>
     <w:rPr>
+      <w:rFonts w:eastAsia="黑体"/>
       <w:sz w:val="16"/>
       <w:szCs w:val="16"/>
     </w:rPr>
@@ -3329,6 +3603,7 @@
     <w:uiPriority w:val="99"/>
     <w:rsid w:val="00AA1D8D"/>
     <w:rPr>
+      <w:rFonts w:eastAsia="黑体"/>
       <w:sz w:val="16"/>
       <w:szCs w:val="16"/>
     </w:rPr>
@@ -3498,7 +3773,7 @@
       </w:tabs>
     </w:pPr>
     <w:rPr>
-      <w:rFonts w:ascii="Courier" w:hAnsi="Courier"/>
+      <w:rFonts w:ascii="Courier" w:hAnsi="Courier" w:eastAsia="黑体"/>
       <w:sz w:val="20"/>
       <w:szCs w:val="20"/>
     </w:rPr>
@@ -3510,7 +3785,7 @@
     <w:uiPriority w:val="99"/>
     <w:rsid w:val="0029639D"/>
     <w:rPr>
-      <w:rFonts w:ascii="Courier" w:hAnsi="Courier"/>
+      <w:rFonts w:ascii="Courier" w:hAnsi="Courier" w:eastAsia="黑体"/>
       <w:sz w:val="20"/>
       <w:szCs w:val="20"/>
     </w:rPr>
@@ -3546,6 +3821,7 @@
     <w:uiPriority w:val="29"/>
     <w:rsid w:val="00FC693F"/>
     <w:rPr>
+      <w:rFonts w:eastAsia="黑体"/>
       <w:i/>
       <w:iCs/>
       <w:color w:themeColor="text1" w:val="000000"/>
@@ -3559,7 +3835,7 @@
     <w:semiHidden/>
     <w:rsid w:val="00FC693F"/>
     <w:rPr>
-      <w:rFonts w:asciiTheme="majorHAnsi" w:cstheme="majorBidi" w:eastAsiaTheme="majorEastAsia" w:hAnsiTheme="majorHAnsi"/>
+      <w:rFonts w:asciiTheme="majorHAnsi" w:cstheme="majorBidi" w:hAnsiTheme="majorHAnsi" w:eastAsia="黑体"/>
       <w:b/>
       <w:bCs/>
       <w:i/>
@@ -3575,7 +3851,7 @@
     <w:semiHidden/>
     <w:rsid w:val="00FC693F"/>
     <w:rPr>
-      <w:rFonts w:asciiTheme="majorHAnsi" w:cstheme="majorBidi" w:eastAsiaTheme="majorEastAsia" w:hAnsiTheme="majorHAnsi"/>
+      <w:rFonts w:asciiTheme="majorHAnsi" w:cstheme="majorBidi" w:hAnsiTheme="majorHAnsi" w:eastAsia="黑体"/>
       <w:color w:themeColor="accent1" w:themeShade="7F" w:val="243F60"/>
     </w:rPr>
   </w:style>
@@ -3587,7 +3863,7 @@
     <w:semiHidden/>
     <w:rsid w:val="00FC693F"/>
     <w:rPr>
-      <w:rFonts w:asciiTheme="majorHAnsi" w:cstheme="majorBidi" w:eastAsiaTheme="majorEastAsia" w:hAnsiTheme="majorHAnsi"/>
+      <w:rFonts w:asciiTheme="majorHAnsi" w:cstheme="majorBidi" w:hAnsiTheme="majorHAnsi" w:eastAsia="黑体"/>
       <w:i/>
       <w:iCs/>
       <w:color w:themeColor="accent1" w:themeShade="7F" w:val="243F60"/>
@@ -3601,7 +3877,7 @@
     <w:semiHidden/>
     <w:rsid w:val="00FC693F"/>
     <w:rPr>
-      <w:rFonts w:asciiTheme="majorHAnsi" w:cstheme="majorBidi" w:eastAsiaTheme="majorEastAsia" w:hAnsiTheme="majorHAnsi"/>
+      <w:rFonts w:asciiTheme="majorHAnsi" w:cstheme="majorBidi" w:hAnsiTheme="majorHAnsi" w:eastAsia="黑体"/>
       <w:i/>
       <w:iCs/>
       <w:color w:themeColor="text1" w:themeTint="BF" w:val="404040"/>
@@ -3615,7 +3891,7 @@
     <w:semiHidden/>
     <w:rsid w:val="00FC693F"/>
     <w:rPr>
-      <w:rFonts w:asciiTheme="majorHAnsi" w:cstheme="majorBidi" w:eastAsiaTheme="majorEastAsia" w:hAnsiTheme="majorHAnsi"/>
+      <w:rFonts w:asciiTheme="majorHAnsi" w:cstheme="majorBidi" w:hAnsiTheme="majorHAnsi" w:eastAsia="黑体"/>
       <w:color w:themeColor="accent1" w:val="4F81BD"/>
       <w:sz w:val="20"/>
       <w:szCs w:val="20"/>
@@ -3629,7 +3905,7 @@
     <w:semiHidden/>
     <w:rsid w:val="00FC693F"/>
     <w:rPr>
-      <w:rFonts w:asciiTheme="majorHAnsi" w:cstheme="majorBidi" w:eastAsiaTheme="majorEastAsia" w:hAnsiTheme="majorHAnsi"/>
+      <w:rFonts w:asciiTheme="majorHAnsi" w:cstheme="majorBidi" w:hAnsiTheme="majorHAnsi" w:eastAsia="黑体"/>
       <w:i/>
       <w:iCs/>
       <w:color w:themeColor="text1" w:themeTint="BF" w:val="404040"/>
@@ -3650,6 +3926,7 @@
       <w:spacing w:line="240" w:lineRule="auto"/>
     </w:pPr>
     <w:rPr>
+      <w:rFonts w:eastAsia="黑体"/>
       <w:b/>
       <w:bCs/>
       <w:color w:themeColor="accent1" w:val="4F81BD"/>
@@ -3664,6 +3941,7 @@
     <w:qFormat/>
     <w:rsid w:val="00FC693F"/>
     <w:rPr>
+      <w:rFonts w:eastAsia="黑体"/>
       <w:b/>
       <w:bCs/>
     </w:rPr>
@@ -3675,6 +3953,7 @@
     <w:qFormat/>
     <w:rsid w:val="00FC693F"/>
     <w:rPr>
+      <w:rFonts w:eastAsia="黑体"/>
       <w:i/>
       <w:iCs/>
     </w:rPr>
@@ -3695,6 +3974,7 @@
       <w:ind w:left="936" w:right="936"/>
     </w:pPr>
     <w:rPr>
+      <w:rFonts w:eastAsia="黑体"/>
       <w:b/>
       <w:bCs/>
       <w:i/>
@@ -3709,6 +3989,7 @@
     <w:uiPriority w:val="30"/>
     <w:rsid w:val="00FC693F"/>
     <w:rPr>
+      <w:rFonts w:eastAsia="黑体"/>
       <w:b/>
       <w:bCs/>
       <w:i/>
@@ -3723,6 +4004,7 @@
     <w:qFormat/>
     <w:rsid w:val="00FC693F"/>
     <w:rPr>
+      <w:rFonts w:eastAsia="黑体"/>
       <w:i/>
       <w:iCs/>
       <w:color w:themeColor="text1" w:themeTint="7F" w:val="808080"/>
@@ -3735,6 +4017,7 @@
     <w:qFormat/>
     <w:rsid w:val="00FC693F"/>
     <w:rPr>
+      <w:rFonts w:eastAsia="黑体"/>
       <w:b/>
       <w:bCs/>
       <w:i/>
@@ -3749,6 +4032,7 @@
     <w:qFormat/>
     <w:rsid w:val="00FC693F"/>
     <w:rPr>
+      <w:rFonts w:eastAsia="黑体"/>
       <w:smallCaps/>
       <w:color w:themeColor="accent2" w:val="C0504D"/>
       <w:u w:val="single"/>
@@ -3761,6 +4045,7 @@
     <w:qFormat/>
     <w:rsid w:val="00FC693F"/>
     <w:rPr>
+      <w:rFonts w:eastAsia="黑体"/>
       <w:b/>
       <w:bCs/>
       <w:smallCaps/>
@@ -3776,6 +4061,7 @@
     <w:qFormat/>
     <w:rsid w:val="00FC693F"/>
     <w:rPr>
+      <w:rFonts w:eastAsia="黑体"/>
       <w:b/>
       <w:bCs/>
       <w:smallCaps/>
@@ -3830,6 +4116,7 @@
       <w:spacing w:after="0" w:line="240" w:lineRule="auto"/>
     </w:pPr>
     <w:rPr>
+      <w:rFonts w:eastAsia="黑体"/>
       <w:color w:themeColor="text1" w:themeShade="BF" w:val="000000"/>
     </w:rPr>
     <w:tblPr>
@@ -3852,6 +4139,7 @@
         <w:spacing w:after="0" w:before="0" w:line="240" w:lineRule="auto"/>
       </w:pPr>
       <w:rPr>
+        <w:rFonts w:eastAsia="黑体"/>
         <w:b/>
         <w:bCs/>
       </w:rPr>
@@ -3872,6 +4160,7 @@
         <w:spacing w:after="0" w:before="0" w:line="240" w:lineRule="auto"/>
       </w:pPr>
       <w:rPr>
+        <w:rFonts w:eastAsia="黑体"/>
         <w:b/>
         <w:bCs/>
       </w:rPr>
@@ -3889,12 +4178,14 @@
     </w:tblStylePr>
     <w:tblStylePr w:type="firstCol">
       <w:rPr>
+        <w:rFonts w:eastAsia="黑体"/>
         <w:b/>
         <w:bCs/>
       </w:rPr>
     </w:tblStylePr>
     <w:tblStylePr w:type="lastCol">
       <w:rPr>
+        <w:rFonts w:eastAsia="黑体"/>
         <w:b/>
         <w:bCs/>
       </w:rPr>
@@ -3933,6 +4224,7 @@
       <w:spacing w:after="0" w:line="240" w:lineRule="auto"/>
     </w:pPr>
     <w:rPr>
+      <w:rFonts w:eastAsia="黑体"/>
       <w:color w:themeColor="accent1" w:themeShade="BF" w:val="365F91"/>
     </w:rPr>
     <w:tblPr>
@@ -3955,6 +4247,7 @@
         <w:spacing w:after="0" w:before="0" w:line="240" w:lineRule="auto"/>
       </w:pPr>
       <w:rPr>
+        <w:rFonts w:eastAsia="黑体"/>
         <w:b/>
         <w:bCs/>
       </w:rPr>
@@ -3975,6 +4268,7 @@
         <w:spacing w:after="0" w:before="0" w:line="240" w:lineRule="auto"/>
       </w:pPr>
       <w:rPr>
+        <w:rFonts w:eastAsia="黑体"/>
         <w:b/>
         <w:bCs/>
       </w:rPr>
@@ -3992,12 +4286,14 @@
     </w:tblStylePr>
     <w:tblStylePr w:type="firstCol">
       <w:rPr>
+        <w:rFonts w:eastAsia="黑体"/>
         <w:b/>
         <w:bCs/>
       </w:rPr>
     </w:tblStylePr>
     <w:tblStylePr w:type="lastCol">
       <w:rPr>
+        <w:rFonts w:eastAsia="黑体"/>
         <w:b/>
         <w:bCs/>
       </w:rPr>
@@ -4036,6 +4332,7 @@
       <w:spacing w:after="0" w:line="240" w:lineRule="auto"/>
     </w:pPr>
     <w:rPr>
+      <w:rFonts w:eastAsia="黑体"/>
       <w:color w:themeColor="accent2" w:themeShade="BF" w:val="943634"/>
     </w:rPr>
     <w:tblPr>
@@ -4058,6 +4355,7 @@
         <w:spacing w:after="0" w:before="0" w:line="240" w:lineRule="auto"/>
       </w:pPr>
       <w:rPr>
+        <w:rFonts w:eastAsia="黑体"/>
         <w:b/>
         <w:bCs/>
       </w:rPr>
@@ -4078,6 +4376,7 @@
         <w:spacing w:after="0" w:before="0" w:line="240" w:lineRule="auto"/>
       </w:pPr>
       <w:rPr>
+        <w:rFonts w:eastAsia="黑体"/>
         <w:b/>
         <w:bCs/>
       </w:rPr>
@@ -4095,12 +4394,14 @@
     </w:tblStylePr>
     <w:tblStylePr w:type="firstCol">
       <w:rPr>
+        <w:rFonts w:eastAsia="黑体"/>
         <w:b/>
         <w:bCs/>
       </w:rPr>
     </w:tblStylePr>
     <w:tblStylePr w:type="lastCol">
       <w:rPr>
+        <w:rFonts w:eastAsia="黑体"/>
         <w:b/>
         <w:bCs/>
       </w:rPr>
@@ -4139,6 +4440,7 @@
       <w:spacing w:after="0" w:line="240" w:lineRule="auto"/>
     </w:pPr>
     <w:rPr>
+      <w:rFonts w:eastAsia="黑体"/>
       <w:color w:themeColor="accent3" w:themeShade="BF" w:val="76923C"/>
     </w:rPr>
     <w:tblPr>
@@ -4161,6 +4463,7 @@
         <w:spacing w:after="0" w:before="0" w:line="240" w:lineRule="auto"/>
       </w:pPr>
       <w:rPr>
+        <w:rFonts w:eastAsia="黑体"/>
         <w:b/>
         <w:bCs/>
       </w:rPr>
@@ -4181,6 +4484,7 @@
         <w:spacing w:after="0" w:before="0" w:line="240" w:lineRule="auto"/>
       </w:pPr>
       <w:rPr>
+        <w:rFonts w:eastAsia="黑体"/>
         <w:b/>
         <w:bCs/>
       </w:rPr>
@@ -4198,12 +4502,14 @@
     </w:tblStylePr>
     <w:tblStylePr w:type="firstCol">
       <w:rPr>
+        <w:rFonts w:eastAsia="黑体"/>
         <w:b/>
         <w:bCs/>
       </w:rPr>
     </w:tblStylePr>
     <w:tblStylePr w:type="lastCol">
       <w:rPr>
+        <w:rFonts w:eastAsia="黑体"/>
         <w:b/>
         <w:bCs/>
       </w:rPr>
@@ -4242,6 +4548,7 @@
       <w:spacing w:after="0" w:line="240" w:lineRule="auto"/>
     </w:pPr>
     <w:rPr>
+      <w:rFonts w:eastAsia="黑体"/>
       <w:color w:themeColor="accent4" w:themeShade="BF" w:val="5F497A"/>
     </w:rPr>
     <w:tblPr>
@@ -4264,6 +4571,7 @@
         <w:spacing w:after="0" w:before="0" w:line="240" w:lineRule="auto"/>
       </w:pPr>
       <w:rPr>
+        <w:rFonts w:eastAsia="黑体"/>
         <w:b/>
         <w:bCs/>
       </w:rPr>
@@ -4284,6 +4592,7 @@
         <w:spacing w:after="0" w:before="0" w:line="240" w:lineRule="auto"/>
       </w:pPr>
       <w:rPr>
+        <w:rFonts w:eastAsia="黑体"/>
         <w:b/>
         <w:bCs/>
       </w:rPr>
@@ -4301,12 +4610,14 @@
     </w:tblStylePr>
     <w:tblStylePr w:type="firstCol">
       <w:rPr>
+        <w:rFonts w:eastAsia="黑体"/>
         <w:b/>
         <w:bCs/>
       </w:rPr>
     </w:tblStylePr>
     <w:tblStylePr w:type="lastCol">
       <w:rPr>
+        <w:rFonts w:eastAsia="黑体"/>
         <w:b/>
         <w:bCs/>
       </w:rPr>
@@ -4345,6 +4656,7 @@
       <w:spacing w:after="0" w:line="240" w:lineRule="auto"/>
     </w:pPr>
     <w:rPr>
+      <w:rFonts w:eastAsia="黑体"/>
       <w:color w:themeColor="accent5" w:themeShade="BF" w:val="31849B"/>
     </w:rPr>
     <w:tblPr>
@@ -4367,6 +4679,7 @@
         <w:spacing w:after="0" w:before="0" w:line="240" w:lineRule="auto"/>
       </w:pPr>
       <w:rPr>
+        <w:rFonts w:eastAsia="黑体"/>
         <w:b/>
         <w:bCs/>
       </w:rPr>
@@ -4387,6 +4700,7 @@
         <w:spacing w:after="0" w:before="0" w:line="240" w:lineRule="auto"/>
       </w:pPr>
       <w:rPr>
+        <w:rFonts w:eastAsia="黑体"/>
         <w:b/>
         <w:bCs/>
       </w:rPr>
@@ -4404,12 +4718,14 @@
     </w:tblStylePr>
     <w:tblStylePr w:type="firstCol">
       <w:rPr>
+        <w:rFonts w:eastAsia="黑体"/>
         <w:b/>
         <w:bCs/>
       </w:rPr>
     </w:tblStylePr>
     <w:tblStylePr w:type="lastCol">
       <w:rPr>
+        <w:rFonts w:eastAsia="黑体"/>
         <w:b/>
         <w:bCs/>
       </w:rPr>
@@ -4448,6 +4764,7 @@
       <w:spacing w:after="0" w:line="240" w:lineRule="auto"/>
     </w:pPr>
     <w:rPr>
+      <w:rFonts w:eastAsia="黑体"/>
       <w:color w:themeColor="accent6" w:themeShade="BF" w:val="E36C0A"/>
     </w:rPr>
     <w:tblPr>
@@ -4470,6 +4787,7 @@
         <w:spacing w:after="0" w:before="0" w:line="240" w:lineRule="auto"/>
       </w:pPr>
       <w:rPr>
+        <w:rFonts w:eastAsia="黑体"/>
         <w:b/>
         <w:bCs/>
       </w:rPr>
@@ -4490,6 +4808,7 @@
         <w:spacing w:after="0" w:before="0" w:line="240" w:lineRule="auto"/>
       </w:pPr>
       <w:rPr>
+        <w:rFonts w:eastAsia="黑体"/>
         <w:b/>
         <w:bCs/>
       </w:rPr>
@@ -4507,12 +4826,14 @@
     </w:tblStylePr>
     <w:tblStylePr w:type="firstCol">
       <w:rPr>
+        <w:rFonts w:eastAsia="黑体"/>
         <w:b/>
         <w:bCs/>
       </w:rPr>
     </w:tblStylePr>
     <w:tblStylePr w:type="lastCol">
       <w:rPr>
+        <w:rFonts w:eastAsia="黑体"/>
         <w:b/>
         <w:bCs/>
       </w:rPr>
@@ -4572,6 +4893,7 @@
         <w:spacing w:after="0" w:before="0" w:line="240" w:lineRule="auto"/>
       </w:pPr>
       <w:rPr>
+        <w:rFonts w:eastAsia="黑体"/>
         <w:b/>
         <w:bCs/>
         <w:color w:themeColor="background1" w:val="FFFFFF"/>
@@ -4586,6 +4908,7 @@
         <w:spacing w:after="0" w:before="0" w:line="240" w:lineRule="auto"/>
       </w:pPr>
       <w:rPr>
+        <w:rFonts w:eastAsia="黑体"/>
         <w:b/>
         <w:bCs/>
       </w:rPr>
@@ -4601,12 +4924,14 @@
     </w:tblStylePr>
     <w:tblStylePr w:type="firstCol">
       <w:rPr>
+        <w:rFonts w:eastAsia="黑体"/>
         <w:b/>
         <w:bCs/>
       </w:rPr>
     </w:tblStylePr>
     <w:tblStylePr w:type="lastCol">
       <w:rPr>
+        <w:rFonts w:eastAsia="黑体"/>
         <w:b/>
         <w:bCs/>
       </w:rPr>
@@ -4664,6 +4989,7 @@
         <w:spacing w:after="0" w:before="0" w:line="240" w:lineRule="auto"/>
       </w:pPr>
       <w:rPr>
+        <w:rFonts w:eastAsia="黑体"/>
         <w:b/>
         <w:bCs/>
         <w:color w:themeColor="background1" w:val="FFFFFF"/>
@@ -4678,6 +5004,7 @@
         <w:spacing w:after="0" w:before="0" w:line="240" w:lineRule="auto"/>
       </w:pPr>
       <w:rPr>
+        <w:rFonts w:eastAsia="黑体"/>
         <w:b/>
         <w:bCs/>
       </w:rPr>
@@ -4693,12 +5020,14 @@
     </w:tblStylePr>
     <w:tblStylePr w:type="firstCol">
       <w:rPr>
+        <w:rFonts w:eastAsia="黑体"/>
         <w:b/>
         <w:bCs/>
       </w:rPr>
     </w:tblStylePr>
     <w:tblStylePr w:type="lastCol">
       <w:rPr>
+        <w:rFonts w:eastAsia="黑体"/>
         <w:b/>
         <w:bCs/>
       </w:rPr>
@@ -4756,6 +5085,7 @@
         <w:spacing w:after="0" w:before="0" w:line="240" w:lineRule="auto"/>
       </w:pPr>
       <w:rPr>
+        <w:rFonts w:eastAsia="黑体"/>
         <w:b/>
         <w:bCs/>
         <w:color w:themeColor="background1" w:val="FFFFFF"/>
@@ -4770,6 +5100,7 @@
         <w:spacing w:after="0" w:before="0" w:line="240" w:lineRule="auto"/>
       </w:pPr>
       <w:rPr>
+        <w:rFonts w:eastAsia="黑体"/>
         <w:b/>
         <w:bCs/>
       </w:rPr>
@@ -4785,12 +5116,14 @@
     </w:tblStylePr>
     <w:tblStylePr w:type="firstCol">
       <w:rPr>
+        <w:rFonts w:eastAsia="黑体"/>
         <w:b/>
         <w:bCs/>
       </w:rPr>
     </w:tblStylePr>
     <w:tblStylePr w:type="lastCol">
       <w:rPr>
+        <w:rFonts w:eastAsia="黑体"/>
         <w:b/>
         <w:bCs/>
       </w:rPr>
@@ -4848,6 +5181,7 @@
         <w:spacing w:after="0" w:before="0" w:line="240" w:lineRule="auto"/>
       </w:pPr>
       <w:rPr>
+        <w:rFonts w:eastAsia="黑体"/>
         <w:b/>
         <w:bCs/>
         <w:color w:themeColor="background1" w:val="FFFFFF"/>
@@ -4862,6 +5196,7 @@
         <w:spacing w:after="0" w:before="0" w:line="240" w:lineRule="auto"/>
       </w:pPr>
       <w:rPr>
+        <w:rFonts w:eastAsia="黑体"/>
         <w:b/>
         <w:bCs/>
       </w:rPr>
@@ -4877,12 +5212,14 @@
     </w:tblStylePr>
     <w:tblStylePr w:type="firstCol">
       <w:rPr>
+        <w:rFonts w:eastAsia="黑体"/>
         <w:b/>
         <w:bCs/>
       </w:rPr>
     </w:tblStylePr>
     <w:tblStylePr w:type="lastCol">
       <w:rPr>
+        <w:rFonts w:eastAsia="黑体"/>
         <w:b/>
         <w:bCs/>
       </w:rPr>
@@ -4940,6 +5277,7 @@
         <w:spacing w:after="0" w:before="0" w:line="240" w:lineRule="auto"/>
       </w:pPr>
       <w:rPr>
+        <w:rFonts w:eastAsia="黑体"/>
         <w:b/>
         <w:bCs/>
         <w:color w:themeColor="background1" w:val="FFFFFF"/>
@@ -4954,6 +5292,7 @@
         <w:spacing w:after="0" w:before="0" w:line="240" w:lineRule="auto"/>
       </w:pPr>
       <w:rPr>
+        <w:rFonts w:eastAsia="黑体"/>
         <w:b/>
         <w:bCs/>
       </w:rPr>
@@ -4969,12 +5308,14 @@
     </w:tblStylePr>
     <w:tblStylePr w:type="firstCol">
       <w:rPr>
+        <w:rFonts w:eastAsia="黑体"/>
         <w:b/>
         <w:bCs/>
       </w:rPr>
     </w:tblStylePr>
     <w:tblStylePr w:type="lastCol">
       <w:rPr>
+        <w:rFonts w:eastAsia="黑体"/>
         <w:b/>
         <w:bCs/>
       </w:rPr>
@@ -5032,6 +5373,7 @@
         <w:spacing w:after="0" w:before="0" w:line="240" w:lineRule="auto"/>
       </w:pPr>
       <w:rPr>
+        <w:rFonts w:eastAsia="黑体"/>
         <w:b/>
         <w:bCs/>
         <w:color w:themeColor="background1" w:val="FFFFFF"/>
@@ -5046,6 +5388,7 @@
         <w:spacing w:after="0" w:before="0" w:line="240" w:lineRule="auto"/>
       </w:pPr>
       <w:rPr>
+        <w:rFonts w:eastAsia="黑体"/>
         <w:b/>
         <w:bCs/>
       </w:rPr>
@@ -5061,12 +5404,14 @@
     </w:tblStylePr>
     <w:tblStylePr w:type="firstCol">
       <w:rPr>
+        <w:rFonts w:eastAsia="黑体"/>
         <w:b/>
         <w:bCs/>
       </w:rPr>
     </w:tblStylePr>
     <w:tblStylePr w:type="lastCol">
       <w:rPr>
+        <w:rFonts w:eastAsia="黑体"/>
         <w:b/>
         <w:bCs/>
       </w:rPr>
@@ -5124,6 +5469,7 @@
         <w:spacing w:after="0" w:before="0" w:line="240" w:lineRule="auto"/>
       </w:pPr>
       <w:rPr>
+        <w:rFonts w:eastAsia="黑体"/>
         <w:b/>
         <w:bCs/>
         <w:color w:themeColor="background1" w:val="FFFFFF"/>
@@ -5138,6 +5484,7 @@
         <w:spacing w:after="0" w:before="0" w:line="240" w:lineRule="auto"/>
       </w:pPr>
       <w:rPr>
+        <w:rFonts w:eastAsia="黑体"/>
         <w:b/>
         <w:bCs/>
       </w:rPr>
@@ -5153,12 +5500,14 @@
     </w:tblStylePr>
     <w:tblStylePr w:type="firstCol">
       <w:rPr>
+        <w:rFonts w:eastAsia="黑体"/>
         <w:b/>
         <w:bCs/>
       </w:rPr>
     </w:tblStylePr>
     <w:tblStylePr w:type="lastCol">
       <w:rPr>
+        <w:rFonts w:eastAsia="黑体"/>
         <w:b/>
         <w:bCs/>
       </w:rPr>
@@ -5218,7 +5567,7 @@
         <w:spacing w:after="0" w:before="0" w:line="240" w:lineRule="auto"/>
       </w:pPr>
       <w:rPr>
-        <w:rFonts w:asciiTheme="majorHAnsi" w:cstheme="majorBidi" w:eastAsiaTheme="majorEastAsia" w:hAnsiTheme="majorHAnsi"/>
+        <w:rFonts w:asciiTheme="majorHAnsi" w:cstheme="majorBidi" w:hAnsiTheme="majorHAnsi" w:eastAsia="黑体"/>
         <w:b/>
         <w:bCs/>
       </w:rPr>
@@ -5239,7 +5588,7 @@
         <w:spacing w:after="0" w:before="0" w:line="240" w:lineRule="auto"/>
       </w:pPr>
       <w:rPr>
-        <w:rFonts w:asciiTheme="majorHAnsi" w:cstheme="majorBidi" w:eastAsiaTheme="majorEastAsia" w:hAnsiTheme="majorHAnsi"/>
+        <w:rFonts w:asciiTheme="majorHAnsi" w:cstheme="majorBidi" w:hAnsiTheme="majorHAnsi" w:eastAsia="黑体"/>
         <w:b/>
         <w:bCs/>
       </w:rPr>
@@ -5257,14 +5606,14 @@
     </w:tblStylePr>
     <w:tblStylePr w:type="firstCol">
       <w:rPr>
-        <w:rFonts w:asciiTheme="majorHAnsi" w:cstheme="majorBidi" w:eastAsiaTheme="majorEastAsia" w:hAnsiTheme="majorHAnsi"/>
+        <w:rFonts w:asciiTheme="majorHAnsi" w:cstheme="majorBidi" w:hAnsiTheme="majorHAnsi" w:eastAsia="黑体"/>
         <w:b/>
         <w:bCs/>
       </w:rPr>
     </w:tblStylePr>
     <w:tblStylePr w:type="lastCol">
       <w:rPr>
-        <w:rFonts w:asciiTheme="majorHAnsi" w:cstheme="majorBidi" w:eastAsiaTheme="majorEastAsia" w:hAnsiTheme="majorHAnsi"/>
+        <w:rFonts w:asciiTheme="majorHAnsi" w:cstheme="majorBidi" w:hAnsiTheme="majorHAnsi" w:eastAsia="黑体"/>
         <w:b/>
         <w:bCs/>
       </w:rPr>
@@ -5348,7 +5697,7 @@
         <w:spacing w:after="0" w:before="0" w:line="240" w:lineRule="auto"/>
       </w:pPr>
       <w:rPr>
-        <w:rFonts w:asciiTheme="majorHAnsi" w:cstheme="majorBidi" w:eastAsiaTheme="majorEastAsia" w:hAnsiTheme="majorHAnsi"/>
+        <w:rFonts w:asciiTheme="majorHAnsi" w:cstheme="majorBidi" w:hAnsiTheme="majorHAnsi" w:eastAsia="黑体"/>
         <w:b/>
         <w:bCs/>
       </w:rPr>
@@ -5369,7 +5718,7 @@
         <w:spacing w:after="0" w:before="0" w:line="240" w:lineRule="auto"/>
       </w:pPr>
       <w:rPr>
-        <w:rFonts w:asciiTheme="majorHAnsi" w:cstheme="majorBidi" w:eastAsiaTheme="majorEastAsia" w:hAnsiTheme="majorHAnsi"/>
+        <w:rFonts w:asciiTheme="majorHAnsi" w:cstheme="majorBidi" w:hAnsiTheme="majorHAnsi" w:eastAsia="黑体"/>
         <w:b/>
         <w:bCs/>
       </w:rPr>
@@ -5387,14 +5736,14 @@
     </w:tblStylePr>
     <w:tblStylePr w:type="firstCol">
       <w:rPr>
-        <w:rFonts w:asciiTheme="majorHAnsi" w:cstheme="majorBidi" w:eastAsiaTheme="majorEastAsia" w:hAnsiTheme="majorHAnsi"/>
+        <w:rFonts w:asciiTheme="majorHAnsi" w:cstheme="majorBidi" w:hAnsiTheme="majorHAnsi" w:eastAsia="黑体"/>
         <w:b/>
         <w:bCs/>
       </w:rPr>
     </w:tblStylePr>
     <w:tblStylePr w:type="lastCol">
       <w:rPr>
-        <w:rFonts w:asciiTheme="majorHAnsi" w:cstheme="majorBidi" w:eastAsiaTheme="majorEastAsia" w:hAnsiTheme="majorHAnsi"/>
+        <w:rFonts w:asciiTheme="majorHAnsi" w:cstheme="majorBidi" w:hAnsiTheme="majorHAnsi" w:eastAsia="黑体"/>
         <w:b/>
         <w:bCs/>
       </w:rPr>
@@ -5478,7 +5827,7 @@
         <w:spacing w:after="0" w:before="0" w:line="240" w:lineRule="auto"/>
       </w:pPr>
       <w:rPr>
-        <w:rFonts w:asciiTheme="majorHAnsi" w:cstheme="majorBidi" w:eastAsiaTheme="majorEastAsia" w:hAnsiTheme="majorHAnsi"/>
+        <w:rFonts w:asciiTheme="majorHAnsi" w:cstheme="majorBidi" w:hAnsiTheme="majorHAnsi" w:eastAsia="黑体"/>
         <w:b/>
         <w:bCs/>
       </w:rPr>
@@ -5499,7 +5848,7 @@
         <w:spacing w:after="0" w:before="0" w:line="240" w:lineRule="auto"/>
       </w:pPr>
       <w:rPr>
-        <w:rFonts w:asciiTheme="majorHAnsi" w:cstheme="majorBidi" w:eastAsiaTheme="majorEastAsia" w:hAnsiTheme="majorHAnsi"/>
+        <w:rFonts w:asciiTheme="majorHAnsi" w:cstheme="majorBidi" w:hAnsiTheme="majorHAnsi" w:eastAsia="黑体"/>
         <w:b/>
         <w:bCs/>
       </w:rPr>
@@ -5517,14 +5866,14 @@
     </w:tblStylePr>
     <w:tblStylePr w:type="firstCol">
       <w:rPr>
-        <w:rFonts w:asciiTheme="majorHAnsi" w:cstheme="majorBidi" w:eastAsiaTheme="majorEastAsia" w:hAnsiTheme="majorHAnsi"/>
+        <w:rFonts w:asciiTheme="majorHAnsi" w:cstheme="majorBidi" w:hAnsiTheme="majorHAnsi" w:eastAsia="黑体"/>
         <w:b/>
         <w:bCs/>
       </w:rPr>
     </w:tblStylePr>
     <w:tblStylePr w:type="lastCol">
       <w:rPr>
-        <w:rFonts w:asciiTheme="majorHAnsi" w:cstheme="majorBidi" w:eastAsiaTheme="majorEastAsia" w:hAnsiTheme="majorHAnsi"/>
+        <w:rFonts w:asciiTheme="majorHAnsi" w:cstheme="majorBidi" w:hAnsiTheme="majorHAnsi" w:eastAsia="黑体"/>
         <w:b/>
         <w:bCs/>
       </w:rPr>
@@ -5608,7 +5957,7 @@
         <w:spacing w:after="0" w:before="0" w:line="240" w:lineRule="auto"/>
       </w:pPr>
       <w:rPr>
-        <w:rFonts w:asciiTheme="majorHAnsi" w:cstheme="majorBidi" w:eastAsiaTheme="majorEastAsia" w:hAnsiTheme="majorHAnsi"/>
+        <w:rFonts w:asciiTheme="majorHAnsi" w:cstheme="majorBidi" w:hAnsiTheme="majorHAnsi" w:eastAsia="黑体"/>
         <w:b/>
         <w:bCs/>
       </w:rPr>
@@ -5629,7 +5978,7 @@
         <w:spacing w:after="0" w:before="0" w:line="240" w:lineRule="auto"/>
       </w:pPr>
       <w:rPr>
-        <w:rFonts w:asciiTheme="majorHAnsi" w:cstheme="majorBidi" w:eastAsiaTheme="majorEastAsia" w:hAnsiTheme="majorHAnsi"/>
+        <w:rFonts w:asciiTheme="majorHAnsi" w:cstheme="majorBidi" w:hAnsiTheme="majorHAnsi" w:eastAsia="黑体"/>
         <w:b/>
         <w:bCs/>
       </w:rPr>
@@ -5647,14 +5996,14 @@
     </w:tblStylePr>
     <w:tblStylePr w:type="firstCol">
       <w:rPr>
-        <w:rFonts w:asciiTheme="majorHAnsi" w:cstheme="majorBidi" w:eastAsiaTheme="majorEastAsia" w:hAnsiTheme="majorHAnsi"/>
+        <w:rFonts w:asciiTheme="majorHAnsi" w:cstheme="majorBidi" w:hAnsiTheme="majorHAnsi" w:eastAsia="黑体"/>
         <w:b/>
         <w:bCs/>
       </w:rPr>
     </w:tblStylePr>
     <w:tblStylePr w:type="lastCol">
       <w:rPr>
-        <w:rFonts w:asciiTheme="majorHAnsi" w:cstheme="majorBidi" w:eastAsiaTheme="majorEastAsia" w:hAnsiTheme="majorHAnsi"/>
+        <w:rFonts w:asciiTheme="majorHAnsi" w:cstheme="majorBidi" w:hAnsiTheme="majorHAnsi" w:eastAsia="黑体"/>
         <w:b/>
         <w:bCs/>
       </w:rPr>
@@ -5738,7 +6087,7 @@
         <w:spacing w:after="0" w:before="0" w:line="240" w:lineRule="auto"/>
       </w:pPr>
       <w:rPr>
-        <w:rFonts w:asciiTheme="majorHAnsi" w:cstheme="majorBidi" w:eastAsiaTheme="majorEastAsia" w:hAnsiTheme="majorHAnsi"/>
+        <w:rFonts w:asciiTheme="majorHAnsi" w:cstheme="majorBidi" w:hAnsiTheme="majorHAnsi" w:eastAsia="黑体"/>
         <w:b/>
         <w:bCs/>
       </w:rPr>
@@ -5759,7 +6108,7 @@
         <w:spacing w:after="0" w:before="0" w:line="240" w:lineRule="auto"/>
       </w:pPr>
       <w:rPr>
-        <w:rFonts w:asciiTheme="majorHAnsi" w:cstheme="majorBidi" w:eastAsiaTheme="majorEastAsia" w:hAnsiTheme="majorHAnsi"/>
+        <w:rFonts w:asciiTheme="majorHAnsi" w:cstheme="majorBidi" w:hAnsiTheme="majorHAnsi" w:eastAsia="黑体"/>
         <w:b/>
         <w:bCs/>
       </w:rPr>
@@ -5777,14 +6126,14 @@
     </w:tblStylePr>
     <w:tblStylePr w:type="firstCol">
       <w:rPr>
-        <w:rFonts w:asciiTheme="majorHAnsi" w:cstheme="majorBidi" w:eastAsiaTheme="majorEastAsia" w:hAnsiTheme="majorHAnsi"/>
+        <w:rFonts w:asciiTheme="majorHAnsi" w:cstheme="majorBidi" w:hAnsiTheme="majorHAnsi" w:eastAsia="黑体"/>
         <w:b/>
         <w:bCs/>
       </w:rPr>
     </w:tblStylePr>
     <w:tblStylePr w:type="lastCol">
       <w:rPr>
-        <w:rFonts w:asciiTheme="majorHAnsi" w:cstheme="majorBidi" w:eastAsiaTheme="majorEastAsia" w:hAnsiTheme="majorHAnsi"/>
+        <w:rFonts w:asciiTheme="majorHAnsi" w:cstheme="majorBidi" w:hAnsiTheme="majorHAnsi" w:eastAsia="黑体"/>
         <w:b/>
         <w:bCs/>
       </w:rPr>
@@ -5868,7 +6217,7 @@
         <w:spacing w:after="0" w:before="0" w:line="240" w:lineRule="auto"/>
       </w:pPr>
       <w:rPr>
-        <w:rFonts w:asciiTheme="majorHAnsi" w:cstheme="majorBidi" w:eastAsiaTheme="majorEastAsia" w:hAnsiTheme="majorHAnsi"/>
+        <w:rFonts w:asciiTheme="majorHAnsi" w:cstheme="majorBidi" w:hAnsiTheme="majorHAnsi" w:eastAsia="黑体"/>
         <w:b/>
         <w:bCs/>
       </w:rPr>
@@ -5889,7 +6238,7 @@
         <w:spacing w:after="0" w:before="0" w:line="240" w:lineRule="auto"/>
       </w:pPr>
       <w:rPr>
-        <w:rFonts w:asciiTheme="majorHAnsi" w:cstheme="majorBidi" w:eastAsiaTheme="majorEastAsia" w:hAnsiTheme="majorHAnsi"/>
+        <w:rFonts w:asciiTheme="majorHAnsi" w:cstheme="majorBidi" w:hAnsiTheme="majorHAnsi" w:eastAsia="黑体"/>
         <w:b/>
         <w:bCs/>
       </w:rPr>
@@ -5907,14 +6256,14 @@
     </w:tblStylePr>
     <w:tblStylePr w:type="firstCol">
       <w:rPr>
-        <w:rFonts w:asciiTheme="majorHAnsi" w:cstheme="majorBidi" w:eastAsiaTheme="majorEastAsia" w:hAnsiTheme="majorHAnsi"/>
+        <w:rFonts w:asciiTheme="majorHAnsi" w:cstheme="majorBidi" w:hAnsiTheme="majorHAnsi" w:eastAsia="黑体"/>
         <w:b/>
         <w:bCs/>
       </w:rPr>
     </w:tblStylePr>
     <w:tblStylePr w:type="lastCol">
       <w:rPr>
-        <w:rFonts w:asciiTheme="majorHAnsi" w:cstheme="majorBidi" w:eastAsiaTheme="majorEastAsia" w:hAnsiTheme="majorHAnsi"/>
+        <w:rFonts w:asciiTheme="majorHAnsi" w:cstheme="majorBidi" w:hAnsiTheme="majorHAnsi" w:eastAsia="黑体"/>
         <w:b/>
         <w:bCs/>
       </w:rPr>
@@ -5998,7 +6347,7 @@
         <w:spacing w:after="0" w:before="0" w:line="240" w:lineRule="auto"/>
       </w:pPr>
       <w:rPr>
-        <w:rFonts w:asciiTheme="majorHAnsi" w:cstheme="majorBidi" w:eastAsiaTheme="majorEastAsia" w:hAnsiTheme="majorHAnsi"/>
+        <w:rFonts w:asciiTheme="majorHAnsi" w:cstheme="majorBidi" w:hAnsiTheme="majorHAnsi" w:eastAsia="黑体"/>
         <w:b/>
         <w:bCs/>
       </w:rPr>
@@ -6019,7 +6368,7 @@
         <w:spacing w:after="0" w:before="0" w:line="240" w:lineRule="auto"/>
       </w:pPr>
       <w:rPr>
-        <w:rFonts w:asciiTheme="majorHAnsi" w:cstheme="majorBidi" w:eastAsiaTheme="majorEastAsia" w:hAnsiTheme="majorHAnsi"/>
+        <w:rFonts w:asciiTheme="majorHAnsi" w:cstheme="majorBidi" w:hAnsiTheme="majorHAnsi" w:eastAsia="黑体"/>
         <w:b/>
         <w:bCs/>
       </w:rPr>
@@ -6037,14 +6386,14 @@
     </w:tblStylePr>
     <w:tblStylePr w:type="firstCol">
       <w:rPr>
-        <w:rFonts w:asciiTheme="majorHAnsi" w:cstheme="majorBidi" w:eastAsiaTheme="majorEastAsia" w:hAnsiTheme="majorHAnsi"/>
+        <w:rFonts w:asciiTheme="majorHAnsi" w:cstheme="majorBidi" w:hAnsiTheme="majorHAnsi" w:eastAsia="黑体"/>
         <w:b/>
         <w:bCs/>
       </w:rPr>
     </w:tblStylePr>
     <w:tblStylePr w:type="lastCol">
       <w:rPr>
-        <w:rFonts w:asciiTheme="majorHAnsi" w:cstheme="majorBidi" w:eastAsiaTheme="majorEastAsia" w:hAnsiTheme="majorHAnsi"/>
+        <w:rFonts w:asciiTheme="majorHAnsi" w:cstheme="majorBidi" w:hAnsiTheme="majorHAnsi" w:eastAsia="黑体"/>
         <w:b/>
         <w:bCs/>
       </w:rPr>
@@ -6127,6 +6476,7 @@
         <w:spacing w:after="0" w:before="0" w:line="240" w:lineRule="auto"/>
       </w:pPr>
       <w:rPr>
+        <w:rFonts w:eastAsia="黑体"/>
         <w:b/>
         <w:bCs/>
         <w:color w:themeColor="background1" w:val="FFFFFF"/>
@@ -6149,6 +6499,7 @@
         <w:spacing w:after="0" w:before="0" w:line="240" w:lineRule="auto"/>
       </w:pPr>
       <w:rPr>
+        <w:rFonts w:eastAsia="黑体"/>
         <w:b/>
         <w:bCs/>
       </w:rPr>
@@ -6166,12 +6517,14 @@
     </w:tblStylePr>
     <w:tblStylePr w:type="firstCol">
       <w:rPr>
+        <w:rFonts w:eastAsia="黑体"/>
         <w:b/>
         <w:bCs/>
       </w:rPr>
     </w:tblStylePr>
     <w:tblStylePr w:type="lastCol">
       <w:rPr>
+        <w:rFonts w:eastAsia="黑体"/>
         <w:b/>
         <w:bCs/>
       </w:rPr>
@@ -6233,6 +6586,7 @@
         <w:spacing w:after="0" w:before="0" w:line="240" w:lineRule="auto"/>
       </w:pPr>
       <w:rPr>
+        <w:rFonts w:eastAsia="黑体"/>
         <w:b/>
         <w:bCs/>
         <w:color w:themeColor="background1" w:val="FFFFFF"/>
@@ -6255,6 +6609,7 @@
         <w:spacing w:after="0" w:before="0" w:line="240" w:lineRule="auto"/>
       </w:pPr>
       <w:rPr>
+        <w:rFonts w:eastAsia="黑体"/>
         <w:b/>
         <w:bCs/>
       </w:rPr>
@@ -6272,12 +6627,14 @@
     </w:tblStylePr>
     <w:tblStylePr w:type="firstCol">
       <w:rPr>
+        <w:rFonts w:eastAsia="黑体"/>
         <w:b/>
         <w:bCs/>
       </w:rPr>
     </w:tblStylePr>
     <w:tblStylePr w:type="lastCol">
       <w:rPr>
+        <w:rFonts w:eastAsia="黑体"/>
         <w:b/>
         <w:bCs/>
       </w:rPr>
@@ -6339,6 +6696,7 @@
         <w:spacing w:after="0" w:before="0" w:line="240" w:lineRule="auto"/>
       </w:pPr>
       <w:rPr>
+        <w:rFonts w:eastAsia="黑体"/>
         <w:b/>
         <w:bCs/>
         <w:color w:themeColor="background1" w:val="FFFFFF"/>
@@ -6361,6 +6719,7 @@
         <w:spacing w:after="0" w:before="0" w:line="240" w:lineRule="auto"/>
       </w:pPr>
       <w:rPr>
+        <w:rFonts w:eastAsia="黑体"/>
         <w:b/>
         <w:bCs/>
       </w:rPr>
@@ -6378,12 +6737,14 @@
     </w:tblStylePr>
     <w:tblStylePr w:type="firstCol">
       <w:rPr>
+        <w:rFonts w:eastAsia="黑体"/>
         <w:b/>
         <w:bCs/>
       </w:rPr>
     </w:tblStylePr>
     <w:tblStylePr w:type="lastCol">
       <w:rPr>
+        <w:rFonts w:eastAsia="黑体"/>
         <w:b/>
         <w:bCs/>
       </w:rPr>
@@ -6445,6 +6806,7 @@
         <w:spacing w:after="0" w:before="0" w:line="240" w:lineRule="auto"/>
       </w:pPr>
       <w:rPr>
+        <w:rFonts w:eastAsia="黑体"/>
         <w:b/>
         <w:bCs/>
         <w:color w:themeColor="background1" w:val="FFFFFF"/>
@@ -6467,6 +6829,7 @@
         <w:spacing w:after="0" w:before="0" w:line="240" w:lineRule="auto"/>
       </w:pPr>
       <w:rPr>
+        <w:rFonts w:eastAsia="黑体"/>
         <w:b/>
         <w:bCs/>
       </w:rPr>
@@ -6484,12 +6847,14 @@
     </w:tblStylePr>
     <w:tblStylePr w:type="firstCol">
       <w:rPr>
+        <w:rFonts w:eastAsia="黑体"/>
         <w:b/>
         <w:bCs/>
       </w:rPr>
     </w:tblStylePr>
     <w:tblStylePr w:type="lastCol">
       <w:rPr>
+        <w:rFonts w:eastAsia="黑体"/>
         <w:b/>
         <w:bCs/>
       </w:rPr>
@@ -6551,6 +6916,7 @@
         <w:spacing w:after="0" w:before="0" w:line="240" w:lineRule="auto"/>
       </w:pPr>
       <w:rPr>
+        <w:rFonts w:eastAsia="黑体"/>
         <w:b/>
         <w:bCs/>
         <w:color w:themeColor="background1" w:val="FFFFFF"/>
@@ -6573,6 +6939,7 @@
         <w:spacing w:after="0" w:before="0" w:line="240" w:lineRule="auto"/>
       </w:pPr>
       <w:rPr>
+        <w:rFonts w:eastAsia="黑体"/>
         <w:b/>
         <w:bCs/>
       </w:rPr>
@@ -6590,12 +6957,14 @@
     </w:tblStylePr>
     <w:tblStylePr w:type="firstCol">
       <w:rPr>
+        <w:rFonts w:eastAsia="黑体"/>
         <w:b/>
         <w:bCs/>
       </w:rPr>
     </w:tblStylePr>
     <w:tblStylePr w:type="lastCol">
       <w:rPr>
+        <w:rFonts w:eastAsia="黑体"/>
         <w:b/>
         <w:bCs/>
       </w:rPr>
@@ -6657,6 +7026,7 @@
         <w:spacing w:after="0" w:before="0" w:line="240" w:lineRule="auto"/>
       </w:pPr>
       <w:rPr>
+        <w:rFonts w:eastAsia="黑体"/>
         <w:b/>
         <w:bCs/>
         <w:color w:themeColor="background1" w:val="FFFFFF"/>
@@ -6679,6 +7049,7 @@
         <w:spacing w:after="0" w:before="0" w:line="240" w:lineRule="auto"/>
       </w:pPr>
       <w:rPr>
+        <w:rFonts w:eastAsia="黑体"/>
         <w:b/>
         <w:bCs/>
       </w:rPr>
@@ -6696,12 +7067,14 @@
     </w:tblStylePr>
     <w:tblStylePr w:type="firstCol">
       <w:rPr>
+        <w:rFonts w:eastAsia="黑体"/>
         <w:b/>
         <w:bCs/>
       </w:rPr>
     </w:tblStylePr>
     <w:tblStylePr w:type="lastCol">
       <w:rPr>
+        <w:rFonts w:eastAsia="黑体"/>
         <w:b/>
         <w:bCs/>
       </w:rPr>
@@ -6763,6 +7136,7 @@
         <w:spacing w:after="0" w:before="0" w:line="240" w:lineRule="auto"/>
       </w:pPr>
       <w:rPr>
+        <w:rFonts w:eastAsia="黑体"/>
         <w:b/>
         <w:bCs/>
         <w:color w:themeColor="background1" w:val="FFFFFF"/>
@@ -6785,6 +7159,7 @@
         <w:spacing w:after="0" w:before="0" w:line="240" w:lineRule="auto"/>
       </w:pPr>
       <w:rPr>
+        <w:rFonts w:eastAsia="黑体"/>
         <w:b/>
         <w:bCs/>
       </w:rPr>
@@ -6802,12 +7177,14 @@
     </w:tblStylePr>
     <w:tblStylePr w:type="firstCol">
       <w:rPr>
+        <w:rFonts w:eastAsia="黑体"/>
         <w:b/>
         <w:bCs/>
       </w:rPr>
     </w:tblStylePr>
     <w:tblStylePr w:type="lastCol">
       <w:rPr>
+        <w:rFonts w:eastAsia="黑体"/>
         <w:b/>
         <w:bCs/>
       </w:rPr>
@@ -6866,6 +7243,7 @@
         <w:spacing w:after="0" w:before="0" w:line="240" w:lineRule="auto"/>
       </w:pPr>
       <w:rPr>
+        <w:rFonts w:eastAsia="黑体"/>
         <w:b/>
         <w:bCs/>
         <w:color w:themeColor="background1" w:val="FFFFFF"/>
@@ -6888,6 +7266,7 @@
         <w:spacing w:after="0" w:before="0" w:line="240" w:lineRule="auto"/>
       </w:pPr>
       <w:rPr>
+        <w:rFonts w:eastAsia="黑体"/>
         <w:color w:val="auto"/>
       </w:rPr>
       <w:tblPr/>
@@ -6905,6 +7284,7 @@
     </w:tblStylePr>
     <w:tblStylePr w:type="firstCol">
       <w:rPr>
+        <w:rFonts w:eastAsia="黑体"/>
         <w:b/>
         <w:bCs/>
         <w:color w:themeColor="background1" w:val="FFFFFF"/>
@@ -6924,6 +7304,7 @@
     </w:tblStylePr>
     <w:tblStylePr w:type="lastCol">
       <w:rPr>
+        <w:rFonts w:eastAsia="黑体"/>
         <w:b/>
         <w:bCs/>
         <w:color w:themeColor="background1" w:val="FFFFFF"/>
@@ -6972,6 +7353,7 @@
     </w:tblStylePr>
     <w:tblStylePr w:type="nwCell">
       <w:rPr>
+        <w:rFonts w:eastAsia="黑体"/>
         <w:color w:themeColor="background1" w:val="FFFFFF"/>
       </w:rPr>
       <w:tblPr/>
@@ -7015,6 +7397,7 @@
         <w:spacing w:after="0" w:before="0" w:line="240" w:lineRule="auto"/>
       </w:pPr>
       <w:rPr>
+        <w:rFonts w:eastAsia="黑体"/>
         <w:b/>
         <w:bCs/>
         <w:color w:themeColor="background1" w:val="FFFFFF"/>
@@ -7037,6 +7420,7 @@
         <w:spacing w:after="0" w:before="0" w:line="240" w:lineRule="auto"/>
       </w:pPr>
       <w:rPr>
+        <w:rFonts w:eastAsia="黑体"/>
         <w:color w:val="auto"/>
       </w:rPr>
       <w:tblPr/>
@@ -7054,6 +7438,7 @@
     </w:tblStylePr>
     <w:tblStylePr w:type="firstCol">
       <w:rPr>
+        <w:rFonts w:eastAsia="黑体"/>
         <w:b/>
         <w:bCs/>
         <w:color w:themeColor="background1" w:val="FFFFFF"/>
@@ -7073,6 +7458,7 @@
     </w:tblStylePr>
     <w:tblStylePr w:type="lastCol">
       <w:rPr>
+        <w:rFonts w:eastAsia="黑体"/>
         <w:b/>
         <w:bCs/>
         <w:color w:themeColor="background1" w:val="FFFFFF"/>
@@ -7121,6 +7507,7 @@
     </w:tblStylePr>
     <w:tblStylePr w:type="nwCell">
       <w:rPr>
+        <w:rFonts w:eastAsia="黑体"/>
         <w:color w:themeColor="background1" w:val="FFFFFF"/>
       </w:rPr>
       <w:tblPr/>
@@ -7164,6 +7551,7 @@
         <w:spacing w:after="0" w:before="0" w:line="240" w:lineRule="auto"/>
       </w:pPr>
       <w:rPr>
+        <w:rFonts w:eastAsia="黑体"/>
         <w:b/>
         <w:bCs/>
         <w:color w:themeColor="background1" w:val="FFFFFF"/>
@@ -7186,6 +7574,7 @@
         <w:spacing w:after="0" w:before="0" w:line="240" w:lineRule="auto"/>
       </w:pPr>
       <w:rPr>
+        <w:rFonts w:eastAsia="黑体"/>
         <w:color w:val="auto"/>
       </w:rPr>
       <w:tblPr/>
@@ -7203,6 +7592,7 @@
     </w:tblStylePr>
     <w:tblStylePr w:type="firstCol">
       <w:rPr>
+        <w:rFonts w:eastAsia="黑体"/>
         <w:b/>
         <w:bCs/>
         <w:color w:themeColor="background1" w:val="FFFFFF"/>
@@ -7222,6 +7612,7 @@
     </w:tblStylePr>
     <w:tblStylePr w:type="lastCol">
       <w:rPr>
+        <w:rFonts w:eastAsia="黑体"/>
         <w:b/>
         <w:bCs/>
         <w:color w:themeColor="background1" w:val="FFFFFF"/>
@@ -7270,6 +7661,7 @@
     </w:tblStylePr>
     <w:tblStylePr w:type="nwCell">
       <w:rPr>
+        <w:rFonts w:eastAsia="黑体"/>
         <w:color w:themeColor="background1" w:val="FFFFFF"/>
       </w:rPr>
       <w:tblPr/>
@@ -7313,6 +7705,7 @@
         <w:spacing w:after="0" w:before="0" w:line="240" w:lineRule="auto"/>
       </w:pPr>
       <w:rPr>
+        <w:rFonts w:eastAsia="黑体"/>
         <w:b/>
         <w:bCs/>
         <w:color w:themeColor="background1" w:val="FFFFFF"/>
@@ -7335,6 +7728,7 @@
         <w:spacing w:after="0" w:before="0" w:line="240" w:lineRule="auto"/>
       </w:pPr>
       <w:rPr>
+        <w:rFonts w:eastAsia="黑体"/>
         <w:color w:val="auto"/>
       </w:rPr>
       <w:tblPr/>
@@ -7352,6 +7746,7 @@
     </w:tblStylePr>
     <w:tblStylePr w:type="firstCol">
       <w:rPr>
+        <w:rFonts w:eastAsia="黑体"/>
         <w:b/>
         <w:bCs/>
         <w:color w:themeColor="background1" w:val="FFFFFF"/>
@@ -7371,6 +7766,7 @@
     </w:tblStylePr>
     <w:tblStylePr w:type="lastCol">
       <w:rPr>
+        <w:rFonts w:eastAsia="黑体"/>
         <w:b/>
         <w:bCs/>
         <w:color w:themeColor="background1" w:val="FFFFFF"/>
@@ -7419,6 +7815,7 @@
     </w:tblStylePr>
     <w:tblStylePr w:type="nwCell">
       <w:rPr>
+        <w:rFonts w:eastAsia="黑体"/>
         <w:color w:themeColor="background1" w:val="FFFFFF"/>
       </w:rPr>
       <w:tblPr/>
@@ -7462,6 +7859,7 @@
         <w:spacing w:after="0" w:before="0" w:line="240" w:lineRule="auto"/>
       </w:pPr>
       <w:rPr>
+        <w:rFonts w:eastAsia="黑体"/>
         <w:b/>
         <w:bCs/>
         <w:color w:themeColor="background1" w:val="FFFFFF"/>
@@ -7484,6 +7882,7 @@
         <w:spacing w:after="0" w:before="0" w:line="240" w:lineRule="auto"/>
       </w:pPr>
       <w:rPr>
+        <w:rFonts w:eastAsia="黑体"/>
         <w:color w:val="auto"/>
       </w:rPr>
       <w:tblPr/>
@@ -7501,6 +7900,7 @@
     </w:tblStylePr>
     <w:tblStylePr w:type="firstCol">
       <w:rPr>
+        <w:rFonts w:eastAsia="黑体"/>
         <w:b/>
         <w:bCs/>
         <w:color w:themeColor="background1" w:val="FFFFFF"/>
@@ -7520,6 +7920,7 @@
     </w:tblStylePr>
     <w:tblStylePr w:type="lastCol">
       <w:rPr>
+        <w:rFonts w:eastAsia="黑体"/>
         <w:b/>
         <w:bCs/>
         <w:color w:themeColor="background1" w:val="FFFFFF"/>
@@ -7568,6 +7969,7 @@
     </w:tblStylePr>
     <w:tblStylePr w:type="nwCell">
       <w:rPr>
+        <w:rFonts w:eastAsia="黑体"/>
         <w:color w:themeColor="background1" w:val="FFFFFF"/>
       </w:rPr>
       <w:tblPr/>
@@ -7611,6 +8013,7 @@
         <w:spacing w:after="0" w:before="0" w:line="240" w:lineRule="auto"/>
       </w:pPr>
       <w:rPr>
+        <w:rFonts w:eastAsia="黑体"/>
         <w:b/>
         <w:bCs/>
         <w:color w:themeColor="background1" w:val="FFFFFF"/>
@@ -7633,6 +8036,7 @@
         <w:spacing w:after="0" w:before="0" w:line="240" w:lineRule="auto"/>
       </w:pPr>
       <w:rPr>
+        <w:rFonts w:eastAsia="黑体"/>
         <w:color w:val="auto"/>
       </w:rPr>
       <w:tblPr/>
@@ -7650,6 +8054,7 @@
     </w:tblStylePr>
     <w:tblStylePr w:type="firstCol">
       <w:rPr>
+        <w:rFonts w:eastAsia="黑体"/>
         <w:b/>
         <w:bCs/>
         <w:color w:themeColor="background1" w:val="FFFFFF"/>
@@ -7669,6 +8074,7 @@
     </w:tblStylePr>
     <w:tblStylePr w:type="lastCol">
       <w:rPr>
+        <w:rFonts w:eastAsia="黑体"/>
         <w:b/>
         <w:bCs/>
         <w:color w:themeColor="background1" w:val="FFFFFF"/>
@@ -7717,6 +8123,7 @@
     </w:tblStylePr>
     <w:tblStylePr w:type="nwCell">
       <w:rPr>
+        <w:rFonts w:eastAsia="黑体"/>
         <w:color w:themeColor="background1" w:val="FFFFFF"/>
       </w:rPr>
       <w:tblPr/>
@@ -7760,6 +8167,7 @@
         <w:spacing w:after="0" w:before="0" w:line="240" w:lineRule="auto"/>
       </w:pPr>
       <w:rPr>
+        <w:rFonts w:eastAsia="黑体"/>
         <w:b/>
         <w:bCs/>
         <w:color w:themeColor="background1" w:val="FFFFFF"/>
@@ -7782,6 +8190,7 @@
         <w:spacing w:after="0" w:before="0" w:line="240" w:lineRule="auto"/>
       </w:pPr>
       <w:rPr>
+        <w:rFonts w:eastAsia="黑体"/>
         <w:color w:val="auto"/>
       </w:rPr>
       <w:tblPr/>
@@ -7799,6 +8208,7 @@
     </w:tblStylePr>
     <w:tblStylePr w:type="firstCol">
       <w:rPr>
+        <w:rFonts w:eastAsia="黑体"/>
         <w:b/>
         <w:bCs/>
         <w:color w:themeColor="background1" w:val="FFFFFF"/>
@@ -7818,6 +8228,7 @@
     </w:tblStylePr>
     <w:tblStylePr w:type="lastCol">
       <w:rPr>
+        <w:rFonts w:eastAsia="黑体"/>
         <w:b/>
         <w:bCs/>
         <w:color w:themeColor="background1" w:val="FFFFFF"/>
@@ -7866,6 +8277,7 @@
     </w:tblStylePr>
     <w:tblStylePr w:type="nwCell">
       <w:rPr>
+        <w:rFonts w:eastAsia="黑体"/>
         <w:color w:themeColor="background1" w:val="FFFFFF"/>
       </w:rPr>
       <w:tblPr/>
@@ -7890,6 +8302,7 @@
       <w:spacing w:after="0" w:line="240" w:lineRule="auto"/>
     </w:pPr>
     <w:rPr>
+      <w:rFonts w:eastAsia="黑体"/>
       <w:color w:themeColor="text1" w:val="000000"/>
     </w:rPr>
     <w:tblPr>
@@ -7909,7 +8322,7 @@
     </w:tblPr>
     <w:tblStylePr w:type="firstRow">
       <w:rPr>
-        <w:rFonts w:asciiTheme="majorHAnsi" w:cstheme="majorBidi" w:eastAsiaTheme="majorEastAsia" w:hAnsiTheme="majorHAnsi"/>
+        <w:rFonts w:asciiTheme="majorHAnsi" w:cstheme="majorBidi" w:hAnsiTheme="majorHAnsi" w:eastAsia="黑体"/>
       </w:rPr>
       <w:tblPr/>
       <w:tcPr>
@@ -7921,6 +8334,7 @@
     </w:tblStylePr>
     <w:tblStylePr w:type="lastRow">
       <w:rPr>
+        <w:rFonts w:eastAsia="黑体"/>
         <w:b/>
         <w:bCs/>
         <w:color w:themeColor="text2" w:val="1F497D"/>
@@ -7935,12 +8349,14 @@
     </w:tblStylePr>
     <w:tblStylePr w:type="firstCol">
       <w:rPr>
+        <w:rFonts w:eastAsia="黑体"/>
         <w:b/>
         <w:bCs/>
       </w:rPr>
     </w:tblStylePr>
     <w:tblStylePr w:type="lastCol">
       <w:rPr>
+        <w:rFonts w:eastAsia="黑体"/>
         <w:b/>
         <w:bCs/>
       </w:rPr>
@@ -7974,6 +8390,7 @@
       <w:spacing w:after="0" w:line="240" w:lineRule="auto"/>
     </w:pPr>
     <w:rPr>
+      <w:rFonts w:eastAsia="黑体"/>
       <w:color w:themeColor="text1" w:val="000000"/>
     </w:rPr>
     <w:tblPr>
@@ -7993,7 +8410,7 @@
     </w:tblPr>
     <w:tblStylePr w:type="firstRow">
       <w:rPr>
-        <w:rFonts w:asciiTheme="majorHAnsi" w:cstheme="majorBidi" w:eastAsiaTheme="majorEastAsia" w:hAnsiTheme="majorHAnsi"/>
+        <w:rFonts w:asciiTheme="majorHAnsi" w:cstheme="majorBidi" w:hAnsiTheme="majorHAnsi" w:eastAsia="黑体"/>
       </w:rPr>
       <w:tblPr/>
       <w:tcPr>
@@ -8005,6 +8422,7 @@
     </w:tblStylePr>
     <w:tblStylePr w:type="lastRow">
       <w:rPr>
+        <w:rFonts w:eastAsia="黑体"/>
         <w:b/>
         <w:bCs/>
         <w:color w:themeColor="text2" w:val="1F497D"/>
@@ -8019,12 +8437,14 @@
     </w:tblStylePr>
     <w:tblStylePr w:type="firstCol">
       <w:rPr>
+        <w:rFonts w:eastAsia="黑体"/>
         <w:b/>
         <w:bCs/>
       </w:rPr>
     </w:tblStylePr>
     <w:tblStylePr w:type="lastCol">
       <w:rPr>
+        <w:rFonts w:eastAsia="黑体"/>
         <w:b/>
         <w:bCs/>
       </w:rPr>
@@ -8058,6 +8478,7 @@
       <w:spacing w:after="0" w:line="240" w:lineRule="auto"/>
     </w:pPr>
     <w:rPr>
+      <w:rFonts w:eastAsia="黑体"/>
       <w:color w:themeColor="text1" w:val="000000"/>
     </w:rPr>
     <w:tblPr>
@@ -8077,7 +8498,7 @@
     </w:tblPr>
     <w:tblStylePr w:type="firstRow">
       <w:rPr>
-        <w:rFonts w:asciiTheme="majorHAnsi" w:cstheme="majorBidi" w:eastAsiaTheme="majorEastAsia" w:hAnsiTheme="majorHAnsi"/>
+        <w:rFonts w:asciiTheme="majorHAnsi" w:cstheme="majorBidi" w:hAnsiTheme="majorHAnsi" w:eastAsia="黑体"/>
       </w:rPr>
       <w:tblPr/>
       <w:tcPr>
@@ -8089,6 +8510,7 @@
     </w:tblStylePr>
     <w:tblStylePr w:type="lastRow">
       <w:rPr>
+        <w:rFonts w:eastAsia="黑体"/>
         <w:b/>
         <w:bCs/>
         <w:color w:themeColor="text2" w:val="1F497D"/>
@@ -8103,12 +8525,14 @@
     </w:tblStylePr>
     <w:tblStylePr w:type="firstCol">
       <w:rPr>
+        <w:rFonts w:eastAsia="黑体"/>
         <w:b/>
         <w:bCs/>
       </w:rPr>
     </w:tblStylePr>
     <w:tblStylePr w:type="lastCol">
       <w:rPr>
+        <w:rFonts w:eastAsia="黑体"/>
         <w:b/>
         <w:bCs/>
       </w:rPr>
@@ -8142,6 +8566,7 @@
       <w:spacing w:after="0" w:line="240" w:lineRule="auto"/>
     </w:pPr>
     <w:rPr>
+      <w:rFonts w:eastAsia="黑体"/>
       <w:color w:themeColor="text1" w:val="000000"/>
     </w:rPr>
     <w:tblPr>
@@ -8161,7 +8586,7 @@
     </w:tblPr>
     <w:tblStylePr w:type="firstRow">
       <w:rPr>
-        <w:rFonts w:asciiTheme="majorHAnsi" w:cstheme="majorBidi" w:eastAsiaTheme="majorEastAsia" w:hAnsiTheme="majorHAnsi"/>
+        <w:rFonts w:asciiTheme="majorHAnsi" w:cstheme="majorBidi" w:hAnsiTheme="majorHAnsi" w:eastAsia="黑体"/>
       </w:rPr>
       <w:tblPr/>
       <w:tcPr>
@@ -8173,6 +8598,7 @@
     </w:tblStylePr>
     <w:tblStylePr w:type="lastRow">
       <w:rPr>
+        <w:rFonts w:eastAsia="黑体"/>
         <w:b/>
         <w:bCs/>
         <w:color w:themeColor="text2" w:val="1F497D"/>
@@ -8187,12 +8613,14 @@
     </w:tblStylePr>
     <w:tblStylePr w:type="firstCol">
       <w:rPr>
+        <w:rFonts w:eastAsia="黑体"/>
         <w:b/>
         <w:bCs/>
       </w:rPr>
     </w:tblStylePr>
     <w:tblStylePr w:type="lastCol">
       <w:rPr>
+        <w:rFonts w:eastAsia="黑体"/>
         <w:b/>
         <w:bCs/>
       </w:rPr>
@@ -8226,6 +8654,7 @@
       <w:spacing w:after="0" w:line="240" w:lineRule="auto"/>
     </w:pPr>
     <w:rPr>
+      <w:rFonts w:eastAsia="黑体"/>
       <w:color w:themeColor="text1" w:val="000000"/>
     </w:rPr>
     <w:tblPr>
@@ -8245,7 +8674,7 @@
     </w:tblPr>
     <w:tblStylePr w:type="firstRow">
       <w:rPr>
-        <w:rFonts w:asciiTheme="majorHAnsi" w:cstheme="majorBidi" w:eastAsiaTheme="majorEastAsia" w:hAnsiTheme="majorHAnsi"/>
+        <w:rFonts w:asciiTheme="majorHAnsi" w:cstheme="majorBidi" w:hAnsiTheme="majorHAnsi" w:eastAsia="黑体"/>
       </w:rPr>
       <w:tblPr/>
       <w:tcPr>
@@ -8257,6 +8686,7 @@
     </w:tblStylePr>
     <w:tblStylePr w:type="lastRow">
       <w:rPr>
+        <w:rFonts w:eastAsia="黑体"/>
         <w:b/>
         <w:bCs/>
         <w:color w:themeColor="text2" w:val="1F497D"/>
@@ -8271,12 +8701,14 @@
     </w:tblStylePr>
     <w:tblStylePr w:type="firstCol">
       <w:rPr>
+        <w:rFonts w:eastAsia="黑体"/>
         <w:b/>
         <w:bCs/>
       </w:rPr>
     </w:tblStylePr>
     <w:tblStylePr w:type="lastCol">
       <w:rPr>
+        <w:rFonts w:eastAsia="黑体"/>
         <w:b/>
         <w:bCs/>
       </w:rPr>
@@ -8310,6 +8742,7 @@
       <w:spacing w:after="0" w:line="240" w:lineRule="auto"/>
     </w:pPr>
     <w:rPr>
+      <w:rFonts w:eastAsia="黑体"/>
       <w:color w:themeColor="text1" w:val="000000"/>
     </w:rPr>
     <w:tblPr>
@@ -8329,7 +8762,7 @@
     </w:tblPr>
     <w:tblStylePr w:type="firstRow">
       <w:rPr>
-        <w:rFonts w:asciiTheme="majorHAnsi" w:cstheme="majorBidi" w:eastAsiaTheme="majorEastAsia" w:hAnsiTheme="majorHAnsi"/>
+        <w:rFonts w:asciiTheme="majorHAnsi" w:cstheme="majorBidi" w:hAnsiTheme="majorHAnsi" w:eastAsia="黑体"/>
       </w:rPr>
       <w:tblPr/>
       <w:tcPr>
@@ -8341,6 +8774,7 @@
     </w:tblStylePr>
     <w:tblStylePr w:type="lastRow">
       <w:rPr>
+        <w:rFonts w:eastAsia="黑体"/>
         <w:b/>
         <w:bCs/>
         <w:color w:themeColor="text2" w:val="1F497D"/>
@@ -8355,12 +8789,14 @@
     </w:tblStylePr>
     <w:tblStylePr w:type="firstCol">
       <w:rPr>
+        <w:rFonts w:eastAsia="黑体"/>
         <w:b/>
         <w:bCs/>
       </w:rPr>
     </w:tblStylePr>
     <w:tblStylePr w:type="lastCol">
       <w:rPr>
+        <w:rFonts w:eastAsia="黑体"/>
         <w:b/>
         <w:bCs/>
       </w:rPr>
@@ -8394,6 +8830,7 @@
       <w:spacing w:after="0" w:line="240" w:lineRule="auto"/>
     </w:pPr>
     <w:rPr>
+      <w:rFonts w:eastAsia="黑体"/>
       <w:color w:themeColor="text1" w:val="000000"/>
     </w:rPr>
     <w:tblPr>
@@ -8413,7 +8850,7 @@
     </w:tblPr>
     <w:tblStylePr w:type="firstRow">
       <w:rPr>
-        <w:rFonts w:asciiTheme="majorHAnsi" w:cstheme="majorBidi" w:eastAsiaTheme="majorEastAsia" w:hAnsiTheme="majorHAnsi"/>
+        <w:rFonts w:asciiTheme="majorHAnsi" w:cstheme="majorBidi" w:hAnsiTheme="majorHAnsi" w:eastAsia="黑体"/>
       </w:rPr>
       <w:tblPr/>
       <w:tcPr>
@@ -8425,6 +8862,7 @@
     </w:tblStylePr>
     <w:tblStylePr w:type="lastRow">
       <w:rPr>
+        <w:rFonts w:eastAsia="黑体"/>
         <w:b/>
         <w:bCs/>
         <w:color w:themeColor="text2" w:val="1F497D"/>
@@ -8439,12 +8877,14 @@
     </w:tblStylePr>
     <w:tblStylePr w:type="firstCol">
       <w:rPr>
+        <w:rFonts w:eastAsia="黑体"/>
         <w:b/>
         <w:bCs/>
       </w:rPr>
     </w:tblStylePr>
     <w:tblStylePr w:type="lastCol">
       <w:rPr>
+        <w:rFonts w:eastAsia="黑体"/>
         <w:b/>
         <w:bCs/>
       </w:rPr>
@@ -8478,7 +8918,7 @@
       <w:spacing w:after="0" w:line="240" w:lineRule="auto"/>
     </w:pPr>
     <w:rPr>
-      <w:rFonts w:asciiTheme="majorHAnsi" w:cstheme="majorBidi" w:eastAsiaTheme="majorEastAsia" w:hAnsiTheme="majorHAnsi"/>
+      <w:rFonts w:asciiTheme="majorHAnsi" w:cstheme="majorBidi" w:hAnsiTheme="majorHAnsi" w:eastAsia="黑体"/>
       <w:color w:themeColor="text1" w:val="000000"/>
     </w:rPr>
     <w:tblPr>
@@ -8500,6 +8940,7 @@
     </w:tblPr>
     <w:tblStylePr w:type="firstRow">
       <w:rPr>
+        <w:rFonts w:eastAsia="黑体"/>
         <w:sz w:val="24"/>
         <w:szCs w:val="24"/>
       </w:rPr>
@@ -8606,7 +9047,7 @@
       <w:spacing w:after="0" w:line="240" w:lineRule="auto"/>
     </w:pPr>
     <w:rPr>
-      <w:rFonts w:asciiTheme="majorHAnsi" w:cstheme="majorBidi" w:eastAsiaTheme="majorEastAsia" w:hAnsiTheme="majorHAnsi"/>
+      <w:rFonts w:asciiTheme="majorHAnsi" w:cstheme="majorBidi" w:hAnsiTheme="majorHAnsi" w:eastAsia="黑体"/>
       <w:color w:themeColor="text1" w:val="000000"/>
     </w:rPr>
     <w:tblPr>
@@ -8628,6 +9069,7 @@
     </w:tblPr>
     <w:tblStylePr w:type="firstRow">
       <w:rPr>
+        <w:rFonts w:eastAsia="黑体"/>
         <w:sz w:val="24"/>
         <w:szCs w:val="24"/>
       </w:rPr>
@@ -8734,7 +9176,7 @@
       <w:spacing w:after="0" w:line="240" w:lineRule="auto"/>
     </w:pPr>
     <w:rPr>
-      <w:rFonts w:asciiTheme="majorHAnsi" w:cstheme="majorBidi" w:eastAsiaTheme="majorEastAsia" w:hAnsiTheme="majorHAnsi"/>
+      <w:rFonts w:asciiTheme="majorHAnsi" w:cstheme="majorBidi" w:hAnsiTheme="majorHAnsi" w:eastAsia="黑体"/>
       <w:color w:themeColor="text1" w:val="000000"/>
     </w:rPr>
     <w:tblPr>
@@ -8756,6 +9198,7 @@
     </w:tblPr>
     <w:tblStylePr w:type="firstRow">
       <w:rPr>
+        <w:rFonts w:eastAsia="黑体"/>
         <w:sz w:val="24"/>
         <w:szCs w:val="24"/>
       </w:rPr>
@@ -8862,7 +9305,7 @@
       <w:spacing w:after="0" w:line="240" w:lineRule="auto"/>
     </w:pPr>
     <w:rPr>
-      <w:rFonts w:asciiTheme="majorHAnsi" w:cstheme="majorBidi" w:eastAsiaTheme="majorEastAsia" w:hAnsiTheme="majorHAnsi"/>
+      <w:rFonts w:asciiTheme="majorHAnsi" w:cstheme="majorBidi" w:hAnsiTheme="majorHAnsi" w:eastAsia="黑体"/>
       <w:color w:themeColor="text1" w:val="000000"/>
     </w:rPr>
     <w:tblPr>
@@ -8884,6 +9327,7 @@
     </w:tblPr>
     <w:tblStylePr w:type="firstRow">
       <w:rPr>
+        <w:rFonts w:eastAsia="黑体"/>
         <w:sz w:val="24"/>
         <w:szCs w:val="24"/>
       </w:rPr>
@@ -8990,7 +9434,7 @@
       <w:spacing w:after="0" w:line="240" w:lineRule="auto"/>
     </w:pPr>
     <w:rPr>
-      <w:rFonts w:asciiTheme="majorHAnsi" w:cstheme="majorBidi" w:eastAsiaTheme="majorEastAsia" w:hAnsiTheme="majorHAnsi"/>
+      <w:rFonts w:asciiTheme="majorHAnsi" w:cstheme="majorBidi" w:hAnsiTheme="majorHAnsi" w:eastAsia="黑体"/>
       <w:color w:themeColor="text1" w:val="000000"/>
     </w:rPr>
     <w:tblPr>
@@ -9012,6 +9456,7 @@
     </w:tblPr>
     <w:tblStylePr w:type="firstRow">
       <w:rPr>
+        <w:rFonts w:eastAsia="黑体"/>
         <w:sz w:val="24"/>
         <w:szCs w:val="24"/>
       </w:rPr>
@@ -9118,7 +9563,7 @@
       <w:spacing w:after="0" w:line="240" w:lineRule="auto"/>
     </w:pPr>
     <w:rPr>
-      <w:rFonts w:asciiTheme="majorHAnsi" w:cstheme="majorBidi" w:eastAsiaTheme="majorEastAsia" w:hAnsiTheme="majorHAnsi"/>
+      <w:rFonts w:asciiTheme="majorHAnsi" w:cstheme="majorBidi" w:hAnsiTheme="majorHAnsi" w:eastAsia="黑体"/>
       <w:color w:themeColor="text1" w:val="000000"/>
     </w:rPr>
     <w:tblPr>
@@ -9140,6 +9585,7 @@
     </w:tblPr>
     <w:tblStylePr w:type="firstRow">
       <w:rPr>
+        <w:rFonts w:eastAsia="黑体"/>
         <w:sz w:val="24"/>
         <w:szCs w:val="24"/>
       </w:rPr>
@@ -9246,7 +9692,7 @@
       <w:spacing w:after="0" w:line="240" w:lineRule="auto"/>
     </w:pPr>
     <w:rPr>
-      <w:rFonts w:asciiTheme="majorHAnsi" w:cstheme="majorBidi" w:eastAsiaTheme="majorEastAsia" w:hAnsiTheme="majorHAnsi"/>
+      <w:rFonts w:asciiTheme="majorHAnsi" w:cstheme="majorBidi" w:hAnsiTheme="majorHAnsi" w:eastAsia="黑体"/>
       <w:color w:themeColor="text1" w:val="000000"/>
     </w:rPr>
     <w:tblPr>
@@ -9268,6 +9714,7 @@
     </w:tblPr>
     <w:tblStylePr w:type="firstRow">
       <w:rPr>
+        <w:rFonts w:eastAsia="黑体"/>
         <w:sz w:val="24"/>
         <w:szCs w:val="24"/>
       </w:rPr>
@@ -9397,12 +9844,14 @@
     </w:tcPr>
     <w:tblStylePr w:type="firstRow">
       <w:rPr>
+        <w:rFonts w:eastAsia="黑体"/>
         <w:b/>
         <w:bCs/>
       </w:rPr>
     </w:tblStylePr>
     <w:tblStylePr w:type="lastRow">
       <w:rPr>
+        <w:rFonts w:eastAsia="黑体"/>
         <w:b/>
         <w:bCs/>
       </w:rPr>
@@ -9415,12 +9864,14 @@
     </w:tblStylePr>
     <w:tblStylePr w:type="firstCol">
       <w:rPr>
+        <w:rFonts w:eastAsia="黑体"/>
         <w:b/>
         <w:bCs/>
       </w:rPr>
     </w:tblStylePr>
     <w:tblStylePr w:type="lastCol">
       <w:rPr>
+        <w:rFonts w:eastAsia="黑体"/>
         <w:b/>
         <w:bCs/>
       </w:rPr>
@@ -9470,12 +9921,14 @@
     </w:tcPr>
     <w:tblStylePr w:type="firstRow">
       <w:rPr>
+        <w:rFonts w:eastAsia="黑体"/>
         <w:b/>
         <w:bCs/>
       </w:rPr>
     </w:tblStylePr>
     <w:tblStylePr w:type="lastRow">
       <w:rPr>
+        <w:rFonts w:eastAsia="黑体"/>
         <w:b/>
         <w:bCs/>
       </w:rPr>
@@ -9488,12 +9941,14 @@
     </w:tblStylePr>
     <w:tblStylePr w:type="firstCol">
       <w:rPr>
+        <w:rFonts w:eastAsia="黑体"/>
         <w:b/>
         <w:bCs/>
       </w:rPr>
     </w:tblStylePr>
     <w:tblStylePr w:type="lastCol">
       <w:rPr>
+        <w:rFonts w:eastAsia="黑体"/>
         <w:b/>
         <w:bCs/>
       </w:rPr>
@@ -9543,12 +9998,14 @@
     </w:tcPr>
     <w:tblStylePr w:type="firstRow">
       <w:rPr>
+        <w:rFonts w:eastAsia="黑体"/>
         <w:b/>
         <w:bCs/>
       </w:rPr>
     </w:tblStylePr>
     <w:tblStylePr w:type="lastRow">
       <w:rPr>
+        <w:rFonts w:eastAsia="黑体"/>
         <w:b/>
         <w:bCs/>
       </w:rPr>
@@ -9561,12 +10018,14 @@
     </w:tblStylePr>
     <w:tblStylePr w:type="firstCol">
       <w:rPr>
+        <w:rFonts w:eastAsia="黑体"/>
         <w:b/>
         <w:bCs/>
       </w:rPr>
     </w:tblStylePr>
     <w:tblStylePr w:type="lastCol">
       <w:rPr>
+        <w:rFonts w:eastAsia="黑体"/>
         <w:b/>
         <w:bCs/>
       </w:rPr>
@@ -9616,12 +10075,14 @@
     </w:tcPr>
     <w:tblStylePr w:type="firstRow">
       <w:rPr>
+        <w:rFonts w:eastAsia="黑体"/>
         <w:b/>
         <w:bCs/>
       </w:rPr>
     </w:tblStylePr>
     <w:tblStylePr w:type="lastRow">
       <w:rPr>
+        <w:rFonts w:eastAsia="黑体"/>
         <w:b/>
         <w:bCs/>
       </w:rPr>
@@ -9634,12 +10095,14 @@
     </w:tblStylePr>
     <w:tblStylePr w:type="firstCol">
       <w:rPr>
+        <w:rFonts w:eastAsia="黑体"/>
         <w:b/>
         <w:bCs/>
       </w:rPr>
     </w:tblStylePr>
     <w:tblStylePr w:type="lastCol">
       <w:rPr>
+        <w:rFonts w:eastAsia="黑体"/>
         <w:b/>
         <w:bCs/>
       </w:rPr>
@@ -9689,12 +10152,14 @@
     </w:tcPr>
     <w:tblStylePr w:type="firstRow">
       <w:rPr>
+        <w:rFonts w:eastAsia="黑体"/>
         <w:b/>
         <w:bCs/>
       </w:rPr>
     </w:tblStylePr>
     <w:tblStylePr w:type="lastRow">
       <w:rPr>
+        <w:rFonts w:eastAsia="黑体"/>
         <w:b/>
         <w:bCs/>
       </w:rPr>
@@ -9707,12 +10172,14 @@
     </w:tblStylePr>
     <w:tblStylePr w:type="firstCol">
       <w:rPr>
+        <w:rFonts w:eastAsia="黑体"/>
         <w:b/>
         <w:bCs/>
       </w:rPr>
     </w:tblStylePr>
     <w:tblStylePr w:type="lastCol">
       <w:rPr>
+        <w:rFonts w:eastAsia="黑体"/>
         <w:b/>
         <w:bCs/>
       </w:rPr>
@@ -9762,12 +10229,14 @@
     </w:tcPr>
     <w:tblStylePr w:type="firstRow">
       <w:rPr>
+        <w:rFonts w:eastAsia="黑体"/>
         <w:b/>
         <w:bCs/>
       </w:rPr>
     </w:tblStylePr>
     <w:tblStylePr w:type="lastRow">
       <w:rPr>
+        <w:rFonts w:eastAsia="黑体"/>
         <w:b/>
         <w:bCs/>
       </w:rPr>
@@ -9780,12 +10249,14 @@
     </w:tblStylePr>
     <w:tblStylePr w:type="firstCol">
       <w:rPr>
+        <w:rFonts w:eastAsia="黑体"/>
         <w:b/>
         <w:bCs/>
       </w:rPr>
     </w:tblStylePr>
     <w:tblStylePr w:type="lastCol">
       <w:rPr>
+        <w:rFonts w:eastAsia="黑体"/>
         <w:b/>
         <w:bCs/>
       </w:rPr>
@@ -9835,12 +10306,14 @@
     </w:tcPr>
     <w:tblStylePr w:type="firstRow">
       <w:rPr>
+        <w:rFonts w:eastAsia="黑体"/>
         <w:b/>
         <w:bCs/>
       </w:rPr>
     </w:tblStylePr>
     <w:tblStylePr w:type="lastRow">
       <w:rPr>
+        <w:rFonts w:eastAsia="黑体"/>
         <w:b/>
         <w:bCs/>
       </w:rPr>
@@ -9853,12 +10326,14 @@
     </w:tblStylePr>
     <w:tblStylePr w:type="firstCol">
       <w:rPr>
+        <w:rFonts w:eastAsia="黑体"/>
         <w:b/>
         <w:bCs/>
       </w:rPr>
     </w:tblStylePr>
     <w:tblStylePr w:type="lastCol">
       <w:rPr>
+        <w:rFonts w:eastAsia="黑体"/>
         <w:b/>
         <w:bCs/>
       </w:rPr>
@@ -9885,7 +10360,7 @@
       <w:spacing w:after="0" w:line="240" w:lineRule="auto"/>
     </w:pPr>
     <w:rPr>
-      <w:rFonts w:asciiTheme="majorHAnsi" w:cstheme="majorBidi" w:eastAsiaTheme="majorEastAsia" w:hAnsiTheme="majorHAnsi"/>
+      <w:rFonts w:asciiTheme="majorHAnsi" w:cstheme="majorBidi" w:hAnsiTheme="majorHAnsi" w:eastAsia="黑体"/>
       <w:color w:themeColor="text1" w:val="000000"/>
     </w:rPr>
     <w:tblPr>
@@ -9912,6 +10387,7 @@
     </w:tcPr>
     <w:tblStylePr w:type="firstRow">
       <w:rPr>
+        <w:rFonts w:eastAsia="黑体"/>
         <w:b/>
         <w:bCs/>
         <w:color w:themeColor="text1" w:val="000000"/>
@@ -9923,6 +10399,7 @@
     </w:tblStylePr>
     <w:tblStylePr w:type="lastRow">
       <w:rPr>
+        <w:rFonts w:eastAsia="黑体"/>
         <w:b/>
         <w:bCs/>
         <w:color w:themeColor="text1" w:val="000000"/>
@@ -9942,6 +10419,7 @@
     </w:tblStylePr>
     <w:tblStylePr w:type="firstCol">
       <w:rPr>
+        <w:rFonts w:eastAsia="黑体"/>
         <w:b/>
         <w:bCs/>
         <w:color w:themeColor="text1" w:val="000000"/>
@@ -9961,6 +10439,7 @@
     </w:tblStylePr>
     <w:tblStylePr w:type="lastCol">
       <w:rPr>
+        <w:rFonts w:eastAsia="黑体"/>
         <w:b w:val="0"/>
         <w:bCs w:val="0"/>
         <w:color w:themeColor="text1" w:val="000000"/>
@@ -10010,7 +10489,7 @@
       <w:spacing w:after="0" w:line="240" w:lineRule="auto"/>
     </w:pPr>
     <w:rPr>
-      <w:rFonts w:asciiTheme="majorHAnsi" w:cstheme="majorBidi" w:eastAsiaTheme="majorEastAsia" w:hAnsiTheme="majorHAnsi"/>
+      <w:rFonts w:asciiTheme="majorHAnsi" w:cstheme="majorBidi" w:hAnsiTheme="majorHAnsi" w:eastAsia="黑体"/>
       <w:color w:themeColor="text1" w:val="000000"/>
     </w:rPr>
     <w:tblPr>
@@ -10037,6 +10516,7 @@
     </w:tcPr>
     <w:tblStylePr w:type="firstRow">
       <w:rPr>
+        <w:rFonts w:eastAsia="黑体"/>
         <w:b/>
         <w:bCs/>
         <w:color w:themeColor="text1" w:val="000000"/>
@@ -10048,6 +10528,7 @@
     </w:tblStylePr>
     <w:tblStylePr w:type="lastRow">
       <w:rPr>
+        <w:rFonts w:eastAsia="黑体"/>
         <w:b/>
         <w:bCs/>
         <w:color w:themeColor="text1" w:val="000000"/>
@@ -10067,6 +10548,7 @@
     </w:tblStylePr>
     <w:tblStylePr w:type="firstCol">
       <w:rPr>
+        <w:rFonts w:eastAsia="黑体"/>
         <w:b/>
         <w:bCs/>
         <w:color w:themeColor="text1" w:val="000000"/>
@@ -10086,6 +10568,7 @@
     </w:tblStylePr>
     <w:tblStylePr w:type="lastCol">
       <w:rPr>
+        <w:rFonts w:eastAsia="黑体"/>
         <w:b w:val="0"/>
         <w:bCs w:val="0"/>
         <w:color w:themeColor="text1" w:val="000000"/>
@@ -10135,7 +10618,7 @@
       <w:spacing w:after="0" w:line="240" w:lineRule="auto"/>
     </w:pPr>
     <w:rPr>
-      <w:rFonts w:asciiTheme="majorHAnsi" w:cstheme="majorBidi" w:eastAsiaTheme="majorEastAsia" w:hAnsiTheme="majorHAnsi"/>
+      <w:rFonts w:asciiTheme="majorHAnsi" w:cstheme="majorBidi" w:hAnsiTheme="majorHAnsi" w:eastAsia="黑体"/>
       <w:color w:themeColor="text1" w:val="000000"/>
     </w:rPr>
     <w:tblPr>
@@ -10162,6 +10645,7 @@
     </w:tcPr>
     <w:tblStylePr w:type="firstRow">
       <w:rPr>
+        <w:rFonts w:eastAsia="黑体"/>
         <w:b/>
         <w:bCs/>
         <w:color w:themeColor="text1" w:val="000000"/>
@@ -10173,6 +10657,7 @@
     </w:tblStylePr>
     <w:tblStylePr w:type="lastRow">
       <w:rPr>
+        <w:rFonts w:eastAsia="黑体"/>
         <w:b/>
         <w:bCs/>
         <w:color w:themeColor="text1" w:val="000000"/>
@@ -10192,6 +10677,7 @@
     </w:tblStylePr>
     <w:tblStylePr w:type="firstCol">
       <w:rPr>
+        <w:rFonts w:eastAsia="黑体"/>
         <w:b/>
         <w:bCs/>
         <w:color w:themeColor="text1" w:val="000000"/>
@@ -10211,6 +10697,7 @@
     </w:tblStylePr>
     <w:tblStylePr w:type="lastCol">
       <w:rPr>
+        <w:rFonts w:eastAsia="黑体"/>
         <w:b w:val="0"/>
         <w:bCs w:val="0"/>
         <w:color w:themeColor="text1" w:val="000000"/>
@@ -10260,7 +10747,7 @@
       <w:spacing w:after="0" w:line="240" w:lineRule="auto"/>
     </w:pPr>
     <w:rPr>
-      <w:rFonts w:asciiTheme="majorHAnsi" w:cstheme="majorBidi" w:eastAsiaTheme="majorEastAsia" w:hAnsiTheme="majorHAnsi"/>
+      <w:rFonts w:asciiTheme="majorHAnsi" w:cstheme="majorBidi" w:hAnsiTheme="majorHAnsi" w:eastAsia="黑体"/>
       <w:color w:themeColor="text1" w:val="000000"/>
     </w:rPr>
     <w:tblPr>
@@ -10287,6 +10774,7 @@
     </w:tcPr>
     <w:tblStylePr w:type="firstRow">
       <w:rPr>
+        <w:rFonts w:eastAsia="黑体"/>
         <w:b/>
         <w:bCs/>
         <w:color w:themeColor="text1" w:val="000000"/>
@@ -10298,6 +10786,7 @@
     </w:tblStylePr>
     <w:tblStylePr w:type="lastRow">
       <w:rPr>
+        <w:rFonts w:eastAsia="黑体"/>
         <w:b/>
         <w:bCs/>
         <w:color w:themeColor="text1" w:val="000000"/>
@@ -10317,6 +10806,7 @@
     </w:tblStylePr>
     <w:tblStylePr w:type="firstCol">
       <w:rPr>
+        <w:rFonts w:eastAsia="黑体"/>
         <w:b/>
         <w:bCs/>
         <w:color w:themeColor="text1" w:val="000000"/>
@@ -10336,6 +10826,7 @@
     </w:tblStylePr>
     <w:tblStylePr w:type="lastCol">
       <w:rPr>
+        <w:rFonts w:eastAsia="黑体"/>
         <w:b w:val="0"/>
         <w:bCs w:val="0"/>
         <w:color w:themeColor="text1" w:val="000000"/>
@@ -10385,7 +10876,7 @@
       <w:spacing w:after="0" w:line="240" w:lineRule="auto"/>
     </w:pPr>
     <w:rPr>
-      <w:rFonts w:asciiTheme="majorHAnsi" w:cstheme="majorBidi" w:eastAsiaTheme="majorEastAsia" w:hAnsiTheme="majorHAnsi"/>
+      <w:rFonts w:asciiTheme="majorHAnsi" w:cstheme="majorBidi" w:hAnsiTheme="majorHAnsi" w:eastAsia="黑体"/>
       <w:color w:themeColor="text1" w:val="000000"/>
     </w:rPr>
     <w:tblPr>
@@ -10412,6 +10903,7 @@
     </w:tcPr>
     <w:tblStylePr w:type="firstRow">
       <w:rPr>
+        <w:rFonts w:eastAsia="黑体"/>
         <w:b/>
         <w:bCs/>
         <w:color w:themeColor="text1" w:val="000000"/>
@@ -10423,6 +10915,7 @@
     </w:tblStylePr>
     <w:tblStylePr w:type="lastRow">
       <w:rPr>
+        <w:rFonts w:eastAsia="黑体"/>
         <w:b/>
         <w:bCs/>
         <w:color w:themeColor="text1" w:val="000000"/>
@@ -10442,6 +10935,7 @@
     </w:tblStylePr>
     <w:tblStylePr w:type="firstCol">
       <w:rPr>
+        <w:rFonts w:eastAsia="黑体"/>
         <w:b/>
         <w:bCs/>
         <w:color w:themeColor="text1" w:val="000000"/>
@@ -10461,6 +10955,7 @@
     </w:tblStylePr>
     <w:tblStylePr w:type="lastCol">
       <w:rPr>
+        <w:rFonts w:eastAsia="黑体"/>
         <w:b w:val="0"/>
         <w:bCs w:val="0"/>
         <w:color w:themeColor="text1" w:val="000000"/>
@@ -10510,7 +11005,7 @@
       <w:spacing w:after="0" w:line="240" w:lineRule="auto"/>
     </w:pPr>
     <w:rPr>
-      <w:rFonts w:asciiTheme="majorHAnsi" w:cstheme="majorBidi" w:eastAsiaTheme="majorEastAsia" w:hAnsiTheme="majorHAnsi"/>
+      <w:rFonts w:asciiTheme="majorHAnsi" w:cstheme="majorBidi" w:hAnsiTheme="majorHAnsi" w:eastAsia="黑体"/>
       <w:color w:themeColor="text1" w:val="000000"/>
     </w:rPr>
     <w:tblPr>
@@ -10537,6 +11032,7 @@
     </w:tcPr>
     <w:tblStylePr w:type="firstRow">
       <w:rPr>
+        <w:rFonts w:eastAsia="黑体"/>
         <w:b/>
         <w:bCs/>
         <w:color w:themeColor="text1" w:val="000000"/>
@@ -10548,6 +11044,7 @@
     </w:tblStylePr>
     <w:tblStylePr w:type="lastRow">
       <w:rPr>
+        <w:rFonts w:eastAsia="黑体"/>
         <w:b/>
         <w:bCs/>
         <w:color w:themeColor="text1" w:val="000000"/>
@@ -10567,6 +11064,7 @@
     </w:tblStylePr>
     <w:tblStylePr w:type="firstCol">
       <w:rPr>
+        <w:rFonts w:eastAsia="黑体"/>
         <w:b/>
         <w:bCs/>
         <w:color w:themeColor="text1" w:val="000000"/>
@@ -10586,6 +11084,7 @@
     </w:tblStylePr>
     <w:tblStylePr w:type="lastCol">
       <w:rPr>
+        <w:rFonts w:eastAsia="黑体"/>
         <w:b w:val="0"/>
         <w:bCs w:val="0"/>
         <w:color w:themeColor="text1" w:val="000000"/>
@@ -10635,7 +11134,7 @@
       <w:spacing w:after="0" w:line="240" w:lineRule="auto"/>
     </w:pPr>
     <w:rPr>
-      <w:rFonts w:asciiTheme="majorHAnsi" w:cstheme="majorBidi" w:eastAsiaTheme="majorEastAsia" w:hAnsiTheme="majorHAnsi"/>
+      <w:rFonts w:asciiTheme="majorHAnsi" w:cstheme="majorBidi" w:hAnsiTheme="majorHAnsi" w:eastAsia="黑体"/>
       <w:color w:themeColor="text1" w:val="000000"/>
     </w:rPr>
     <w:tblPr>
@@ -10662,6 +11161,7 @@
     </w:tcPr>
     <w:tblStylePr w:type="firstRow">
       <w:rPr>
+        <w:rFonts w:eastAsia="黑体"/>
         <w:b/>
         <w:bCs/>
         <w:color w:themeColor="text1" w:val="000000"/>
@@ -10673,6 +11173,7 @@
     </w:tblStylePr>
     <w:tblStylePr w:type="lastRow">
       <w:rPr>
+        <w:rFonts w:eastAsia="黑体"/>
         <w:b/>
         <w:bCs/>
         <w:color w:themeColor="text1" w:val="000000"/>
@@ -10692,6 +11193,7 @@
     </w:tblStylePr>
     <w:tblStylePr w:type="firstCol">
       <w:rPr>
+        <w:rFonts w:eastAsia="黑体"/>
         <w:b/>
         <w:bCs/>
         <w:color w:themeColor="text1" w:val="000000"/>
@@ -10711,6 +11213,7 @@
     </w:tblStylePr>
     <w:tblStylePr w:type="lastCol">
       <w:rPr>
+        <w:rFonts w:eastAsia="黑体"/>
         <w:b w:val="0"/>
         <w:bCs w:val="0"/>
         <w:color w:themeColor="text1" w:val="000000"/>
@@ -10783,6 +11286,7 @@
     </w:tcPr>
     <w:tblStylePr w:type="firstRow">
       <w:rPr>
+        <w:rFonts w:eastAsia="黑体"/>
         <w:b/>
         <w:bCs/>
         <w:i w:val="0"/>
@@ -10804,6 +11308,7 @@
     </w:tblStylePr>
     <w:tblStylePr w:type="lastRow">
       <w:rPr>
+        <w:rFonts w:eastAsia="黑体"/>
         <w:b/>
         <w:bCs/>
         <w:i w:val="0"/>
@@ -10825,6 +11330,7 @@
     </w:tblStylePr>
     <w:tblStylePr w:type="firstCol">
       <w:rPr>
+        <w:rFonts w:eastAsia="黑体"/>
         <w:b/>
         <w:bCs/>
         <w:i w:val="0"/>
@@ -10844,6 +11350,7 @@
     </w:tblStylePr>
     <w:tblStylePr w:type="lastCol">
       <w:rPr>
+        <w:rFonts w:eastAsia="黑体"/>
         <w:b/>
         <w:bCs/>
         <w:i w:val="0"/>
@@ -10924,6 +11431,7 @@
     </w:tcPr>
     <w:tblStylePr w:type="firstRow">
       <w:rPr>
+        <w:rFonts w:eastAsia="黑体"/>
         <w:b/>
         <w:bCs/>
         <w:i w:val="0"/>
@@ -10945,6 +11453,7 @@
     </w:tblStylePr>
     <w:tblStylePr w:type="lastRow">
       <w:rPr>
+        <w:rFonts w:eastAsia="黑体"/>
         <w:b/>
         <w:bCs/>
         <w:i w:val="0"/>
@@ -10966,6 +11475,7 @@
     </w:tblStylePr>
     <w:tblStylePr w:type="firstCol">
       <w:rPr>
+        <w:rFonts w:eastAsia="黑体"/>
         <w:b/>
         <w:bCs/>
         <w:i w:val="0"/>
@@ -10985,6 +11495,7 @@
     </w:tblStylePr>
     <w:tblStylePr w:type="lastCol">
       <w:rPr>
+        <w:rFonts w:eastAsia="黑体"/>
         <w:b/>
         <w:bCs/>
         <w:i w:val="0"/>
@@ -11065,6 +11576,7 @@
     </w:tcPr>
     <w:tblStylePr w:type="firstRow">
       <w:rPr>
+        <w:rFonts w:eastAsia="黑体"/>
         <w:b/>
         <w:bCs/>
         <w:i w:val="0"/>
@@ -11086,6 +11598,7 @@
     </w:tblStylePr>
     <w:tblStylePr w:type="lastRow">
       <w:rPr>
+        <w:rFonts w:eastAsia="黑体"/>
         <w:b/>
         <w:bCs/>
         <w:i w:val="0"/>
@@ -11107,6 +11620,7 @@
     </w:tblStylePr>
     <w:tblStylePr w:type="firstCol">
       <w:rPr>
+        <w:rFonts w:eastAsia="黑体"/>
         <w:b/>
         <w:bCs/>
         <w:i w:val="0"/>
@@ -11126,6 +11640,7 @@
     </w:tblStylePr>
     <w:tblStylePr w:type="lastCol">
       <w:rPr>
+        <w:rFonts w:eastAsia="黑体"/>
         <w:b/>
         <w:bCs/>
         <w:i w:val="0"/>
@@ -11206,6 +11721,7 @@
     </w:tcPr>
     <w:tblStylePr w:type="firstRow">
       <w:rPr>
+        <w:rFonts w:eastAsia="黑体"/>
         <w:b/>
         <w:bCs/>
         <w:i w:val="0"/>
@@ -11227,6 +11743,7 @@
     </w:tblStylePr>
     <w:tblStylePr w:type="lastRow">
       <w:rPr>
+        <w:rFonts w:eastAsia="黑体"/>
         <w:b/>
         <w:bCs/>
         <w:i w:val="0"/>
@@ -11248,6 +11765,7 @@
     </w:tblStylePr>
     <w:tblStylePr w:type="firstCol">
       <w:rPr>
+        <w:rFonts w:eastAsia="黑体"/>
         <w:b/>
         <w:bCs/>
         <w:i w:val="0"/>
@@ -11267,6 +11785,7 @@
     </w:tblStylePr>
     <w:tblStylePr w:type="lastCol">
       <w:rPr>
+        <w:rFonts w:eastAsia="黑体"/>
         <w:b/>
         <w:bCs/>
         <w:i w:val="0"/>
@@ -11347,6 +11866,7 @@
     </w:tcPr>
     <w:tblStylePr w:type="firstRow">
       <w:rPr>
+        <w:rFonts w:eastAsia="黑体"/>
         <w:b/>
         <w:bCs/>
         <w:i w:val="0"/>
@@ -11368,6 +11888,7 @@
     </w:tblStylePr>
     <w:tblStylePr w:type="lastRow">
       <w:rPr>
+        <w:rFonts w:eastAsia="黑体"/>
         <w:b/>
         <w:bCs/>
         <w:i w:val="0"/>
@@ -11389,6 +11910,7 @@
     </w:tblStylePr>
     <w:tblStylePr w:type="firstCol">
       <w:rPr>
+        <w:rFonts w:eastAsia="黑体"/>
         <w:b/>
         <w:bCs/>
         <w:i w:val="0"/>
@@ -11408,6 +11930,7 @@
     </w:tblStylePr>
     <w:tblStylePr w:type="lastCol">
       <w:rPr>
+        <w:rFonts w:eastAsia="黑体"/>
         <w:b/>
         <w:bCs/>
         <w:i w:val="0"/>
@@ -11488,6 +12011,7 @@
     </w:tcPr>
     <w:tblStylePr w:type="firstRow">
       <w:rPr>
+        <w:rFonts w:eastAsia="黑体"/>
         <w:b/>
         <w:bCs/>
         <w:i w:val="0"/>
@@ -11509,6 +12033,7 @@
     </w:tblStylePr>
     <w:tblStylePr w:type="lastRow">
       <w:rPr>
+        <w:rFonts w:eastAsia="黑体"/>
         <w:b/>
         <w:bCs/>
         <w:i w:val="0"/>
@@ -11530,6 +12055,7 @@
     </w:tblStylePr>
     <w:tblStylePr w:type="firstCol">
       <w:rPr>
+        <w:rFonts w:eastAsia="黑体"/>
         <w:b/>
         <w:bCs/>
         <w:i w:val="0"/>
@@ -11549,6 +12075,7 @@
     </w:tblStylePr>
     <w:tblStylePr w:type="lastCol">
       <w:rPr>
+        <w:rFonts w:eastAsia="黑体"/>
         <w:b/>
         <w:bCs/>
         <w:i w:val="0"/>
@@ -11629,6 +12156,7 @@
     </w:tcPr>
     <w:tblStylePr w:type="firstRow">
       <w:rPr>
+        <w:rFonts w:eastAsia="黑体"/>
         <w:b/>
         <w:bCs/>
         <w:i w:val="0"/>
@@ -11650,6 +12178,7 @@
     </w:tblStylePr>
     <w:tblStylePr w:type="lastRow">
       <w:rPr>
+        <w:rFonts w:eastAsia="黑体"/>
         <w:b/>
         <w:bCs/>
         <w:i w:val="0"/>
@@ -11671,6 +12200,7 @@
     </w:tblStylePr>
     <w:tblStylePr w:type="firstCol">
       <w:rPr>
+        <w:rFonts w:eastAsia="黑体"/>
         <w:b/>
         <w:bCs/>
         <w:i w:val="0"/>
@@ -11690,6 +12220,7 @@
     </w:tblStylePr>
     <w:tblStylePr w:type="lastCol">
       <w:rPr>
+        <w:rFonts w:eastAsia="黑体"/>
         <w:b/>
         <w:bCs/>
         <w:i w:val="0"/>
@@ -11747,6 +12278,7 @@
       <w:spacing w:after="0" w:line="240" w:lineRule="auto"/>
     </w:pPr>
     <w:rPr>
+      <w:rFonts w:eastAsia="黑体"/>
       <w:color w:themeColor="background1" w:val="FFFFFF"/>
     </w:rPr>
     <w:tblPr>
@@ -11765,6 +12297,7 @@
     </w:tcPr>
     <w:tblStylePr w:type="firstRow">
       <w:rPr>
+        <w:rFonts w:eastAsia="黑体"/>
         <w:b/>
         <w:bCs/>
       </w:rPr>
@@ -11861,6 +12394,7 @@
       <w:spacing w:after="0" w:line="240" w:lineRule="auto"/>
     </w:pPr>
     <w:rPr>
+      <w:rFonts w:eastAsia="黑体"/>
       <w:color w:themeColor="background1" w:val="FFFFFF"/>
     </w:rPr>
     <w:tblPr>
@@ -11879,6 +12413,7 @@
     </w:tcPr>
     <w:tblStylePr w:type="firstRow">
       <w:rPr>
+        <w:rFonts w:eastAsia="黑体"/>
         <w:b/>
         <w:bCs/>
       </w:rPr>
@@ -11975,6 +12510,7 @@
       <w:spacing w:after="0" w:line="240" w:lineRule="auto"/>
     </w:pPr>
     <w:rPr>
+      <w:rFonts w:eastAsia="黑体"/>
       <w:color w:themeColor="background1" w:val="FFFFFF"/>
     </w:rPr>
     <w:tblPr>
@@ -11993,6 +12529,7 @@
     </w:tcPr>
     <w:tblStylePr w:type="firstRow">
       <w:rPr>
+        <w:rFonts w:eastAsia="黑体"/>
         <w:b/>
         <w:bCs/>
       </w:rPr>
@@ -12089,6 +12626,7 @@
       <w:spacing w:after="0" w:line="240" w:lineRule="auto"/>
     </w:pPr>
     <w:rPr>
+      <w:rFonts w:eastAsia="黑体"/>
       <w:color w:themeColor="background1" w:val="FFFFFF"/>
     </w:rPr>
     <w:tblPr>
@@ -12107,6 +12645,7 @@
     </w:tcPr>
     <w:tblStylePr w:type="firstRow">
       <w:rPr>
+        <w:rFonts w:eastAsia="黑体"/>
         <w:b/>
         <w:bCs/>
       </w:rPr>
@@ -12203,6 +12742,7 @@
       <w:spacing w:after="0" w:line="240" w:lineRule="auto"/>
     </w:pPr>
     <w:rPr>
+      <w:rFonts w:eastAsia="黑体"/>
       <w:color w:themeColor="background1" w:val="FFFFFF"/>
     </w:rPr>
     <w:tblPr>
@@ -12221,6 +12761,7 @@
     </w:tcPr>
     <w:tblStylePr w:type="firstRow">
       <w:rPr>
+        <w:rFonts w:eastAsia="黑体"/>
         <w:b/>
         <w:bCs/>
       </w:rPr>
@@ -12317,6 +12858,7 @@
       <w:spacing w:after="0" w:line="240" w:lineRule="auto"/>
     </w:pPr>
     <w:rPr>
+      <w:rFonts w:eastAsia="黑体"/>
       <w:color w:themeColor="background1" w:val="FFFFFF"/>
     </w:rPr>
     <w:tblPr>
@@ -12335,6 +12877,7 @@
     </w:tcPr>
     <w:tblStylePr w:type="firstRow">
       <w:rPr>
+        <w:rFonts w:eastAsia="黑体"/>
         <w:b/>
         <w:bCs/>
       </w:rPr>
@@ -12431,6 +12974,7 @@
       <w:spacing w:after="0" w:line="240" w:lineRule="auto"/>
     </w:pPr>
     <w:rPr>
+      <w:rFonts w:eastAsia="黑体"/>
       <w:color w:themeColor="background1" w:val="FFFFFF"/>
     </w:rPr>
     <w:tblPr>
@@ -12449,6 +12993,7 @@
     </w:tcPr>
     <w:tblStylePr w:type="firstRow">
       <w:rPr>
+        <w:rFonts w:eastAsia="黑体"/>
         <w:b/>
         <w:bCs/>
       </w:rPr>
@@ -12545,6 +13090,7 @@
       <w:spacing w:after="0" w:line="240" w:lineRule="auto"/>
     </w:pPr>
     <w:rPr>
+      <w:rFonts w:eastAsia="黑体"/>
       <w:color w:themeColor="text1" w:val="000000"/>
     </w:rPr>
     <w:tblPr>
@@ -12571,6 +13117,7 @@
     </w:tcPr>
     <w:tblStylePr w:type="firstRow">
       <w:rPr>
+        <w:rFonts w:eastAsia="黑体"/>
         <w:b/>
         <w:bCs/>
       </w:rPr>
@@ -12589,6 +13136,7 @@
     </w:tblStylePr>
     <w:tblStylePr w:type="lastRow">
       <w:rPr>
+        <w:rFonts w:eastAsia="黑体"/>
         <w:b/>
         <w:bCs/>
         <w:color w:themeColor="background1" w:val="FFFFFF"/>
@@ -12603,6 +13151,7 @@
     </w:tblStylePr>
     <w:tblStylePr w:type="firstCol">
       <w:rPr>
+        <w:rFonts w:eastAsia="黑体"/>
         <w:color w:themeColor="background1" w:val="FFFFFF"/>
       </w:rPr>
       <w:tblPr/>
@@ -12620,6 +13169,7 @@
     </w:tblStylePr>
     <w:tblStylePr w:type="lastCol">
       <w:rPr>
+        <w:rFonts w:eastAsia="黑体"/>
         <w:color w:themeColor="background1" w:val="FFFFFF"/>
       </w:rPr>
       <w:tblPr/>
@@ -12649,11 +13199,13 @@
     </w:tblStylePr>
     <w:tblStylePr w:type="neCell">
       <w:rPr>
+        <w:rFonts w:eastAsia="黑体"/>
         <w:color w:themeColor="text1" w:val="000000"/>
       </w:rPr>
     </w:tblStylePr>
     <w:tblStylePr w:type="nwCell">
       <w:rPr>
+        <w:rFonts w:eastAsia="黑体"/>
         <w:color w:themeColor="text1" w:val="000000"/>
       </w:rPr>
     </w:tblStylePr>
@@ -12667,6 +13219,7 @@
       <w:spacing w:after="0" w:line="240" w:lineRule="auto"/>
     </w:pPr>
     <w:rPr>
+      <w:rFonts w:eastAsia="黑体"/>
       <w:color w:themeColor="text1" w:val="000000"/>
     </w:rPr>
     <w:tblPr>
@@ -12693,6 +13246,7 @@
     </w:tcPr>
     <w:tblStylePr w:type="firstRow">
       <w:rPr>
+        <w:rFonts w:eastAsia="黑体"/>
         <w:b/>
         <w:bCs/>
       </w:rPr>
@@ -12711,6 +13265,7 @@
     </w:tblStylePr>
     <w:tblStylePr w:type="lastRow">
       <w:rPr>
+        <w:rFonts w:eastAsia="黑体"/>
         <w:b/>
         <w:bCs/>
         <w:color w:themeColor="background1" w:val="FFFFFF"/>
@@ -12725,6 +13280,7 @@
     </w:tblStylePr>
     <w:tblStylePr w:type="firstCol">
       <w:rPr>
+        <w:rFonts w:eastAsia="黑体"/>
         <w:color w:themeColor="background1" w:val="FFFFFF"/>
       </w:rPr>
       <w:tblPr/>
@@ -12742,6 +13298,7 @@
     </w:tblStylePr>
     <w:tblStylePr w:type="lastCol">
       <w:rPr>
+        <w:rFonts w:eastAsia="黑体"/>
         <w:color w:themeColor="background1" w:val="FFFFFF"/>
       </w:rPr>
       <w:tblPr/>
@@ -12771,11 +13328,13 @@
     </w:tblStylePr>
     <w:tblStylePr w:type="neCell">
       <w:rPr>
+        <w:rFonts w:eastAsia="黑体"/>
         <w:color w:themeColor="text1" w:val="000000"/>
       </w:rPr>
     </w:tblStylePr>
     <w:tblStylePr w:type="nwCell">
       <w:rPr>
+        <w:rFonts w:eastAsia="黑体"/>
         <w:color w:themeColor="text1" w:val="000000"/>
       </w:rPr>
     </w:tblStylePr>
@@ -12789,6 +13348,7 @@
       <w:spacing w:after="0" w:line="240" w:lineRule="auto"/>
     </w:pPr>
     <w:rPr>
+      <w:rFonts w:eastAsia="黑体"/>
       <w:color w:themeColor="text1" w:val="000000"/>
     </w:rPr>
     <w:tblPr>
@@ -12815,6 +13375,7 @@
     </w:tcPr>
     <w:tblStylePr w:type="firstRow">
       <w:rPr>
+        <w:rFonts w:eastAsia="黑体"/>
         <w:b/>
         <w:bCs/>
       </w:rPr>
@@ -12833,6 +13394,7 @@
     </w:tblStylePr>
     <w:tblStylePr w:type="lastRow">
       <w:rPr>
+        <w:rFonts w:eastAsia="黑体"/>
         <w:b/>
         <w:bCs/>
         <w:color w:themeColor="background1" w:val="FFFFFF"/>
@@ -12847,6 +13409,7 @@
     </w:tblStylePr>
     <w:tblStylePr w:type="firstCol">
       <w:rPr>
+        <w:rFonts w:eastAsia="黑体"/>
         <w:color w:themeColor="background1" w:val="FFFFFF"/>
       </w:rPr>
       <w:tblPr/>
@@ -12864,6 +13427,7 @@
     </w:tblStylePr>
     <w:tblStylePr w:type="lastCol">
       <w:rPr>
+        <w:rFonts w:eastAsia="黑体"/>
         <w:color w:themeColor="background1" w:val="FFFFFF"/>
       </w:rPr>
       <w:tblPr/>
@@ -12893,11 +13457,13 @@
     </w:tblStylePr>
     <w:tblStylePr w:type="neCell">
       <w:rPr>
+        <w:rFonts w:eastAsia="黑体"/>
         <w:color w:themeColor="text1" w:val="000000"/>
       </w:rPr>
     </w:tblStylePr>
     <w:tblStylePr w:type="nwCell">
       <w:rPr>
+        <w:rFonts w:eastAsia="黑体"/>
         <w:color w:themeColor="text1" w:val="000000"/>
       </w:rPr>
     </w:tblStylePr>
@@ -12911,6 +13477,7 @@
       <w:spacing w:after="0" w:line="240" w:lineRule="auto"/>
     </w:pPr>
     <w:rPr>
+      <w:rFonts w:eastAsia="黑体"/>
       <w:color w:themeColor="text1" w:val="000000"/>
     </w:rPr>
     <w:tblPr>
@@ -12937,6 +13504,7 @@
     </w:tcPr>
     <w:tblStylePr w:type="firstRow">
       <w:rPr>
+        <w:rFonts w:eastAsia="黑体"/>
         <w:b/>
         <w:bCs/>
       </w:rPr>
@@ -12955,6 +13523,7 @@
     </w:tblStylePr>
     <w:tblStylePr w:type="lastRow">
       <w:rPr>
+        <w:rFonts w:eastAsia="黑体"/>
         <w:b/>
         <w:bCs/>
         <w:color w:themeColor="background1" w:val="FFFFFF"/>
@@ -12969,6 +13538,7 @@
     </w:tblStylePr>
     <w:tblStylePr w:type="firstCol">
       <w:rPr>
+        <w:rFonts w:eastAsia="黑体"/>
         <w:color w:themeColor="background1" w:val="FFFFFF"/>
       </w:rPr>
       <w:tblPr/>
@@ -12986,6 +13556,7 @@
     </w:tblStylePr>
     <w:tblStylePr w:type="lastCol">
       <w:rPr>
+        <w:rFonts w:eastAsia="黑体"/>
         <w:color w:themeColor="background1" w:val="FFFFFF"/>
       </w:rPr>
       <w:tblPr/>
@@ -13023,6 +13594,7 @@
       <w:spacing w:after="0" w:line="240" w:lineRule="auto"/>
     </w:pPr>
     <w:rPr>
+      <w:rFonts w:eastAsia="黑体"/>
       <w:color w:themeColor="text1" w:val="000000"/>
     </w:rPr>
     <w:tblPr>
@@ -13049,6 +13621,7 @@
     </w:tcPr>
     <w:tblStylePr w:type="firstRow">
       <w:rPr>
+        <w:rFonts w:eastAsia="黑体"/>
         <w:b/>
         <w:bCs/>
       </w:rPr>
@@ -13067,6 +13640,7 @@
     </w:tblStylePr>
     <w:tblStylePr w:type="lastRow">
       <w:rPr>
+        <w:rFonts w:eastAsia="黑体"/>
         <w:b/>
         <w:bCs/>
         <w:color w:themeColor="background1" w:val="FFFFFF"/>
@@ -13081,6 +13655,7 @@
     </w:tblStylePr>
     <w:tblStylePr w:type="firstCol">
       <w:rPr>
+        <w:rFonts w:eastAsia="黑体"/>
         <w:color w:themeColor="background1" w:val="FFFFFF"/>
       </w:rPr>
       <w:tblPr/>
@@ -13098,6 +13673,7 @@
     </w:tblStylePr>
     <w:tblStylePr w:type="lastCol">
       <w:rPr>
+        <w:rFonts w:eastAsia="黑体"/>
         <w:color w:themeColor="background1" w:val="FFFFFF"/>
       </w:rPr>
       <w:tblPr/>
@@ -13127,11 +13703,13 @@
     </w:tblStylePr>
     <w:tblStylePr w:type="neCell">
       <w:rPr>
+        <w:rFonts w:eastAsia="黑体"/>
         <w:color w:themeColor="text1" w:val="000000"/>
       </w:rPr>
     </w:tblStylePr>
     <w:tblStylePr w:type="nwCell">
       <w:rPr>
+        <w:rFonts w:eastAsia="黑体"/>
         <w:color w:themeColor="text1" w:val="000000"/>
       </w:rPr>
     </w:tblStylePr>
@@ -13145,6 +13723,7 @@
       <w:spacing w:after="0" w:line="240" w:lineRule="auto"/>
     </w:pPr>
     <w:rPr>
+      <w:rFonts w:eastAsia="黑体"/>
       <w:color w:themeColor="text1" w:val="000000"/>
     </w:rPr>
     <w:tblPr>
@@ -13171,6 +13750,7 @@
     </w:tcPr>
     <w:tblStylePr w:type="firstRow">
       <w:rPr>
+        <w:rFonts w:eastAsia="黑体"/>
         <w:b/>
         <w:bCs/>
       </w:rPr>
@@ -13189,6 +13769,7 @@
     </w:tblStylePr>
     <w:tblStylePr w:type="lastRow">
       <w:rPr>
+        <w:rFonts w:eastAsia="黑体"/>
         <w:b/>
         <w:bCs/>
         <w:color w:themeColor="background1" w:val="FFFFFF"/>
@@ -13203,6 +13784,7 @@
     </w:tblStylePr>
     <w:tblStylePr w:type="firstCol">
       <w:rPr>
+        <w:rFonts w:eastAsia="黑体"/>
         <w:color w:themeColor="background1" w:val="FFFFFF"/>
       </w:rPr>
       <w:tblPr/>
@@ -13220,6 +13802,7 @@
     </w:tblStylePr>
     <w:tblStylePr w:type="lastCol">
       <w:rPr>
+        <w:rFonts w:eastAsia="黑体"/>
         <w:color w:themeColor="background1" w:val="FFFFFF"/>
       </w:rPr>
       <w:tblPr/>
@@ -13249,11 +13832,13 @@
     </w:tblStylePr>
     <w:tblStylePr w:type="neCell">
       <w:rPr>
+        <w:rFonts w:eastAsia="黑体"/>
         <w:color w:themeColor="text1" w:val="000000"/>
       </w:rPr>
     </w:tblStylePr>
     <w:tblStylePr w:type="nwCell">
       <w:rPr>
+        <w:rFonts w:eastAsia="黑体"/>
         <w:color w:themeColor="text1" w:val="000000"/>
       </w:rPr>
     </w:tblStylePr>
@@ -13267,6 +13852,7 @@
       <w:spacing w:after="0" w:line="240" w:lineRule="auto"/>
     </w:pPr>
     <w:rPr>
+      <w:rFonts w:eastAsia="黑体"/>
       <w:color w:themeColor="text1" w:val="000000"/>
     </w:rPr>
     <w:tblPr>
@@ -13293,6 +13879,7 @@
     </w:tcPr>
     <w:tblStylePr w:type="firstRow">
       <w:rPr>
+        <w:rFonts w:eastAsia="黑体"/>
         <w:b/>
         <w:bCs/>
       </w:rPr>
@@ -13311,6 +13898,7 @@
     </w:tblStylePr>
     <w:tblStylePr w:type="lastRow">
       <w:rPr>
+        <w:rFonts w:eastAsia="黑体"/>
         <w:b/>
         <w:bCs/>
         <w:color w:themeColor="background1" w:val="FFFFFF"/>
@@ -13325,6 +13913,7 @@
     </w:tblStylePr>
     <w:tblStylePr w:type="firstCol">
       <w:rPr>
+        <w:rFonts w:eastAsia="黑体"/>
         <w:color w:themeColor="background1" w:val="FFFFFF"/>
       </w:rPr>
       <w:tblPr/>
@@ -13342,6 +13931,7 @@
     </w:tblStylePr>
     <w:tblStylePr w:type="lastCol">
       <w:rPr>
+        <w:rFonts w:eastAsia="黑体"/>
         <w:color w:themeColor="background1" w:val="FFFFFF"/>
       </w:rPr>
       <w:tblPr/>
@@ -13371,11 +13961,13 @@
     </w:tblStylePr>
     <w:tblStylePr w:type="neCell">
       <w:rPr>
+        <w:rFonts w:eastAsia="黑体"/>
         <w:color w:themeColor="text1" w:val="000000"/>
       </w:rPr>
     </w:tblStylePr>
     <w:tblStylePr w:type="nwCell">
       <w:rPr>
+        <w:rFonts w:eastAsia="黑体"/>
         <w:color w:themeColor="text1" w:val="000000"/>
       </w:rPr>
     </w:tblStylePr>
@@ -13389,6 +13981,7 @@
       <w:spacing w:after="0" w:line="240" w:lineRule="auto"/>
     </w:pPr>
     <w:rPr>
+      <w:rFonts w:eastAsia="黑体"/>
       <w:color w:themeColor="text1" w:val="000000"/>
     </w:rPr>
     <w:tblPr>
@@ -13407,6 +14000,7 @@
     </w:tcPr>
     <w:tblStylePr w:type="firstRow">
       <w:rPr>
+        <w:rFonts w:eastAsia="黑体"/>
         <w:b/>
         <w:bCs/>
         <w:color w:themeColor="background1" w:val="FFFFFF"/>
@@ -13421,6 +14015,7 @@
     </w:tblStylePr>
     <w:tblStylePr w:type="lastRow">
       <w:rPr>
+        <w:rFonts w:eastAsia="黑体"/>
         <w:b/>
         <w:bCs/>
         <w:color w:themeColor="accent2" w:themeShade="CC" w:val="9E3A38"/>
@@ -13435,12 +14030,14 @@
     </w:tblStylePr>
     <w:tblStylePr w:type="firstCol">
       <w:rPr>
+        <w:rFonts w:eastAsia="黑体"/>
         <w:b/>
         <w:bCs/>
       </w:rPr>
     </w:tblStylePr>
     <w:tblStylePr w:type="lastCol">
       <w:rPr>
+        <w:rFonts w:eastAsia="黑体"/>
         <w:b/>
         <w:bCs/>
       </w:rPr>
@@ -13475,6 +14072,7 @@
       <w:spacing w:after="0" w:line="240" w:lineRule="auto"/>
     </w:pPr>
     <w:rPr>
+      <w:rFonts w:eastAsia="黑体"/>
       <w:color w:themeColor="text1" w:val="000000"/>
     </w:rPr>
     <w:tblPr>
@@ -13493,6 +14091,7 @@
     </w:tcPr>
     <w:tblStylePr w:type="firstRow">
       <w:rPr>
+        <w:rFonts w:eastAsia="黑体"/>
         <w:b/>
         <w:bCs/>
         <w:color w:themeColor="background1" w:val="FFFFFF"/>
@@ -13507,6 +14106,7 @@
     </w:tblStylePr>
     <w:tblStylePr w:type="lastRow">
       <w:rPr>
+        <w:rFonts w:eastAsia="黑体"/>
         <w:b/>
         <w:bCs/>
         <w:color w:themeColor="accent2" w:themeShade="CC" w:val="9E3A38"/>
@@ -13521,12 +14121,14 @@
     </w:tblStylePr>
     <w:tblStylePr w:type="firstCol">
       <w:rPr>
+        <w:rFonts w:eastAsia="黑体"/>
         <w:b/>
         <w:bCs/>
       </w:rPr>
     </w:tblStylePr>
     <w:tblStylePr w:type="lastCol">
       <w:rPr>
+        <w:rFonts w:eastAsia="黑体"/>
         <w:b/>
         <w:bCs/>
       </w:rPr>
@@ -13561,6 +14163,7 @@
       <w:spacing w:after="0" w:line="240" w:lineRule="auto"/>
     </w:pPr>
     <w:rPr>
+      <w:rFonts w:eastAsia="黑体"/>
       <w:color w:themeColor="text1" w:val="000000"/>
     </w:rPr>
     <w:tblPr>
@@ -13579,6 +14182,7 @@
     </w:tcPr>
     <w:tblStylePr w:type="firstRow">
       <w:rPr>
+        <w:rFonts w:eastAsia="黑体"/>
         <w:b/>
         <w:bCs/>
         <w:color w:themeColor="background1" w:val="FFFFFF"/>
@@ -13593,6 +14197,7 @@
     </w:tblStylePr>
     <w:tblStylePr w:type="lastRow">
       <w:rPr>
+        <w:rFonts w:eastAsia="黑体"/>
         <w:b/>
         <w:bCs/>
         <w:color w:themeColor="accent2" w:themeShade="CC" w:val="9E3A38"/>
@@ -13607,12 +14212,14 @@
     </w:tblStylePr>
     <w:tblStylePr w:type="firstCol">
       <w:rPr>
+        <w:rFonts w:eastAsia="黑体"/>
         <w:b/>
         <w:bCs/>
       </w:rPr>
     </w:tblStylePr>
     <w:tblStylePr w:type="lastCol">
       <w:rPr>
+        <w:rFonts w:eastAsia="黑体"/>
         <w:b/>
         <w:bCs/>
       </w:rPr>
@@ -13647,6 +14254,7 @@
       <w:spacing w:after="0" w:line="240" w:lineRule="auto"/>
     </w:pPr>
     <w:rPr>
+      <w:rFonts w:eastAsia="黑体"/>
       <w:color w:themeColor="text1" w:val="000000"/>
     </w:rPr>
     <w:tblPr>
@@ -13665,6 +14273,7 @@
     </w:tcPr>
     <w:tblStylePr w:type="firstRow">
       <w:rPr>
+        <w:rFonts w:eastAsia="黑体"/>
         <w:b/>
         <w:bCs/>
         <w:color w:themeColor="background1" w:val="FFFFFF"/>
@@ -13679,6 +14288,7 @@
     </w:tblStylePr>
     <w:tblStylePr w:type="lastRow">
       <w:rPr>
+        <w:rFonts w:eastAsia="黑体"/>
         <w:b/>
         <w:bCs/>
         <w:color w:themeColor="accent4" w:themeShade="CC" w:val="664E82"/>
@@ -13693,12 +14303,14 @@
     </w:tblStylePr>
     <w:tblStylePr w:type="firstCol">
       <w:rPr>
+        <w:rFonts w:eastAsia="黑体"/>
         <w:b/>
         <w:bCs/>
       </w:rPr>
     </w:tblStylePr>
     <w:tblStylePr w:type="lastCol">
       <w:rPr>
+        <w:rFonts w:eastAsia="黑体"/>
         <w:b/>
         <w:bCs/>
       </w:rPr>
@@ -13733,6 +14345,7 @@
       <w:spacing w:after="0" w:line="240" w:lineRule="auto"/>
     </w:pPr>
     <w:rPr>
+      <w:rFonts w:eastAsia="黑体"/>
       <w:color w:themeColor="text1" w:val="000000"/>
     </w:rPr>
     <w:tblPr>
@@ -13751,6 +14364,7 @@
     </w:tcPr>
     <w:tblStylePr w:type="firstRow">
       <w:rPr>
+        <w:rFonts w:eastAsia="黑体"/>
         <w:b/>
         <w:bCs/>
         <w:color w:themeColor="background1" w:val="FFFFFF"/>
@@ -13765,6 +14379,7 @@
     </w:tblStylePr>
     <w:tblStylePr w:type="lastRow">
       <w:rPr>
+        <w:rFonts w:eastAsia="黑体"/>
         <w:b/>
         <w:bCs/>
         <w:color w:themeColor="accent3" w:themeShade="CC" w:val="7E9C40"/>
@@ -13779,12 +14394,14 @@
     </w:tblStylePr>
     <w:tblStylePr w:type="firstCol">
       <w:rPr>
+        <w:rFonts w:eastAsia="黑体"/>
         <w:b/>
         <w:bCs/>
       </w:rPr>
     </w:tblStylePr>
     <w:tblStylePr w:type="lastCol">
       <w:rPr>
+        <w:rFonts w:eastAsia="黑体"/>
         <w:b/>
         <w:bCs/>
       </w:rPr>
@@ -13819,6 +14436,7 @@
       <w:spacing w:after="0" w:line="240" w:lineRule="auto"/>
     </w:pPr>
     <w:rPr>
+      <w:rFonts w:eastAsia="黑体"/>
       <w:color w:themeColor="text1" w:val="000000"/>
     </w:rPr>
     <w:tblPr>
@@ -13837,6 +14455,7 @@
     </w:tcPr>
     <w:tblStylePr w:type="firstRow">
       <w:rPr>
+        <w:rFonts w:eastAsia="黑体"/>
         <w:b/>
         <w:bCs/>
         <w:color w:themeColor="background1" w:val="FFFFFF"/>
@@ -13851,6 +14470,7 @@
     </w:tblStylePr>
     <w:tblStylePr w:type="lastRow">
       <w:rPr>
+        <w:rFonts w:eastAsia="黑体"/>
         <w:b/>
         <w:bCs/>
         <w:color w:themeColor="accent6" w:themeShade="CC" w:val="F2730A"/>
@@ -13865,12 +14485,14 @@
     </w:tblStylePr>
     <w:tblStylePr w:type="firstCol">
       <w:rPr>
+        <w:rFonts w:eastAsia="黑体"/>
         <w:b/>
         <w:bCs/>
       </w:rPr>
     </w:tblStylePr>
     <w:tblStylePr w:type="lastCol">
       <w:rPr>
+        <w:rFonts w:eastAsia="黑体"/>
         <w:b/>
         <w:bCs/>
       </w:rPr>
@@ -13905,6 +14527,7 @@
       <w:spacing w:after="0" w:line="240" w:lineRule="auto"/>
     </w:pPr>
     <w:rPr>
+      <w:rFonts w:eastAsia="黑体"/>
       <w:color w:themeColor="text1" w:val="000000"/>
     </w:rPr>
     <w:tblPr>
@@ -13923,6 +14546,7 @@
     </w:tcPr>
     <w:tblStylePr w:type="firstRow">
       <w:rPr>
+        <w:rFonts w:eastAsia="黑体"/>
         <w:b/>
         <w:bCs/>
         <w:color w:themeColor="background1" w:val="FFFFFF"/>
@@ -13937,6 +14561,7 @@
     </w:tblStylePr>
     <w:tblStylePr w:type="lastRow">
       <w:rPr>
+        <w:rFonts w:eastAsia="黑体"/>
         <w:b/>
         <w:bCs/>
         <w:color w:themeColor="accent5" w:themeShade="CC" w:val="348DA5"/>
@@ -13951,12 +14576,14 @@
     </w:tblStylePr>
     <w:tblStylePr w:type="firstCol">
       <w:rPr>
+        <w:rFonts w:eastAsia="黑体"/>
         <w:b/>
         <w:bCs/>
       </w:rPr>
     </w:tblStylePr>
     <w:tblStylePr w:type="lastCol">
       <w:rPr>
+        <w:rFonts w:eastAsia="黑体"/>
         <w:b/>
         <w:bCs/>
       </w:rPr>
@@ -13991,6 +14618,7 @@
       <w:spacing w:after="0" w:line="240" w:lineRule="auto"/>
     </w:pPr>
     <w:rPr>
+      <w:rFonts w:eastAsia="黑体"/>
       <w:color w:themeColor="text1" w:val="000000"/>
     </w:rPr>
     <w:tblPr>
@@ -14012,6 +14640,7 @@
     </w:tcPr>
     <w:tblStylePr w:type="firstRow">
       <w:rPr>
+        <w:rFonts w:eastAsia="黑体"/>
         <w:b/>
         <w:bCs/>
       </w:rPr>
@@ -14022,6 +14651,7 @@
     </w:tblStylePr>
     <w:tblStylePr w:type="lastRow">
       <w:rPr>
+        <w:rFonts w:eastAsia="黑体"/>
         <w:b/>
         <w:bCs/>
         <w:color w:themeColor="text1" w:val="000000"/>
@@ -14033,6 +14663,7 @@
     </w:tblStylePr>
     <w:tblStylePr w:type="firstCol">
       <w:rPr>
+        <w:rFonts w:eastAsia="黑体"/>
         <w:color w:themeColor="background1" w:val="FFFFFF"/>
       </w:rPr>
       <w:tblPr/>
@@ -14042,6 +14673,7 @@
     </w:tblStylePr>
     <w:tblStylePr w:type="lastCol">
       <w:rPr>
+        <w:rFonts w:eastAsia="黑体"/>
         <w:color w:themeColor="background1" w:val="FFFFFF"/>
       </w:rPr>
       <w:tblPr/>
@@ -14071,6 +14703,7 @@
       <w:spacing w:after="0" w:line="240" w:lineRule="auto"/>
     </w:pPr>
     <w:rPr>
+      <w:rFonts w:eastAsia="黑体"/>
       <w:color w:themeColor="text1" w:val="000000"/>
     </w:rPr>
     <w:tblPr>
@@ -14092,6 +14725,7 @@
     </w:tcPr>
     <w:tblStylePr w:type="firstRow">
       <w:rPr>
+        <w:rFonts w:eastAsia="黑体"/>
         <w:b/>
         <w:bCs/>
       </w:rPr>
@@ -14102,6 +14736,7 @@
     </w:tblStylePr>
     <w:tblStylePr w:type="lastRow">
       <w:rPr>
+        <w:rFonts w:eastAsia="黑体"/>
         <w:b/>
         <w:bCs/>
         <w:color w:themeColor="text1" w:val="000000"/>
@@ -14113,6 +14748,7 @@
     </w:tblStylePr>
     <w:tblStylePr w:type="firstCol">
       <w:rPr>
+        <w:rFonts w:eastAsia="黑体"/>
         <w:color w:themeColor="background1" w:val="FFFFFF"/>
       </w:rPr>
       <w:tblPr/>
@@ -14122,6 +14758,7 @@
     </w:tblStylePr>
     <w:tblStylePr w:type="lastCol">
       <w:rPr>
+        <w:rFonts w:eastAsia="黑体"/>
         <w:color w:themeColor="background1" w:val="FFFFFF"/>
       </w:rPr>
       <w:tblPr/>
@@ -14151,6 +14788,7 @@
       <w:spacing w:after="0" w:line="240" w:lineRule="auto"/>
     </w:pPr>
     <w:rPr>
+      <w:rFonts w:eastAsia="黑体"/>
       <w:color w:themeColor="text1" w:val="000000"/>
     </w:rPr>
     <w:tblPr>
@@ -14172,6 +14810,7 @@
     </w:tcPr>
     <w:tblStylePr w:type="firstRow">
       <w:rPr>
+        <w:rFonts w:eastAsia="黑体"/>
         <w:b/>
         <w:bCs/>
       </w:rPr>
@@ -14182,6 +14821,7 @@
     </w:tblStylePr>
     <w:tblStylePr w:type="lastRow">
       <w:rPr>
+        <w:rFonts w:eastAsia="黑体"/>
         <w:b/>
         <w:bCs/>
         <w:color w:themeColor="text1" w:val="000000"/>
@@ -14193,6 +14833,7 @@
     </w:tblStylePr>
     <w:tblStylePr w:type="firstCol">
       <w:rPr>
+        <w:rFonts w:eastAsia="黑体"/>
         <w:color w:themeColor="background1" w:val="FFFFFF"/>
       </w:rPr>
       <w:tblPr/>
@@ -14202,6 +14843,7 @@
     </w:tblStylePr>
     <w:tblStylePr w:type="lastCol">
       <w:rPr>
+        <w:rFonts w:eastAsia="黑体"/>
         <w:color w:themeColor="background1" w:val="FFFFFF"/>
       </w:rPr>
       <w:tblPr/>
@@ -14231,6 +14873,7 @@
       <w:spacing w:after="0" w:line="240" w:lineRule="auto"/>
     </w:pPr>
     <w:rPr>
+      <w:rFonts w:eastAsia="黑体"/>
       <w:color w:themeColor="text1" w:val="000000"/>
     </w:rPr>
     <w:tblPr>
@@ -14252,6 +14895,7 @@
     </w:tcPr>
     <w:tblStylePr w:type="firstRow">
       <w:rPr>
+        <w:rFonts w:eastAsia="黑体"/>
         <w:b/>
         <w:bCs/>
       </w:rPr>
@@ -14262,6 +14906,7 @@
     </w:tblStylePr>
     <w:tblStylePr w:type="lastRow">
       <w:rPr>
+        <w:rFonts w:eastAsia="黑体"/>
         <w:b/>
         <w:bCs/>
         <w:color w:themeColor="text1" w:val="000000"/>
@@ -14273,6 +14918,7 @@
     </w:tblStylePr>
     <w:tblStylePr w:type="firstCol">
       <w:rPr>
+        <w:rFonts w:eastAsia="黑体"/>
         <w:color w:themeColor="background1" w:val="FFFFFF"/>
       </w:rPr>
       <w:tblPr/>
@@ -14282,6 +14928,7 @@
     </w:tblStylePr>
     <w:tblStylePr w:type="lastCol">
       <w:rPr>
+        <w:rFonts w:eastAsia="黑体"/>
         <w:color w:themeColor="background1" w:val="FFFFFF"/>
       </w:rPr>
       <w:tblPr/>
@@ -14311,6 +14958,7 @@
       <w:spacing w:after="0" w:line="240" w:lineRule="auto"/>
     </w:pPr>
     <w:rPr>
+      <w:rFonts w:eastAsia="黑体"/>
       <w:color w:themeColor="text1" w:val="000000"/>
     </w:rPr>
     <w:tblPr>
@@ -14332,6 +14980,7 @@
     </w:tcPr>
     <w:tblStylePr w:type="firstRow">
       <w:rPr>
+        <w:rFonts w:eastAsia="黑体"/>
         <w:b/>
         <w:bCs/>
       </w:rPr>
@@ -14342,6 +14991,7 @@
     </w:tblStylePr>
     <w:tblStylePr w:type="lastRow">
       <w:rPr>
+        <w:rFonts w:eastAsia="黑体"/>
         <w:b/>
         <w:bCs/>
         <w:color w:themeColor="text1" w:val="000000"/>
@@ -14353,6 +15003,7 @@
     </w:tblStylePr>
     <w:tblStylePr w:type="firstCol">
       <w:rPr>
+        <w:rFonts w:eastAsia="黑体"/>
         <w:color w:themeColor="background1" w:val="FFFFFF"/>
       </w:rPr>
       <w:tblPr/>
@@ -14362,6 +15013,7 @@
     </w:tblStylePr>
     <w:tblStylePr w:type="lastCol">
       <w:rPr>
+        <w:rFonts w:eastAsia="黑体"/>
         <w:color w:themeColor="background1" w:val="FFFFFF"/>
       </w:rPr>
       <w:tblPr/>
@@ -14391,6 +15043,7 @@
       <w:spacing w:after="0" w:line="240" w:lineRule="auto"/>
     </w:pPr>
     <w:rPr>
+      <w:rFonts w:eastAsia="黑体"/>
       <w:color w:themeColor="text1" w:val="000000"/>
     </w:rPr>
     <w:tblPr>
@@ -14412,6 +15065,7 @@
     </w:tcPr>
     <w:tblStylePr w:type="firstRow">
       <w:rPr>
+        <w:rFonts w:eastAsia="黑体"/>
         <w:b/>
         <w:bCs/>
       </w:rPr>
@@ -14422,6 +15076,7 @@
     </w:tblStylePr>
     <w:tblStylePr w:type="lastRow">
       <w:rPr>
+        <w:rFonts w:eastAsia="黑体"/>
         <w:b/>
         <w:bCs/>
         <w:color w:themeColor="text1" w:val="000000"/>
@@ -14433,6 +15088,7 @@
     </w:tblStylePr>
     <w:tblStylePr w:type="firstCol">
       <w:rPr>
+        <w:rFonts w:eastAsia="黑体"/>
         <w:color w:themeColor="background1" w:val="FFFFFF"/>
       </w:rPr>
       <w:tblPr/>
@@ -14442,6 +15098,7 @@
     </w:tblStylePr>
     <w:tblStylePr w:type="lastCol">
       <w:rPr>
+        <w:rFonts w:eastAsia="黑体"/>
         <w:color w:themeColor="background1" w:val="FFFFFF"/>
       </w:rPr>
       <w:tblPr/>
@@ -14471,6 +15128,7 @@
       <w:spacing w:after="0" w:line="240" w:lineRule="auto"/>
     </w:pPr>
     <w:rPr>
+      <w:rFonts w:eastAsia="黑体"/>
       <w:color w:themeColor="text1" w:val="000000"/>
     </w:rPr>
     <w:tblPr>
@@ -14492,6 +15150,7 @@
     </w:tcPr>
     <w:tblStylePr w:type="firstRow">
       <w:rPr>
+        <w:rFonts w:eastAsia="黑体"/>
         <w:b/>
         <w:bCs/>
       </w:rPr>
@@ -14502,6 +15161,7 @@
     </w:tblStylePr>
     <w:tblStylePr w:type="lastRow">
       <w:rPr>
+        <w:rFonts w:eastAsia="黑体"/>
         <w:b/>
         <w:bCs/>
         <w:color w:themeColor="text1" w:val="000000"/>
@@ -14513,6 +15173,7 @@
     </w:tblStylePr>
     <w:tblStylePr w:type="firstCol">
       <w:rPr>
+        <w:rFonts w:eastAsia="黑体"/>
         <w:color w:themeColor="background1" w:val="FFFFFF"/>
       </w:rPr>
       <w:tblPr/>
@@ -14522,6 +15183,7 @@
     </w:tblStylePr>
     <w:tblStylePr w:type="lastCol">
       <w:rPr>
+        <w:rFonts w:eastAsia="黑体"/>
         <w:color w:themeColor="background1" w:val="FFFFFF"/>
       </w:rPr>
       <w:tblPr/>
@@ -14554,6 +15216,7 @@
     <w:name w:val="KeywordTok"/>
     <w:basedOn w:val="VerbatimChar"/>
     <w:rPr>
+      <w:rFonts w:eastAsia="黑体"/>
       <w:b/>
       <w:color w:val="007020"/>
     </w:rPr>
@@ -14562,6 +15225,7 @@
     <w:name w:val="DataTypeTok"/>
     <w:basedOn w:val="VerbatimChar"/>
     <w:rPr>
+      <w:rFonts w:eastAsia="黑体"/>
       <w:color w:val="902000"/>
     </w:rPr>
   </w:style>
@@ -14569,6 +15233,7 @@
     <w:name w:val="DecValTok"/>
     <w:basedOn w:val="VerbatimChar"/>
     <w:rPr>
+      <w:rFonts w:eastAsia="黑体"/>
       <w:color w:val="40a070"/>
     </w:rPr>
   </w:style>
@@ -14576,6 +15241,7 @@
     <w:name w:val="BaseNTok"/>
     <w:basedOn w:val="VerbatimChar"/>
     <w:rPr>
+      <w:rFonts w:eastAsia="黑体"/>
       <w:color w:val="40a070"/>
     </w:rPr>
   </w:style>
@@ -14583,6 +15249,7 @@
     <w:name w:val="FloatTok"/>
     <w:basedOn w:val="VerbatimChar"/>
     <w:rPr>
+      <w:rFonts w:eastAsia="黑体"/>
       <w:color w:val="40a070"/>
     </w:rPr>
   </w:style>
@@ -14590,6 +15257,7 @@
     <w:name w:val="ConstantTok"/>
     <w:basedOn w:val="VerbatimChar"/>
     <w:rPr>
+      <w:rFonts w:eastAsia="黑体"/>
       <w:color w:val="880000"/>
     </w:rPr>
   </w:style>
@@ -14597,6 +15265,7 @@
     <w:name w:val="CharTok"/>
     <w:basedOn w:val="VerbatimChar"/>
     <w:rPr>
+      <w:rFonts w:eastAsia="黑体"/>
       <w:color w:val="4070a0"/>
     </w:rPr>
   </w:style>
@@ -14604,6 +15273,7 @@
     <w:name w:val="SpecialCharTok"/>
     <w:basedOn w:val="VerbatimChar"/>
     <w:rPr>
+      <w:rFonts w:eastAsia="黑体"/>
       <w:color w:val="4070a0"/>
     </w:rPr>
   </w:style>
@@ -14611,6 +15281,7 @@
     <w:name w:val="StringTok"/>
     <w:basedOn w:val="VerbatimChar"/>
     <w:rPr>
+      <w:rFonts w:eastAsia="黑体"/>
       <w:color w:val="4070a0"/>
     </w:rPr>
   </w:style>
@@ -14618,6 +15289,7 @@
     <w:name w:val="VerbatimStringTok"/>
     <w:basedOn w:val="VerbatimChar"/>
     <w:rPr>
+      <w:rFonts w:eastAsia="黑体"/>
       <w:color w:val="4070a0"/>
     </w:rPr>
   </w:style>
@@ -14625,6 +15297,7 @@
     <w:name w:val="SpecialStringTok"/>
     <w:basedOn w:val="VerbatimChar"/>
     <w:rPr>
+      <w:rFonts w:eastAsia="黑体"/>
       <w:color w:val="bb6688"/>
     </w:rPr>
   </w:style>
@@ -14632,6 +15305,7 @@
     <w:name w:val="ImportTok"/>
     <w:basedOn w:val="VerbatimChar"/>
     <w:rPr>
+      <w:rFonts w:eastAsia="黑体"/>
       <w:b/>
       <w:color w:val="008000"/>
     </w:rPr>
@@ -14640,6 +15314,7 @@
     <w:name w:val="CommentTok"/>
     <w:basedOn w:val="VerbatimChar"/>
     <w:rPr>
+      <w:rFonts w:eastAsia="黑体"/>
       <w:i/>
       <w:color w:val="60a0b0"/>
     </w:rPr>
@@ -14648,6 +15323,7 @@
     <w:name w:val="DocumentationTok"/>
     <w:basedOn w:val="VerbatimChar"/>
     <w:rPr>
+      <w:rFonts w:eastAsia="黑体"/>
       <w:i/>
       <w:color w:val="ba2121"/>
     </w:rPr>
@@ -14656,6 +15332,7 @@
     <w:name w:val="AnnotationTok"/>
     <w:basedOn w:val="VerbatimChar"/>
     <w:rPr>
+      <w:rFonts w:eastAsia="黑体"/>
       <w:b/>
       <w:i/>
       <w:color w:val="60a0b0"/>
@@ -14665,6 +15342,7 @@
     <w:name w:val="CommentVarTok"/>
     <w:basedOn w:val="VerbatimChar"/>
     <w:rPr>
+      <w:rFonts w:eastAsia="黑体"/>
       <w:b/>
       <w:i/>
       <w:color w:val="60a0b0"/>
@@ -14674,6 +15352,7 @@
     <w:name w:val="OtherTok"/>
     <w:basedOn w:val="VerbatimChar"/>
     <w:rPr>
+      <w:rFonts w:eastAsia="黑体"/>
       <w:color w:val="007020"/>
     </w:rPr>
   </w:style>
@@ -14681,6 +15360,7 @@
     <w:name w:val="FunctionTok"/>
     <w:basedOn w:val="VerbatimChar"/>
     <w:rPr>
+      <w:rFonts w:eastAsia="黑体"/>
       <w:color w:val="06287e"/>
     </w:rPr>
   </w:style>
@@ -14688,6 +15368,7 @@
     <w:name w:val="VariableTok"/>
     <w:basedOn w:val="VerbatimChar"/>
     <w:rPr>
+      <w:rFonts w:eastAsia="黑体"/>
       <w:color w:val="19177c"/>
     </w:rPr>
   </w:style>
@@ -14695,6 +15376,7 @@
     <w:name w:val="ControlFlowTok"/>
     <w:basedOn w:val="VerbatimChar"/>
     <w:rPr>
+      <w:rFonts w:eastAsia="黑体"/>
       <w:b/>
       <w:color w:val="007020"/>
     </w:rPr>
@@ -14703,6 +15385,7 @@
     <w:name w:val="OperatorTok"/>
     <w:basedOn w:val="VerbatimChar"/>
     <w:rPr>
+      <w:rFonts w:eastAsia="黑体"/>
       <w:color w:val="666666"/>
     </w:rPr>
   </w:style>
@@ -14710,18 +15393,22 @@
     <w:name w:val="BuiltInTok"/>
     <w:basedOn w:val="VerbatimChar"/>
     <w:rPr>
+      <w:rFonts w:eastAsia="黑体"/>
       <w:color w:val="008000"/>
     </w:rPr>
   </w:style>
   <w:style w:type="character" w:customStyle="1" w:styleId="ExtensionTok">
     <w:name w:val="ExtensionTok"/>
     <w:basedOn w:val="VerbatimChar"/>
-    <w:rPr/>
+    <w:rPr>
+      <w:rFonts w:eastAsia="黑体"/>
+    </w:rPr>
   </w:style>
   <w:style w:type="character" w:customStyle="1" w:styleId="PreprocessorTok">
     <w:name w:val="PreprocessorTok"/>
     <w:basedOn w:val="VerbatimChar"/>
     <w:rPr>
+      <w:rFonts w:eastAsia="黑体"/>
       <w:color w:val="bc7a00"/>
     </w:rPr>
   </w:style>
@@ -14729,18 +15416,22 @@
     <w:name w:val="AttributeTok"/>
     <w:basedOn w:val="VerbatimChar"/>
     <w:rPr>
+      <w:rFonts w:eastAsia="黑体"/>
       <w:color w:val="7d9029"/>
     </w:rPr>
   </w:style>
   <w:style w:type="character" w:customStyle="1" w:styleId="RegionMarkerTok">
     <w:name w:val="RegionMarkerTok"/>
     <w:basedOn w:val="VerbatimChar"/>
-    <w:rPr/>
+    <w:rPr>
+      <w:rFonts w:eastAsia="黑体"/>
+    </w:rPr>
   </w:style>
   <w:style w:type="character" w:customStyle="1" w:styleId="InformationTok">
     <w:name w:val="InformationTok"/>
     <w:basedOn w:val="VerbatimChar"/>
     <w:rPr>
+      <w:rFonts w:eastAsia="黑体"/>
       <w:b/>
       <w:i/>
       <w:color w:val="60a0b0"/>
@@ -14750,6 +15441,7 @@
     <w:name w:val="WarningTok"/>
     <w:basedOn w:val="VerbatimChar"/>
     <w:rPr>
+      <w:rFonts w:eastAsia="黑体"/>
       <w:b/>
       <w:i/>
       <w:color w:val="60a0b0"/>
@@ -14759,6 +15451,7 @@
     <w:name w:val="AlertTok"/>
     <w:basedOn w:val="VerbatimChar"/>
     <w:rPr>
+      <w:rFonts w:eastAsia="黑体"/>
       <w:b/>
       <w:color w:val="ff0000"/>
     </w:rPr>
@@ -14767,6 +15460,7 @@
     <w:name w:val="ErrorTok"/>
     <w:basedOn w:val="VerbatimChar"/>
     <w:rPr>
+      <w:rFonts w:eastAsia="黑体"/>
       <w:b/>
       <w:color w:val="ff0000"/>
     </w:rPr>
@@ -14774,7 +15468,9 @@
   <w:style w:type="character" w:customStyle="1" w:styleId="NormalTok">
     <w:name w:val="NormalTok"/>
     <w:basedOn w:val="VerbatimChar"/>
-    <w:rPr/>
+    <w:rPr>
+      <w:rFonts w:eastAsia="黑体"/>
+    </w:rPr>
   </w:style>
 </w:styles>
 </file>
@@ -14823,12 +15519,12 @@
     <a:fontScheme name="Office">
       <a:majorFont>
         <a:latin typeface="Calibri"/>
-        <a:ea typeface=""/>
+        <a:ea typeface="黑体"/>
         <a:cs typeface=""/>
         <a:font script="Jpan" typeface="ＭＳ ゴシック"/>
         <a:font script="Hang" typeface="맑은 고딕"/>
-        <a:font script="Hans" typeface="宋体"/>
-        <a:font script="Hant" typeface="新細明體"/>
+        <a:font script="Hans" typeface="黑体"/>
+        <a:font script="Hant" typeface="黑体"/>
         <a:font script="Arab" typeface="Times New Roman"/>
         <a:font script="Hebr" typeface="Times New Roman"/>
         <a:font script="Thai" typeface="Angsana New"/>
@@ -14858,12 +15554,12 @@
       </a:majorFont>
       <a:minorFont>
         <a:latin typeface="Cambria"/>
-        <a:ea typeface=""/>
+        <a:ea typeface="黑体"/>
         <a:cs typeface=""/>
         <a:font script="Jpan" typeface="ＭＳ 明朝"/>
         <a:font script="Hang" typeface="맑은 고딕"/>
-        <a:font script="Hans" typeface="宋体"/>
-        <a:font script="Hant" typeface="新細明體"/>
+        <a:font script="Hans" typeface="黑体"/>
+        <a:font script="Hant" typeface="黑体"/>
         <a:font script="Arab" typeface="Arial"/>
         <a:font script="Hebr" typeface="Arial"/>
         <a:font script="Thai" typeface="Cordia New"/>

--- a/05-数字电路/03-单片机及嵌入式接口/SPI接口电路/SPI接口电路.docx
+++ b/05-数字电路/03-单片机及嵌入式接口/SPI接口电路/SPI接口电路.docx
@@ -2448,7 +2448,7 @@
           <w:color w:val="555555"/>
           <w:sz w:val="21"/>
         </w:rPr>
-        <w:t>材料收集者：杜文杰，WX手机：19519196569，QQ:3478827729</w:t>
+        <w:t>材料收集者：杜文杰，微信/手机：19519196569，QQ:3478827729</w:t>
       </w:r>
     </w:p>
     <w:sectPr>
